--- a/IT012_Lab03_BaiLam.docx
+++ b/IT012_Lab03_BaiLam.docx
@@ -173,7 +173,6 @@
             </w:pPr>
             <w:r>
               <w:rPr>
-                <w:rFonts w:ascii="Times New Roman" w:hAnsi="Times New Roman" w:eastAsia="Times New Roman"/>
                 <w:sz w:val="20"/>
               </w:rPr>
               <w:t>[Điền họ tên]</w:t>
@@ -228,7 +227,6 @@
             </w:pPr>
             <w:r>
               <w:rPr>
-                <w:rFonts w:ascii="Times New Roman" w:hAnsi="Times New Roman" w:eastAsia="Times New Roman"/>
                 <w:sz w:val="20"/>
               </w:rPr>
               <w:t>[Điền MSSV]</w:t>
@@ -289,7 +287,6 @@
             </w:pPr>
             <w:r>
               <w:rPr>
-                <w:rFonts w:ascii="Times New Roman" w:hAnsi="Times New Roman" w:eastAsia="Times New Roman"/>
                 <w:sz w:val="20"/>
               </w:rPr>
               <w:t>[Điền lớp]</w:t>
@@ -344,7 +341,6 @@
             </w:pPr>
             <w:r>
               <w:rPr>
-                <w:rFonts w:ascii="Times New Roman" w:hAnsi="Times New Roman" w:eastAsia="Times New Roman"/>
                 <w:sz w:val="20"/>
               </w:rPr>
               <w:t>[Điền ngày thực hành thực tế]</w:t>
@@ -405,7 +401,6 @@
             </w:pPr>
             <w:r>
               <w:rPr>
-                <w:rFonts w:ascii="Times New Roman" w:hAnsi="Times New Roman" w:eastAsia="Times New Roman"/>
                 <w:sz w:val="20"/>
               </w:rPr>
               <w:t>[Tự chấm sau thực hành]</w:t>
@@ -460,7 +455,6 @@
             </w:pPr>
             <w:r>
               <w:rPr>
-                <w:rFonts w:ascii="Times New Roman" w:hAnsi="Times New Roman" w:eastAsia="Times New Roman"/>
                 <w:sz w:val="20"/>
               </w:rPr>
               <w:t>[Điền link kho mã sau khi tải lên]</w:t>
@@ -764,6 +758,7 @@
           <w:sz w:val="24"/>
           <w:szCs w:val="24"/>
         </w:rPr>
+        <w:lastRenderedPageBreak/>
         <w:t>C</w:t>
       </w:r>
       <w:r>
@@ -882,7 +877,6 @@
           <w:sz w:val="24"/>
           <w:szCs w:val="24"/>
         </w:rPr>
-        <w:lastRenderedPageBreak/>
         <w:t>D</w:t>
       </w:r>
       <w:r>
@@ -2095,6 +2089,7 @@
               <w:rPr>
                 <w:rFonts w:ascii="Segoe UI Symbol" w:hAnsi="Segoe UI Symbol" w:cs="Segoe UI Symbol"/>
               </w:rPr>
+              <w:lastRenderedPageBreak/>
               <w:t>☐</w:t>
             </w:r>
           </w:p>
@@ -2175,7 +2170,7 @@
             </w:pPr>
             <w:r>
               <w:rPr>
-                <w:rFonts w:ascii="Times New Roman" w:hAnsi="Times New Roman" w:cs="Segoe UI Symbol" w:eastAsia="Times New Roman"/>
+                <w:rFonts w:cs="Segoe UI Symbol"/>
                 <w:sz w:val="20"/>
               </w:rPr>
               <w:t>☐</w:t>
@@ -2278,7 +2273,7 @@
             </w:pPr>
             <w:r>
               <w:rPr>
-                <w:rFonts w:ascii="Times New Roman" w:hAnsi="Times New Roman" w:cs="Segoe UI Symbol" w:eastAsia="Times New Roman"/>
+                <w:rFonts w:cs="Segoe UI Symbol"/>
                 <w:sz w:val="20"/>
               </w:rPr>
               <w:t>☐</w:t>
@@ -2359,7 +2354,7 @@
             </w:pPr>
             <w:r>
               <w:rPr>
-                <w:rFonts w:ascii="Times New Roman" w:hAnsi="Times New Roman" w:cs="Segoe UI Symbol" w:eastAsia="Times New Roman"/>
+                <w:rFonts w:cs="Segoe UI Symbol"/>
                 <w:sz w:val="20"/>
               </w:rPr>
               <w:t>☐</w:t>
@@ -2440,7 +2435,7 @@
             </w:pPr>
             <w:r>
               <w:rPr>
-                <w:rFonts w:ascii="Times New Roman" w:hAnsi="Times New Roman" w:cs="Segoe UI Symbol" w:eastAsia="Times New Roman"/>
+                <w:rFonts w:cs="Segoe UI Symbol"/>
                 <w:sz w:val="20"/>
               </w:rPr>
               <w:t>☐</w:t>
@@ -2521,7 +2516,7 @@
             </w:pPr>
             <w:r>
               <w:rPr>
-                <w:rFonts w:ascii="Times New Roman" w:hAnsi="Times New Roman" w:cs="Segoe UI Symbol" w:eastAsia="Times New Roman"/>
+                <w:rFonts w:cs="Segoe UI Symbol"/>
                 <w:sz w:val="20"/>
               </w:rPr>
               <w:t>☐</w:t>
@@ -2602,7 +2597,7 @@
             </w:pPr>
             <w:r>
               <w:rPr>
-                <w:rFonts w:ascii="Times New Roman" w:hAnsi="Times New Roman" w:cs="Segoe UI Symbol" w:eastAsia="Times New Roman"/>
+                <w:rFonts w:cs="Segoe UI Symbol"/>
                 <w:sz w:val="20"/>
               </w:rPr>
               <w:t>☐</w:t>
@@ -2683,7 +2678,7 @@
             </w:pPr>
             <w:r>
               <w:rPr>
-                <w:rFonts w:ascii="Times New Roman" w:hAnsi="Times New Roman" w:cs="Segoe UI Symbol" w:eastAsia="Times New Roman"/>
+                <w:rFonts w:cs="Segoe UI Symbol"/>
                 <w:sz w:val="20"/>
               </w:rPr>
               <w:t>☐</w:t>
@@ -2764,7 +2759,7 @@
             </w:pPr>
             <w:r>
               <w:rPr>
-                <w:rFonts w:ascii="Times New Roman" w:hAnsi="Times New Roman" w:cs="Segoe UI Symbol" w:eastAsia="Times New Roman"/>
+                <w:rFonts w:cs="Segoe UI Symbol"/>
                 <w:sz w:val="20"/>
               </w:rPr>
               <w:t>☐</w:t>
@@ -3158,10 +3153,16 @@
             </w:pPr>
             <w:r>
               <w:rPr>
-                <w:rFonts w:ascii="Consolas" w:hAnsi="Consolas" w:eastAsia="Consolas"/>
+                <w:rFonts w:ascii="Consolas" w:eastAsia="Consolas" w:hAnsi="Consolas"/>
                 <w:sz w:val="20"/>
               </w:rPr>
               <w:t>Xin chao, MARS!</w:t>
+            </w:r>
+            <w:r>
+              <w:rPr>
+                <w:rFonts w:ascii="Consolas" w:eastAsia="Consolas" w:hAnsi="Consolas"/>
+                <w:sz w:val="20"/>
+              </w:rPr>
               <w:br/>
             </w:r>
           </w:p>
@@ -4384,7 +4385,6 @@
             </w:pPr>
             <w:r>
               <w:rPr>
-                <w:rFonts w:ascii="Times New Roman" w:hAnsi="Times New Roman" w:eastAsia="Times New Roman"/>
                 <w:b/>
                 <w:bCs/>
                 <w:sz w:val="18"/>
@@ -4422,7 +4422,6 @@
             </w:pPr>
             <w:r>
               <w:rPr>
-                <w:rFonts w:eastAsia="Times New Roman" w:ascii="Times New Roman" w:hAnsi="Times New Roman"/>
                 <w:sz w:val="18"/>
               </w:rPr>
               <w:t>$zero</w:t>
@@ -4456,7 +4455,6 @@
             </w:pPr>
             <w:r>
               <w:rPr>
-                <w:rFonts w:ascii="Times New Roman" w:hAnsi="Times New Roman" w:eastAsia="Times New Roman"/>
                 <w:sz w:val="18"/>
                 <w:lang w:val="en-US"/>
               </w:rPr>
@@ -4491,7 +4489,7 @@
             </w:pPr>
             <w:r>
               <w:rPr>
-                <w:rFonts w:ascii="Consolas" w:hAnsi="Consolas" w:eastAsia="Consolas"/>
+                <w:rFonts w:ascii="Consolas" w:eastAsia="Consolas" w:hAnsi="Consolas"/>
                 <w:sz w:val="18"/>
                 <w:lang w:val="en-US"/>
               </w:rPr>
@@ -4528,9 +4526,9 @@
             </w:pPr>
             <w:r>
               <w:rPr>
-                <w:rFonts w:eastAsia="Times New Roman" w:ascii="Times New Roman" w:hAnsi="Times New Roman"/>
-                <w:sz w:val="18"/>
-              </w:rPr>
+                <w:sz w:val="18"/>
+              </w:rPr>
+              <w:lastRenderedPageBreak/>
               <w:t>$v0</w:t>
             </w:r>
           </w:p>
@@ -4562,7 +4560,6 @@
             </w:pPr>
             <w:r>
               <w:rPr>
-                <w:rFonts w:ascii="Times New Roman" w:hAnsi="Times New Roman" w:eastAsia="Times New Roman"/>
                 <w:sz w:val="18"/>
                 <w:lang w:val="en-US"/>
               </w:rPr>
@@ -4597,7 +4594,7 @@
             </w:pPr>
             <w:r>
               <w:rPr>
-                <w:rFonts w:ascii="Consolas" w:hAnsi="Consolas" w:eastAsia="Consolas"/>
+                <w:rFonts w:ascii="Consolas" w:eastAsia="Consolas" w:hAnsi="Consolas"/>
                 <w:sz w:val="18"/>
                 <w:lang w:val="en-US"/>
               </w:rPr>
@@ -4634,7 +4631,6 @@
             </w:pPr>
             <w:r>
               <w:rPr>
-                <w:rFonts w:eastAsia="Times New Roman" w:ascii="Times New Roman" w:hAnsi="Times New Roman"/>
                 <w:sz w:val="18"/>
               </w:rPr>
               <w:t>$a0</w:t>
@@ -4668,7 +4664,6 @@
             </w:pPr>
             <w:r>
               <w:rPr>
-                <w:rFonts w:ascii="Times New Roman" w:hAnsi="Times New Roman" w:eastAsia="Times New Roman"/>
                 <w:sz w:val="18"/>
                 <w:lang w:val="en-US"/>
               </w:rPr>
@@ -4700,7 +4695,7 @@
             </w:pPr>
             <w:r>
               <w:rPr>
-                <w:rFonts w:ascii="Consolas" w:hAnsi="Consolas" w:eastAsia="Consolas"/>
+                <w:rFonts w:ascii="Consolas" w:eastAsia="Consolas" w:hAnsi="Consolas"/>
                 <w:sz w:val="18"/>
                 <w:lang w:val="en-US"/>
               </w:rPr>
@@ -4737,7 +4732,6 @@
             </w:pPr>
             <w:r>
               <w:rPr>
-                <w:rFonts w:eastAsia="Times New Roman" w:ascii="Times New Roman" w:hAnsi="Times New Roman"/>
                 <w:sz w:val="18"/>
               </w:rPr>
               <w:t>$t0</w:t>
@@ -4771,7 +4765,6 @@
             </w:pPr>
             <w:r>
               <w:rPr>
-                <w:rFonts w:ascii="Times New Roman" w:hAnsi="Times New Roman" w:eastAsia="Times New Roman"/>
                 <w:sz w:val="18"/>
                 <w:lang w:val="en-US"/>
               </w:rPr>
@@ -4806,7 +4799,7 @@
             </w:pPr>
             <w:r>
               <w:rPr>
-                <w:rFonts w:ascii="Consolas" w:hAnsi="Consolas" w:eastAsia="Consolas"/>
+                <w:rFonts w:ascii="Consolas" w:eastAsia="Consolas" w:hAnsi="Consolas"/>
                 <w:sz w:val="18"/>
                 <w:lang w:val="en-US"/>
               </w:rPr>
@@ -4843,7 +4836,6 @@
             </w:pPr>
             <w:r>
               <w:rPr>
-                <w:rFonts w:eastAsia="Times New Roman" w:ascii="Times New Roman" w:hAnsi="Times New Roman"/>
                 <w:sz w:val="18"/>
               </w:rPr>
               <w:t>$t9</w:t>
@@ -4877,7 +4869,6 @@
             </w:pPr>
             <w:r>
               <w:rPr>
-                <w:rFonts w:ascii="Times New Roman" w:hAnsi="Times New Roman" w:eastAsia="Times New Roman"/>
                 <w:sz w:val="18"/>
                 <w:lang w:val="en-US"/>
               </w:rPr>
@@ -4909,7 +4900,7 @@
             </w:pPr>
             <w:r>
               <w:rPr>
-                <w:rFonts w:ascii="Consolas" w:hAnsi="Consolas" w:eastAsia="Consolas"/>
+                <w:rFonts w:ascii="Consolas" w:eastAsia="Consolas" w:hAnsi="Consolas"/>
                 <w:sz w:val="18"/>
                 <w:lang w:val="en-US"/>
               </w:rPr>
@@ -4946,7 +4937,6 @@
             </w:pPr>
             <w:r>
               <w:rPr>
-                <w:rFonts w:eastAsia="Times New Roman" w:ascii="Times New Roman" w:hAnsi="Times New Roman"/>
                 <w:sz w:val="18"/>
               </w:rPr>
               <w:t>$s0</w:t>
@@ -4980,7 +4970,6 @@
             </w:pPr>
             <w:r>
               <w:rPr>
-                <w:rFonts w:ascii="Times New Roman" w:hAnsi="Times New Roman" w:eastAsia="Times New Roman"/>
                 <w:sz w:val="18"/>
                 <w:lang w:val="en-US"/>
               </w:rPr>
@@ -5012,7 +5001,7 @@
             </w:pPr>
             <w:r>
               <w:rPr>
-                <w:rFonts w:ascii="Consolas" w:hAnsi="Consolas" w:eastAsia="Consolas"/>
+                <w:rFonts w:ascii="Consolas" w:eastAsia="Consolas" w:hAnsi="Consolas"/>
                 <w:sz w:val="18"/>
                 <w:lang w:val="en-US"/>
               </w:rPr>
@@ -5049,7 +5038,6 @@
             </w:pPr>
             <w:r>
               <w:rPr>
-                <w:rFonts w:eastAsia="Times New Roman" w:ascii="Times New Roman" w:hAnsi="Times New Roman"/>
                 <w:sz w:val="18"/>
               </w:rPr>
               <w:t>$sp</w:t>
@@ -5083,7 +5071,6 @@
             </w:pPr>
             <w:r>
               <w:rPr>
-                <w:rFonts w:ascii="Times New Roman" w:hAnsi="Times New Roman" w:eastAsia="Times New Roman"/>
                 <w:sz w:val="18"/>
                 <w:lang w:val="en-US"/>
               </w:rPr>
@@ -5115,7 +5102,7 @@
             </w:pPr>
             <w:r>
               <w:rPr>
-                <w:rFonts w:ascii="Consolas" w:hAnsi="Consolas" w:eastAsia="Consolas"/>
+                <w:rFonts w:ascii="Consolas" w:eastAsia="Consolas" w:hAnsi="Consolas"/>
                 <w:sz w:val="18"/>
                 <w:lang w:val="en-US"/>
               </w:rPr>
@@ -5152,7 +5139,6 @@
             </w:pPr>
             <w:r>
               <w:rPr>
-                <w:rFonts w:eastAsia="Times New Roman" w:ascii="Times New Roman" w:hAnsi="Times New Roman"/>
                 <w:sz w:val="18"/>
               </w:rPr>
               <w:t>pc</w:t>
@@ -5182,7 +5168,6 @@
             </w:pPr>
             <w:r>
               <w:rPr>
-                <w:rFonts w:ascii="Times New Roman" w:hAnsi="Times New Roman" w:eastAsia="Times New Roman"/>
                 <w:sz w:val="18"/>
               </w:rPr>
               <w:t>—</w:t>
@@ -5216,7 +5201,7 @@
             </w:pPr>
             <w:r>
               <w:rPr>
-                <w:rFonts w:ascii="Consolas" w:hAnsi="Consolas" w:eastAsia="Consolas"/>
+                <w:rFonts w:ascii="Consolas" w:eastAsia="Consolas" w:hAnsi="Consolas"/>
                 <w:sz w:val="18"/>
                 <w:lang w:val="en-US"/>
               </w:rPr>
@@ -5309,7 +5294,6 @@
             </w:pPr>
             <w:r>
               <w:rPr>
-                <w:rFonts w:ascii="Times New Roman" w:hAnsi="Times New Roman" w:eastAsia="Times New Roman"/>
                 <w:sz w:val="20"/>
               </w:rPr>
               <w:t>pc = 0x00400000, bằng địa chỉ của lệnh đầu tiên trong Text Segment. Điều này cho thấy pc giữ địa chỉ lệnh sẽ được thực thi tiếp theo. Khi bắt đầu chương trình, CPU lấy lệnh đầu tiên tại địa chỉ này; sau một lệnh tuần tự, pc chuyển tới lệnh kế tiếp.</w:t>
@@ -5587,7 +5571,6 @@
         </w:rPr>
         <w:t>Bảng 5. Dự đoán minh họa và kết quả lý thuyết (thanh ghi: thập phân; pc: hexa)</w:t>
       </w:r>
-      <w:r/>
     </w:p>
     <w:tbl>
       <w:tblPr>
@@ -5717,7 +5700,6 @@
             </w:pPr>
             <w:r>
               <w:rPr>
-                <w:rFonts w:ascii="Times New Roman" w:hAnsi="Times New Roman" w:eastAsia="Times New Roman"/>
                 <w:b/>
                 <w:bCs/>
                 <w:sz w:val="18"/>
@@ -5755,7 +5737,6 @@
             </w:pPr>
             <w:r>
               <w:rPr>
-                <w:rFonts w:ascii="Times New Roman" w:hAnsi="Times New Roman" w:eastAsia="Times New Roman"/>
                 <w:b/>
                 <w:bCs/>
                 <w:sz w:val="18"/>
@@ -5793,7 +5774,6 @@
             </w:pPr>
             <w:r>
               <w:rPr>
-                <w:rFonts w:ascii="Times New Roman" w:hAnsi="Times New Roman" w:eastAsia="Times New Roman"/>
                 <w:b/>
                 <w:bCs/>
                 <w:sz w:val="18"/>
@@ -5887,7 +5867,6 @@
             </w:pPr>
             <w:r>
               <w:rPr>
-                <w:rFonts w:ascii="Times New Roman" w:hAnsi="Times New Roman" w:eastAsia="Times New Roman"/>
                 <w:sz w:val="20"/>
                 <w:lang w:val="en-US"/>
               </w:rPr>
@@ -5919,7 +5898,6 @@
             </w:pPr>
             <w:r>
               <w:rPr>
-                <w:rFonts w:ascii="Times New Roman" w:hAnsi="Times New Roman" w:eastAsia="Times New Roman"/>
                 <w:sz w:val="20"/>
                 <w:lang w:val="en-US"/>
               </w:rPr>
@@ -5951,7 +5929,7 @@
             </w:pPr>
             <w:r>
               <w:rPr>
-                <w:rFonts w:ascii="Consolas" w:hAnsi="Consolas" w:eastAsia="Consolas"/>
+                <w:rFonts w:ascii="Consolas" w:eastAsia="Consolas" w:hAnsi="Consolas"/>
                 <w:sz w:val="18"/>
               </w:rPr>
               <w:t>0x00400004</w:t>
@@ -6043,7 +6021,6 @@
             </w:pPr>
             <w:r>
               <w:rPr>
-                <w:rFonts w:ascii="Times New Roman" w:hAnsi="Times New Roman" w:eastAsia="Times New Roman"/>
                 <w:sz w:val="20"/>
                 <w:lang w:val="en-US"/>
               </w:rPr>
@@ -6075,7 +6052,6 @@
             </w:pPr>
             <w:r>
               <w:rPr>
-                <w:rFonts w:ascii="Times New Roman" w:hAnsi="Times New Roman" w:eastAsia="Times New Roman"/>
                 <w:sz w:val="20"/>
                 <w:lang w:val="en-US"/>
               </w:rPr>
@@ -6107,7 +6083,7 @@
             </w:pPr>
             <w:r>
               <w:rPr>
-                <w:rFonts w:ascii="Consolas" w:hAnsi="Consolas" w:eastAsia="Consolas"/>
+                <w:rFonts w:ascii="Consolas" w:eastAsia="Consolas" w:hAnsi="Consolas"/>
                 <w:sz w:val="18"/>
               </w:rPr>
               <w:t>0x00400008</w:t>
@@ -6199,7 +6175,6 @@
             </w:pPr>
             <w:r>
               <w:rPr>
-                <w:rFonts w:ascii="Times New Roman" w:hAnsi="Times New Roman" w:eastAsia="Times New Roman"/>
                 <w:sz w:val="20"/>
                 <w:lang w:val="en-US"/>
               </w:rPr>
@@ -6231,7 +6206,6 @@
             </w:pPr>
             <w:r>
               <w:rPr>
-                <w:rFonts w:ascii="Times New Roman" w:hAnsi="Times New Roman" w:eastAsia="Times New Roman"/>
                 <w:sz w:val="20"/>
                 <w:lang w:val="en-US"/>
               </w:rPr>
@@ -6263,7 +6237,7 @@
             </w:pPr>
             <w:r>
               <w:rPr>
-                <w:rFonts w:ascii="Consolas" w:hAnsi="Consolas" w:eastAsia="Consolas"/>
+                <w:rFonts w:ascii="Consolas" w:eastAsia="Consolas" w:hAnsi="Consolas"/>
                 <w:sz w:val="18"/>
               </w:rPr>
               <w:t>0x0040000c</w:t>
@@ -6355,7 +6329,6 @@
             </w:pPr>
             <w:r>
               <w:rPr>
-                <w:rFonts w:ascii="Times New Roman" w:hAnsi="Times New Roman" w:eastAsia="Times New Roman"/>
                 <w:sz w:val="20"/>
                 <w:lang w:val="en-US"/>
               </w:rPr>
@@ -6390,7 +6363,6 @@
             </w:pPr>
             <w:r>
               <w:rPr>
-                <w:rFonts w:ascii="Times New Roman" w:hAnsi="Times New Roman" w:eastAsia="Times New Roman"/>
                 <w:sz w:val="20"/>
                 <w:lang w:val="en-US"/>
               </w:rPr>
@@ -6422,7 +6394,7 @@
             </w:pPr>
             <w:r>
               <w:rPr>
-                <w:rFonts w:ascii="Consolas" w:hAnsi="Consolas" w:eastAsia="Consolas"/>
+                <w:rFonts w:ascii="Consolas" w:eastAsia="Consolas" w:hAnsi="Consolas"/>
                 <w:sz w:val="18"/>
               </w:rPr>
               <w:t>0x00400010</w:t>
@@ -6514,7 +6486,6 @@
             </w:pPr>
             <w:r>
               <w:rPr>
-                <w:rFonts w:ascii="Times New Roman" w:hAnsi="Times New Roman" w:eastAsia="Times New Roman"/>
                 <w:sz w:val="20"/>
                 <w:lang w:val="en-US"/>
               </w:rPr>
@@ -6549,7 +6520,6 @@
             </w:pPr>
             <w:r>
               <w:rPr>
-                <w:rFonts w:ascii="Times New Roman" w:hAnsi="Times New Roman" w:eastAsia="Times New Roman"/>
                 <w:sz w:val="20"/>
                 <w:lang w:val="en-US"/>
               </w:rPr>
@@ -6581,7 +6551,7 @@
             </w:pPr>
             <w:r>
               <w:rPr>
-                <w:rFonts w:ascii="Consolas" w:hAnsi="Consolas" w:eastAsia="Consolas"/>
+                <w:rFonts w:ascii="Consolas" w:eastAsia="Consolas" w:hAnsi="Consolas"/>
                 <w:sz w:val="18"/>
               </w:rPr>
               <w:t>0x00400014</w:t>
@@ -6674,7 +6644,6 @@
             </w:pPr>
             <w:r>
               <w:rPr>
-                <w:rFonts w:ascii="Times New Roman" w:hAnsi="Times New Roman" w:eastAsia="Times New Roman"/>
                 <w:sz w:val="20"/>
               </w:rPr>
               <w:t>0x0000002a = 2 × 16 + 10 = 32 + 10 = 42. Chữ số a trong hệ hexa tương ứng với 10 trong hệ thập phân.</w:t>
@@ -6756,7 +6725,6 @@
             </w:pPr>
             <w:r>
               <w:rPr>
-                <w:rFonts w:ascii="Times New Roman" w:hAnsi="Times New Roman" w:eastAsia="Times New Roman"/>
                 <w:sz w:val="20"/>
               </w:rPr>
               <w:t>Sai lệch bắt đầu ở lệnh addi $zero, $zero, 5: dự đoán minh họa là 5 nhưng $zero luôn bằng 0. MIPS bỏ qua việc ghi vào $zero, nên lệnh kế tiếp add $t3, $zero, $t2 cho $t3 = 0 + 42 = 42, thay vì 47 theo giả định sai. Dự đoán ở lệnh thứ năm bị ảnh hưởng bởi cùng nhầm lẫn này; phép cộng 12 + 30 ở lệnh thứ ba vẫn bằng 42.</w:t>
@@ -6835,10 +6803,14 @@
             </w:pPr>
             <w:r>
               <w:rPr>
-                <w:rFonts w:ascii="Times New Roman" w:hAnsi="Times New Roman" w:eastAsia="Times New Roman"/>
                 <w:sz w:val="20"/>
               </w:rPr>
               <w:t>pc tăng 4 byte sau mỗi lệnh tuần tự. Các giá trị sau năm lệnh lần lượt là 0x00400004, 0x00400008, 0x0040000c, 0x00400010 và 0x00400014. Mỗi lệnh MIPS dài 32 bit = 4 byte, trong khi bộ nhớ được đánh địa chỉ theo byte, nên địa chỉ lệnh tiếp theo tăng thêm 4.</w:t>
+            </w:r>
+            <w:r>
+              <w:rPr>
+                <w:sz w:val="20"/>
+              </w:rPr>
               <w:br/>
               <w:t>Về Backstep: nếu hoàn tác lệnh thứ năm, $t3 trở về 0 và pc trở về 0x00400010; thực hiện lại lệnh đó cho $t3 = 42 và pc = 0x00400014.</w:t>
             </w:r>
@@ -6899,23 +6871,42 @@
               <w:spacing w:after="0" w:line="240" w:lineRule="auto"/>
             </w:pPr>
             <w:r>
-              <w:rPr>
-                <w:rFonts w:ascii="Consolas" w:hAnsi="Consolas" w:eastAsia="Consolas"/>
-                <w:sz w:val="20"/>
-              </w:rPr>
-              <w:t>Thanh ghi   Thập phân   Hexa</w:t>
-              <w:br/>
-              <w:t>$zero              0   0x00000000</w:t>
-              <w:br/>
-              <w:t>$t0               12   0x0000000c</w:t>
-              <w:br/>
-              <w:t>$t1               30   0x0000001e</w:t>
-              <w:br/>
-              <w:t>$t2               42   0x0000002a</w:t>
-              <w:br/>
-              <w:t>$t3               42   0x0000002a</w:t>
-              <w:br/>
-              <w:t>pc                     0x00400014</w:t>
+              <w:lastRenderedPageBreak/>
+              <w:drawing>
+                <wp:inline distT="0" distB="0" distL="0" distR="0" wp14:anchorId="7182EE48" wp14:editId="46FC3798">
+                  <wp:extent cx="4963218" cy="5582429"/>
+                  <wp:effectExtent l="0" t="0" r="8890" b="0"/>
+                  <wp:docPr id="141687838" name="Hình ảnh 1"/>
+                  <wp:cNvGraphicFramePr>
+                    <a:graphicFrameLocks xmlns:a="http://schemas.openxmlformats.org/drawingml/2006/main" noChangeAspect="1"/>
+                  </wp:cNvGraphicFramePr>
+                  <a:graphic xmlns:a="http://schemas.openxmlformats.org/drawingml/2006/main">
+                    <a:graphicData uri="http://schemas.openxmlformats.org/drawingml/2006/picture">
+                      <pic:pic xmlns:pic="http://schemas.openxmlformats.org/drawingml/2006/picture">
+                        <pic:nvPicPr>
+                          <pic:cNvPr id="141687838" name=""/>
+                          <pic:cNvPicPr/>
+                        </pic:nvPicPr>
+                        <pic:blipFill>
+                          <a:blip r:embed="rId7"/>
+                          <a:stretch>
+                            <a:fillRect/>
+                          </a:stretch>
+                        </pic:blipFill>
+                        <pic:spPr>
+                          <a:xfrm>
+                            <a:off x="0" y="0"/>
+                            <a:ext cx="4963218" cy="5582429"/>
+                          </a:xfrm>
+                          <a:prstGeom prst="rect">
+                            <a:avLst/>
+                          </a:prstGeom>
+                        </pic:spPr>
+                      </pic:pic>
+                    </a:graphicData>
+                  </a:graphic>
+                </wp:inline>
+              </w:drawing>
             </w:r>
           </w:p>
         </w:tc>
@@ -8169,7 +8160,6 @@
             </w:pPr>
             <w:r>
               <w:rPr>
-                <w:rFonts w:ascii="Times New Roman" w:hAnsi="Times New Roman" w:eastAsia="Times New Roman"/>
                 <w:sz w:val="20"/>
               </w:rPr>
               <w:t>12 (thập phân), vì 7 + 5 = 12.</w:t>
@@ -8252,7 +8242,6 @@
             </w:pPr>
             <w:r>
               <w:rPr>
-                <w:rFonts w:ascii="Times New Roman" w:hAnsi="Times New Roman" w:eastAsia="Times New Roman"/>
                 <w:sz w:val="18"/>
               </w:rPr>
               <w:t>Sau khi thực thi</w:t>
@@ -8396,7 +8385,6 @@
             </w:pPr>
             <w:r>
               <w:rPr>
-                <w:rFonts w:ascii="Times New Roman" w:hAnsi="Times New Roman" w:eastAsia="Times New Roman"/>
                 <w:sz w:val="20"/>
               </w:rPr>
               <w:t>0</w:t>
@@ -8427,7 +8415,6 @@
             </w:pPr>
             <w:r>
               <w:rPr>
-                <w:rFonts w:ascii="Times New Roman" w:hAnsi="Times New Roman" w:eastAsia="Times New Roman"/>
                 <w:sz w:val="20"/>
               </w:rPr>
               <w:t>7</w:t>
@@ -8458,7 +8445,6 @@
             </w:pPr>
             <w:r>
               <w:rPr>
-                <w:rFonts w:ascii="Times New Roman" w:hAnsi="Times New Roman" w:eastAsia="Times New Roman"/>
                 <w:sz w:val="20"/>
               </w:rPr>
               <w:t>0</w:t>
@@ -8521,7 +8507,6 @@
             </w:pPr>
             <w:r>
               <w:rPr>
-                <w:rFonts w:ascii="Times New Roman" w:hAnsi="Times New Roman" w:eastAsia="Times New Roman"/>
                 <w:sz w:val="20"/>
               </w:rPr>
               <w:t>0</w:t>
@@ -8552,7 +8537,6 @@
             </w:pPr>
             <w:r>
               <w:rPr>
-                <w:rFonts w:ascii="Times New Roman" w:hAnsi="Times New Roman" w:eastAsia="Times New Roman"/>
                 <w:sz w:val="20"/>
               </w:rPr>
               <w:t>7</w:t>
@@ -8583,7 +8567,6 @@
             </w:pPr>
             <w:r>
               <w:rPr>
-                <w:rFonts w:ascii="Times New Roman" w:hAnsi="Times New Roman" w:eastAsia="Times New Roman"/>
                 <w:sz w:val="20"/>
               </w:rPr>
               <w:t>5</w:t>
@@ -8646,7 +8629,6 @@
             </w:pPr>
             <w:r>
               <w:rPr>
-                <w:rFonts w:ascii="Times New Roman" w:hAnsi="Times New Roman" w:eastAsia="Times New Roman"/>
                 <w:sz w:val="20"/>
               </w:rPr>
               <w:t>12</w:t>
@@ -8677,7 +8659,6 @@
             </w:pPr>
             <w:r>
               <w:rPr>
-                <w:rFonts w:ascii="Times New Roman" w:hAnsi="Times New Roman" w:eastAsia="Times New Roman"/>
                 <w:sz w:val="20"/>
               </w:rPr>
               <w:t>7</w:t>
@@ -8708,7 +8689,6 @@
             </w:pPr>
             <w:r>
               <w:rPr>
-                <w:rFonts w:ascii="Times New Roman" w:hAnsi="Times New Roman" w:eastAsia="Times New Roman"/>
                 <w:sz w:val="20"/>
               </w:rPr>
               <w:t>5</w:t>
@@ -9058,7 +9038,7 @@
             </w:pPr>
             <w:r>
               <w:rPr>
-                <w:rFonts w:ascii="Consolas" w:hAnsi="Consolas" w:eastAsia="Consolas"/>
+                <w:rFonts w:ascii="Consolas" w:eastAsia="Consolas" w:hAnsi="Consolas"/>
                 <w:sz w:val="20"/>
               </w:rPr>
               <w:t>0x00400008</w:t>
@@ -9121,7 +9101,7 @@
             </w:pPr>
             <w:r>
               <w:rPr>
-                <w:rFonts w:ascii="Consolas" w:hAnsi="Consolas" w:eastAsia="Consolas"/>
+                <w:rFonts w:ascii="Consolas" w:eastAsia="Consolas" w:hAnsi="Consolas"/>
                 <w:sz w:val="20"/>
               </w:rPr>
               <w:t>0x012A4020</w:t>
@@ -9473,7 +9453,7 @@
             </w:pPr>
             <w:r>
               <w:rPr>
-                <w:rFonts w:ascii="Consolas" w:hAnsi="Consolas" w:eastAsia="Consolas"/>
+                <w:rFonts w:ascii="Consolas" w:eastAsia="Consolas" w:hAnsi="Consolas"/>
                 <w:sz w:val="18"/>
               </w:rPr>
               <w:t>000000</w:t>
@@ -9504,7 +9484,7 @@
             </w:pPr>
             <w:r>
               <w:rPr>
-                <w:rFonts w:ascii="Consolas" w:hAnsi="Consolas" w:eastAsia="Consolas"/>
+                <w:rFonts w:ascii="Consolas" w:eastAsia="Consolas" w:hAnsi="Consolas"/>
                 <w:sz w:val="18"/>
               </w:rPr>
               <w:t>01001</w:t>
@@ -9535,7 +9515,7 @@
             </w:pPr>
             <w:r>
               <w:rPr>
-                <w:rFonts w:ascii="Consolas" w:hAnsi="Consolas" w:eastAsia="Consolas"/>
+                <w:rFonts w:ascii="Consolas" w:eastAsia="Consolas" w:hAnsi="Consolas"/>
                 <w:sz w:val="18"/>
               </w:rPr>
               <w:t>01010</w:t>
@@ -9566,7 +9546,7 @@
             </w:pPr>
             <w:r>
               <w:rPr>
-                <w:rFonts w:ascii="Consolas" w:hAnsi="Consolas" w:eastAsia="Consolas"/>
+                <w:rFonts w:ascii="Consolas" w:eastAsia="Consolas" w:hAnsi="Consolas"/>
                 <w:sz w:val="18"/>
               </w:rPr>
               <w:t>01000</w:t>
@@ -9597,7 +9577,7 @@
             </w:pPr>
             <w:r>
               <w:rPr>
-                <w:rFonts w:ascii="Consolas" w:hAnsi="Consolas" w:eastAsia="Consolas"/>
+                <w:rFonts w:ascii="Consolas" w:eastAsia="Consolas" w:hAnsi="Consolas"/>
                 <w:sz w:val="18"/>
               </w:rPr>
               <w:t>00000</w:t>
@@ -9628,7 +9608,7 @@
             </w:pPr>
             <w:r>
               <w:rPr>
-                <w:rFonts w:ascii="Consolas" w:hAnsi="Consolas" w:eastAsia="Consolas"/>
+                <w:rFonts w:ascii="Consolas" w:eastAsia="Consolas" w:hAnsi="Consolas"/>
                 <w:sz w:val="18"/>
               </w:rPr>
               <w:t>100000</w:t>
@@ -9688,7 +9668,6 @@
             </w:pPr>
             <w:r>
               <w:rPr>
-                <w:rFonts w:ascii="Times New Roman" w:hAnsi="Times New Roman" w:eastAsia="Times New Roman"/>
                 <w:sz w:val="18"/>
               </w:rPr>
               <w:t>0</w:t>
@@ -9719,7 +9698,6 @@
             </w:pPr>
             <w:r>
               <w:rPr>
-                <w:rFonts w:ascii="Times New Roman" w:hAnsi="Times New Roman" w:eastAsia="Times New Roman"/>
                 <w:sz w:val="18"/>
               </w:rPr>
               <w:t>9</w:t>
@@ -9750,7 +9728,6 @@
             </w:pPr>
             <w:r>
               <w:rPr>
-                <w:rFonts w:ascii="Times New Roman" w:hAnsi="Times New Roman" w:eastAsia="Times New Roman"/>
                 <w:sz w:val="18"/>
               </w:rPr>
               <w:t>10</w:t>
@@ -9781,7 +9758,6 @@
             </w:pPr>
             <w:r>
               <w:rPr>
-                <w:rFonts w:ascii="Times New Roman" w:hAnsi="Times New Roman" w:eastAsia="Times New Roman"/>
                 <w:sz w:val="18"/>
               </w:rPr>
               <w:t>8</w:t>
@@ -9812,7 +9788,6 @@
             </w:pPr>
             <w:r>
               <w:rPr>
-                <w:rFonts w:ascii="Times New Roman" w:hAnsi="Times New Roman" w:eastAsia="Times New Roman"/>
                 <w:sz w:val="18"/>
               </w:rPr>
               <w:t>0</w:t>
@@ -9843,7 +9818,6 @@
             </w:pPr>
             <w:r>
               <w:rPr>
-                <w:rFonts w:ascii="Times New Roman" w:hAnsi="Times New Roman" w:eastAsia="Times New Roman"/>
                 <w:sz w:val="18"/>
               </w:rPr>
               <w:t>32</w:t>
@@ -9947,7 +9921,6 @@
             </w:pPr>
             <w:r>
               <w:rPr>
-                <w:rFonts w:ascii="Times New Roman" w:hAnsi="Times New Roman" w:eastAsia="Times New Roman"/>
                 <w:sz w:val="20"/>
               </w:rPr>
               <w:t>rs = 9 là $t1 (nguồn 1); rt = 10 là $t2 (nguồn 2); rd = 8 là $t0 (đích). Hợp ngữ viết add rd, rs, rt, còn từ mã máy sắp các trường theo op | rs | rt | rd | shamt | funct. Với add, op = 0, shamt = 0, funct = 32.</w:t>
@@ -10060,7 +10033,6 @@
             </w:pPr>
             <w:r>
               <w:rPr>
-                <w:rFonts w:ascii="Times New Roman" w:hAnsi="Times New Roman" w:eastAsia="Times New Roman"/>
                 <w:sz w:val="20"/>
               </w:rPr>
               <w:t>Source: li $v0, 10. Với hằng số nhỏ 10, lệnh giả này được triển khai bằng lệnh cơ bản addiu $v0, $zero, 10. li không phải là lệnh phần cứng MIPS cơ bản; assembler dịch nó thành một hoặc nhiều lệnh thật tùy hằng số. Ở đây một lệnh thật đủ để đặt $v0 = 10.</w:t>
@@ -10073,6 +10045,119 @@
     <w:p>
       <w:r>
         <w:t>Biểu diễn lệnh add trong Text Segment theo cách mã hóa MIPS:</w:t>
+      </w:r>
+    </w:p>
+    <w:tbl>
+      <w:tblPr>
+        <w:tblW w:w="9638" w:type="dxa"/>
+        <w:tblBorders>
+          <w:top w:val="single" w:sz="4" w:space="0" w:color="auto"/>
+          <w:left w:val="single" w:sz="4" w:space="0" w:color="auto"/>
+          <w:bottom w:val="single" w:sz="4" w:space="0" w:color="auto"/>
+          <w:right w:val="single" w:sz="4" w:space="0" w:color="auto"/>
+          <w:insideH w:val="single" w:sz="4" w:space="0" w:color="auto"/>
+          <w:insideV w:val="single" w:sz="4" w:space="0" w:color="auto"/>
+        </w:tblBorders>
+        <w:tblCellMar>
+          <w:left w:w="10" w:type="dxa"/>
+          <w:right w:w="10" w:type="dxa"/>
+        </w:tblCellMar>
+        <w:tblLook w:val="0000" w:firstRow="0" w:lastRow="0" w:firstColumn="0" w:lastColumn="0" w:noHBand="0" w:noVBand="0"/>
+      </w:tblPr>
+      <w:tblGrid>
+        <w:gridCol w:w="9918"/>
+      </w:tblGrid>
+      <w:tr>
+        <w:trPr>
+          <w:cantSplit/>
+          <w:trHeight w:val="2000"/>
+        </w:trPr>
+        <w:tc>
+          <w:tcPr>
+            <w:tcW w:w="9638" w:type="dxa"/>
+            <w:tcBorders>
+              <w:top w:val="dashed" w:sz="8" w:space="0" w:color="7F7F7F"/>
+              <w:left w:val="dashed" w:sz="8" w:space="0" w:color="7F7F7F"/>
+              <w:bottom w:val="dashed" w:sz="8" w:space="0" w:color="7F7F7F"/>
+              <w:right w:val="dashed" w:sz="8" w:space="0" w:color="7F7F7F"/>
+            </w:tcBorders>
+            <w:tcMar>
+              <w:top w:w="100" w:type="dxa"/>
+              <w:left w:w="140" w:type="dxa"/>
+              <w:bottom w:w="100" w:type="dxa"/>
+              <w:right w:w="140" w:type="dxa"/>
+            </w:tcMar>
+            <w:vAlign w:val="center"/>
+          </w:tcPr>
+          <w:p>
+            <w:pPr>
+              <w:spacing w:after="0" w:line="240" w:lineRule="auto"/>
+            </w:pPr>
+            <w:r>
+              <w:rPr>
+                <w:rFonts w:ascii="Consolas" w:eastAsia="Consolas" w:hAnsi="Consolas"/>
+                <w:sz w:val="18"/>
+              </w:rPr>
+              <w:lastRenderedPageBreak/>
+              <w:drawing>
+                <wp:inline distT="0" distB="0" distL="0" distR="0" wp14:anchorId="4E6EB8D1" wp14:editId="08B50711">
+                  <wp:extent cx="6120130" cy="508635"/>
+                  <wp:effectExtent l="0" t="0" r="0" b="5715"/>
+                  <wp:docPr id="550056420" name="Hình ảnh 1"/>
+                  <wp:cNvGraphicFramePr>
+                    <a:graphicFrameLocks xmlns:a="http://schemas.openxmlformats.org/drawingml/2006/main" noChangeAspect="1"/>
+                  </wp:cNvGraphicFramePr>
+                  <a:graphic xmlns:a="http://schemas.openxmlformats.org/drawingml/2006/main">
+                    <a:graphicData uri="http://schemas.openxmlformats.org/drawingml/2006/picture">
+                      <pic:pic xmlns:pic="http://schemas.openxmlformats.org/drawingml/2006/picture">
+                        <pic:nvPicPr>
+                          <pic:cNvPr id="550056420" name=""/>
+                          <pic:cNvPicPr/>
+                        </pic:nvPicPr>
+                        <pic:blipFill>
+                          <a:blip r:embed="rId8"/>
+                          <a:stretch>
+                            <a:fillRect/>
+                          </a:stretch>
+                        </pic:blipFill>
+                        <pic:spPr>
+                          <a:xfrm>
+                            <a:off x="0" y="0"/>
+                            <a:ext cx="6120130" cy="508635"/>
+                          </a:xfrm>
+                          <a:prstGeom prst="rect">
+                            <a:avLst/>
+                          </a:prstGeom>
+                        </pic:spPr>
+                      </pic:pic>
+                    </a:graphicData>
+                  </a:graphic>
+                </wp:inline>
+              </w:drawing>
+            </w:r>
+          </w:p>
+        </w:tc>
+      </w:tr>
+    </w:tbl>
+    <w:p/>
+    <w:p>
+      <w:pPr>
+        <w:rPr>
+          <w:b/>
+          <w:bCs/>
+        </w:rPr>
+      </w:pPr>
+      <w:r>
+        <w:rPr>
+          <w:b/>
+          <w:bCs/>
+        </w:rPr>
+        <w:t>Bước 2.3 – Điện năng tiêu thụ của một hộ gia đình (12 phút)</w:t>
+      </w:r>
+    </w:p>
+    <w:p>
+      <w:r>
+        <w:t xml:space="preserve">Mã nguồn 3 nạp bốn chỉ số công tơ (đơn vị kWh) ghi vào đầu tháng 1, đầu tháng 2, đầu tháng 3 và cuối tháng 3. Hoàn thành chương trình sao cho </w:t>
       </w:r>
       <w:r>
         <w:rPr>
@@ -10080,8 +10165,375 @@
           <w:sz w:val="20"/>
           <w:szCs w:val="20"/>
         </w:rPr>
-      </w:r>
-      <w:r/>
+        <w:t>$t0</w:t>
+      </w:r>
+      <w:r>
+        <w:t xml:space="preserve">, </w:t>
+      </w:r>
+      <w:r>
+        <w:rPr>
+          <w:rFonts w:ascii="Courier New" w:eastAsia="Courier New" w:hAnsi="Courier New" w:cs="Courier New"/>
+          <w:sz w:val="20"/>
+          <w:szCs w:val="20"/>
+        </w:rPr>
+        <w:t>$t1</w:t>
+      </w:r>
+      <w:r>
+        <w:t xml:space="preserve"> và </w:t>
+      </w:r>
+      <w:r>
+        <w:rPr>
+          <w:rFonts w:ascii="Courier New" w:eastAsia="Courier New" w:hAnsi="Courier New" w:cs="Courier New"/>
+          <w:sz w:val="20"/>
+          <w:szCs w:val="20"/>
+        </w:rPr>
+        <w:t>$t2</w:t>
+      </w:r>
+      <w:r>
+        <w:t xml:space="preserve"> chứa điện năng tiêu thụ của tháng 1, 2 và 3, còn </w:t>
+      </w:r>
+      <w:r>
+        <w:rPr>
+          <w:rFonts w:ascii="Courier New" w:eastAsia="Courier New" w:hAnsi="Courier New" w:cs="Courier New"/>
+          <w:sz w:val="20"/>
+          <w:szCs w:val="20"/>
+        </w:rPr>
+        <w:t>$t3</w:t>
+      </w:r>
+      <w:r>
+        <w:t xml:space="preserve"> chứa tổng. Chỉ dùng </w:t>
+      </w:r>
+      <w:r>
+        <w:rPr>
+          <w:rFonts w:ascii="Courier New" w:eastAsia="Courier New" w:hAnsi="Courier New" w:cs="Courier New"/>
+          <w:sz w:val="20"/>
+          <w:szCs w:val="20"/>
+        </w:rPr>
+        <w:t>add</w:t>
+      </w:r>
+      <w:r>
+        <w:t xml:space="preserve"> và </w:t>
+      </w:r>
+      <w:r>
+        <w:rPr>
+          <w:rFonts w:ascii="Courier New" w:eastAsia="Courier New" w:hAnsi="Courier New" w:cs="Courier New"/>
+          <w:sz w:val="20"/>
+          <w:szCs w:val="20"/>
+        </w:rPr>
+        <w:t>sub</w:t>
+      </w:r>
+      <w:r>
+        <w:t>.</w:t>
+      </w:r>
+    </w:p>
+    <w:p>
+      <w:pPr>
+        <w:rPr>
+          <w:b/>
+          <w:bCs/>
+          <w:color w:val="0E2841" w:themeColor="text2"/>
+        </w:rPr>
+      </w:pPr>
+      <w:r>
+        <w:rPr>
+          <w:b/>
+          <w:bCs/>
+          <w:color w:val="0E2841" w:themeColor="text2"/>
+        </w:rPr>
+        <w:t>Mã nguồn 3</w:t>
+      </w:r>
+    </w:p>
+    <w:tbl>
+      <w:tblPr>
+        <w:tblW w:w="9638" w:type="dxa"/>
+        <w:tblBorders>
+          <w:top w:val="single" w:sz="4" w:space="0" w:color="auto"/>
+          <w:left w:val="single" w:sz="4" w:space="0" w:color="auto"/>
+          <w:bottom w:val="single" w:sz="4" w:space="0" w:color="auto"/>
+          <w:right w:val="single" w:sz="4" w:space="0" w:color="auto"/>
+          <w:insideH w:val="single" w:sz="4" w:space="0" w:color="auto"/>
+          <w:insideV w:val="single" w:sz="4" w:space="0" w:color="auto"/>
+        </w:tblBorders>
+        <w:tblCellMar>
+          <w:left w:w="10" w:type="dxa"/>
+          <w:right w:w="10" w:type="dxa"/>
+        </w:tblCellMar>
+        <w:tblLook w:val="0000" w:firstRow="0" w:lastRow="0" w:firstColumn="0" w:lastColumn="0" w:noHBand="0" w:noVBand="0"/>
+      </w:tblPr>
+      <w:tblGrid>
+        <w:gridCol w:w="9638"/>
+      </w:tblGrid>
+      <w:tr>
+        <w:trPr>
+          <w:cantSplit/>
+        </w:trPr>
+        <w:tc>
+          <w:tcPr>
+            <w:tcW w:w="9638" w:type="dxa"/>
+            <w:tcBorders>
+              <w:top w:val="single" w:sz="4" w:space="0" w:color="999999"/>
+              <w:left w:val="single" w:sz="4" w:space="0" w:color="999999"/>
+              <w:bottom w:val="single" w:sz="4" w:space="0" w:color="999999"/>
+              <w:right w:val="single" w:sz="4" w:space="0" w:color="999999"/>
+            </w:tcBorders>
+            <w:shd w:val="clear" w:color="auto" w:fill="F3F3F3"/>
+            <w:tcMar>
+              <w:top w:w="100" w:type="dxa"/>
+              <w:left w:w="140" w:type="dxa"/>
+              <w:bottom w:w="100" w:type="dxa"/>
+              <w:right w:w="140" w:type="dxa"/>
+            </w:tcMar>
+          </w:tcPr>
+          <w:p>
+            <w:pPr>
+              <w:spacing w:after="0" w:line="240" w:lineRule="auto"/>
+              <w:rPr>
+                <w:rFonts w:ascii="Courier New" w:hAnsi="Courier New" w:cs="Courier New"/>
+              </w:rPr>
+            </w:pPr>
+            <w:r>
+              <w:rPr>
+                <w:rFonts w:ascii="Consolas" w:eastAsia="Consolas" w:hAnsi="Consolas" w:cs="Courier New"/>
+                <w:sz w:val="18"/>
+              </w:rPr>
+              <w:t># $s0-$s3: reading0-reading3; $t0-$t2: usage1-usage3; $t3: total.</w:t>
+            </w:r>
+            <w:r>
+              <w:rPr>
+                <w:rFonts w:ascii="Consolas" w:eastAsia="Consolas" w:hAnsi="Consolas" w:cs="Courier New"/>
+                <w:sz w:val="18"/>
+              </w:rPr>
+              <w:br/>
+              <w:t>.text</w:t>
+            </w:r>
+            <w:r>
+              <w:rPr>
+                <w:rFonts w:ascii="Consolas" w:eastAsia="Consolas" w:hAnsi="Consolas" w:cs="Courier New"/>
+                <w:sz w:val="18"/>
+              </w:rPr>
+              <w:br/>
+              <w:t>.globl main</w:t>
+            </w:r>
+            <w:r>
+              <w:rPr>
+                <w:rFonts w:ascii="Consolas" w:eastAsia="Consolas" w:hAnsi="Consolas" w:cs="Courier New"/>
+                <w:sz w:val="18"/>
+              </w:rPr>
+              <w:br/>
+              <w:t>main:</w:t>
+            </w:r>
+            <w:r>
+              <w:rPr>
+                <w:rFonts w:ascii="Consolas" w:eastAsia="Consolas" w:hAnsi="Consolas" w:cs="Courier New"/>
+                <w:sz w:val="18"/>
+              </w:rPr>
+              <w:br/>
+              <w:t xml:space="preserve">    addi $s0, $zero, 1200</w:t>
+            </w:r>
+            <w:r>
+              <w:rPr>
+                <w:rFonts w:ascii="Consolas" w:eastAsia="Consolas" w:hAnsi="Consolas" w:cs="Courier New"/>
+                <w:sz w:val="18"/>
+              </w:rPr>
+              <w:br/>
+              <w:t xml:space="preserve">    addi $s1, $zero, 1350</w:t>
+            </w:r>
+            <w:r>
+              <w:rPr>
+                <w:rFonts w:ascii="Consolas" w:eastAsia="Consolas" w:hAnsi="Consolas" w:cs="Courier New"/>
+                <w:sz w:val="18"/>
+              </w:rPr>
+              <w:br/>
+              <w:t xml:space="preserve">    addi $s2, $zero, 1475</w:t>
+            </w:r>
+            <w:r>
+              <w:rPr>
+                <w:rFonts w:ascii="Consolas" w:eastAsia="Consolas" w:hAnsi="Consolas" w:cs="Courier New"/>
+                <w:sz w:val="18"/>
+              </w:rPr>
+              <w:br/>
+              <w:t xml:space="preserve">    addi $s3, $zero, 1640</w:t>
+            </w:r>
+            <w:r>
+              <w:rPr>
+                <w:rFonts w:ascii="Consolas" w:eastAsia="Consolas" w:hAnsi="Consolas" w:cs="Courier New"/>
+                <w:sz w:val="18"/>
+              </w:rPr>
+              <w:br/>
+              <w:t xml:space="preserve">    sub  $t0, $s1, $s0</w:t>
+            </w:r>
+            <w:r>
+              <w:rPr>
+                <w:rFonts w:ascii="Consolas" w:eastAsia="Consolas" w:hAnsi="Consolas" w:cs="Courier New"/>
+                <w:sz w:val="18"/>
+              </w:rPr>
+              <w:br/>
+              <w:t xml:space="preserve">    sub  $t1, $s2, $s1</w:t>
+            </w:r>
+            <w:r>
+              <w:rPr>
+                <w:rFonts w:ascii="Consolas" w:eastAsia="Consolas" w:hAnsi="Consolas" w:cs="Courier New"/>
+                <w:sz w:val="18"/>
+              </w:rPr>
+              <w:br/>
+              <w:t xml:space="preserve">    sub  $t2, $s3, $s2</w:t>
+            </w:r>
+            <w:r>
+              <w:rPr>
+                <w:rFonts w:ascii="Consolas" w:eastAsia="Consolas" w:hAnsi="Consolas" w:cs="Courier New"/>
+                <w:sz w:val="18"/>
+              </w:rPr>
+              <w:br/>
+              <w:t xml:space="preserve">    add  $t3, $t0, $t1</w:t>
+            </w:r>
+            <w:r>
+              <w:rPr>
+                <w:rFonts w:ascii="Consolas" w:eastAsia="Consolas" w:hAnsi="Consolas" w:cs="Courier New"/>
+                <w:sz w:val="18"/>
+              </w:rPr>
+              <w:br/>
+              <w:t xml:space="preserve">    add  $t3, $t3, $t2</w:t>
+            </w:r>
+            <w:r>
+              <w:rPr>
+                <w:rFonts w:ascii="Consolas" w:eastAsia="Consolas" w:hAnsi="Consolas" w:cs="Courier New"/>
+                <w:sz w:val="18"/>
+              </w:rPr>
+              <w:br/>
+              <w:t xml:space="preserve">    li   $v0, 10</w:t>
+            </w:r>
+            <w:r>
+              <w:rPr>
+                <w:rFonts w:ascii="Consolas" w:eastAsia="Consolas" w:hAnsi="Consolas" w:cs="Courier New"/>
+                <w:sz w:val="18"/>
+              </w:rPr>
+              <w:br/>
+              <w:t xml:space="preserve">    syscall</w:t>
+            </w:r>
+            <w:r>
+              <w:rPr>
+                <w:rFonts w:ascii="Consolas" w:eastAsia="Consolas" w:hAnsi="Consolas" w:cs="Courier New"/>
+                <w:sz w:val="18"/>
+              </w:rPr>
+              <w:br/>
+            </w:r>
+          </w:p>
+        </w:tc>
+      </w:tr>
+    </w:tbl>
+    <w:p/>
+    <w:tbl>
+      <w:tblPr>
+        <w:tblW w:w="9638" w:type="dxa"/>
+        <w:tblBorders>
+          <w:top w:val="single" w:sz="4" w:space="0" w:color="auto"/>
+          <w:left w:val="single" w:sz="4" w:space="0" w:color="auto"/>
+          <w:bottom w:val="single" w:sz="4" w:space="0" w:color="auto"/>
+          <w:right w:val="single" w:sz="4" w:space="0" w:color="auto"/>
+          <w:insideH w:val="single" w:sz="4" w:space="0" w:color="auto"/>
+          <w:insideV w:val="single" w:sz="4" w:space="0" w:color="auto"/>
+        </w:tblBorders>
+        <w:tblCellMar>
+          <w:left w:w="10" w:type="dxa"/>
+          <w:right w:w="10" w:type="dxa"/>
+        </w:tblCellMar>
+        <w:tblLook w:val="0000" w:firstRow="0" w:lastRow="0" w:firstColumn="0" w:lastColumn="0" w:noHBand="0" w:noVBand="0"/>
+      </w:tblPr>
+      <w:tblGrid>
+        <w:gridCol w:w="9638"/>
+      </w:tblGrid>
+      <w:tr>
+        <w:tc>
+          <w:tcPr>
+            <w:tcW w:w="9638" w:type="dxa"/>
+            <w:tcBorders>
+              <w:top w:val="none" w:sz="0" w:space="0" w:color="FFFFFF"/>
+              <w:left w:val="single" w:sz="36" w:space="0" w:color="2E75B6"/>
+              <w:bottom w:val="none" w:sz="0" w:space="0" w:color="FFFFFF"/>
+              <w:right w:val="none" w:sz="0" w:space="0" w:color="FFFFFF"/>
+            </w:tcBorders>
+            <w:shd w:val="clear" w:color="auto" w:fill="EAF2FA"/>
+            <w:tcMar>
+              <w:top w:w="100" w:type="dxa"/>
+              <w:left w:w="160" w:type="dxa"/>
+              <w:bottom w:w="100" w:type="dxa"/>
+              <w:right w:w="140" w:type="dxa"/>
+            </w:tcMar>
+          </w:tcPr>
+          <w:p>
+            <w:pPr>
+              <w:rPr>
+                <w:b/>
+                <w:bCs/>
+                <w:color w:val="0E2841" w:themeColor="text2"/>
+              </w:rPr>
+            </w:pPr>
+            <w:r>
+              <w:rPr>
+                <w:b/>
+                <w:bCs/>
+                <w:color w:val="0E2841" w:themeColor="text2"/>
+              </w:rPr>
+              <w:t>Kiểm tra kết quả</w:t>
+            </w:r>
+          </w:p>
+          <w:p>
+            <w:r>
+              <w:t xml:space="preserve">Với các chỉ số này, sau khi chương trình chạy xong, </w:t>
+            </w:r>
+            <w:r>
+              <w:rPr>
+                <w:rFonts w:ascii="Courier New" w:eastAsia="Courier New" w:hAnsi="Courier New" w:cs="Courier New"/>
+                <w:sz w:val="20"/>
+                <w:szCs w:val="20"/>
+              </w:rPr>
+              <w:t>$t0</w:t>
+            </w:r>
+            <w:r>
+              <w:t xml:space="preserve">, </w:t>
+            </w:r>
+            <w:r>
+              <w:rPr>
+                <w:rFonts w:ascii="Courier New" w:eastAsia="Courier New" w:hAnsi="Courier New" w:cs="Courier New"/>
+                <w:sz w:val="20"/>
+                <w:szCs w:val="20"/>
+              </w:rPr>
+              <w:t>$t1</w:t>
+            </w:r>
+            <w:r>
+              <w:t xml:space="preserve">, </w:t>
+            </w:r>
+            <w:r>
+              <w:rPr>
+                <w:rFonts w:ascii="Courier New" w:eastAsia="Courier New" w:hAnsi="Courier New" w:cs="Courier New"/>
+                <w:sz w:val="20"/>
+                <w:szCs w:val="20"/>
+              </w:rPr>
+              <w:t>$t2</w:t>
+            </w:r>
+            <w:r>
+              <w:t xml:space="preserve"> và </w:t>
+            </w:r>
+            <w:r>
+              <w:rPr>
+                <w:rFonts w:ascii="Courier New" w:eastAsia="Courier New" w:hAnsi="Courier New" w:cs="Courier New"/>
+                <w:sz w:val="20"/>
+                <w:szCs w:val="20"/>
+              </w:rPr>
+              <w:t>$t3</w:t>
+            </w:r>
+            <w:r>
+              <w:t xml:space="preserve"> phải chứa lần lượt 150, 125, 165 và 440.</w:t>
+            </w:r>
+          </w:p>
+        </w:tc>
+      </w:tr>
+    </w:tbl>
+    <w:p/>
+    <w:p>
+      <w:r>
+        <w:t>Trạng thái thanh ghi tính theo mã nguồn khi hoàn thành TN2:</w:t>
+      </w:r>
     </w:p>
     <w:tbl>
       <w:tblPr>
@@ -10131,397 +10583,45 @@
             </w:pPr>
             <w:r>
               <w:rPr>
-                <w:rFonts w:ascii="Consolas" w:hAnsi="Consolas" w:eastAsia="Consolas"/>
-                <w:sz w:val="18"/>
-              </w:rPr>
-              <w:t>Address: 0x00400008</w:t>
-              <w:br/>
-              <w:t>Code:    0x012A4020</w:t>
-              <w:br/>
-              <w:t>Basic:   add $8, $9, $10</w:t>
-              <w:br/>
-              <w:t>Source:  add $t0, $t1, $t2</w:t>
-              <w:br/>
-              <w:t>Bits:    000000 01001 01010 01000 00000 100000</w:t>
-            </w:r>
-          </w:p>
-        </w:tc>
-      </w:tr>
-    </w:tbl>
-    <w:p/>
-    <w:p>
-      <w:pPr>
-        <w:rPr>
-          <w:b/>
-          <w:bCs/>
-        </w:rPr>
-      </w:pPr>
-      <w:r>
-        <w:rPr>
-          <w:b/>
-          <w:bCs/>
-        </w:rPr>
-        <w:t>Bước 2.3 – Điện năng tiêu thụ của một hộ gia đình (12 phút)</w:t>
-      </w:r>
-    </w:p>
-    <w:p>
-      <w:r>
-        <w:t xml:space="preserve">Mã nguồn 3 nạp bốn chỉ số công tơ (đơn vị kWh) ghi vào đầu tháng 1, đầu tháng 2, đầu tháng 3 và cuối tháng 3. Hoàn thành chương trình sao cho </w:t>
-      </w:r>
-      <w:r>
-        <w:rPr>
-          <w:rFonts w:ascii="Courier New" w:eastAsia="Courier New" w:hAnsi="Courier New" w:cs="Courier New"/>
-          <w:sz w:val="20"/>
-          <w:szCs w:val="20"/>
-        </w:rPr>
-        <w:t>$t0</w:t>
-      </w:r>
-      <w:r>
-        <w:t xml:space="preserve">, </w:t>
-      </w:r>
-      <w:r>
-        <w:rPr>
-          <w:rFonts w:ascii="Courier New" w:eastAsia="Courier New" w:hAnsi="Courier New" w:cs="Courier New"/>
-          <w:sz w:val="20"/>
-          <w:szCs w:val="20"/>
-        </w:rPr>
-        <w:t>$t1</w:t>
-      </w:r>
-      <w:r>
-        <w:t xml:space="preserve"> và </w:t>
-      </w:r>
-      <w:r>
-        <w:rPr>
-          <w:rFonts w:ascii="Courier New" w:eastAsia="Courier New" w:hAnsi="Courier New" w:cs="Courier New"/>
-          <w:sz w:val="20"/>
-          <w:szCs w:val="20"/>
-        </w:rPr>
-        <w:t>$t2</w:t>
-      </w:r>
-      <w:r>
-        <w:t xml:space="preserve"> chứa điện năng tiêu thụ của tháng 1, 2 và 3, còn </w:t>
-      </w:r>
-      <w:r>
-        <w:rPr>
-          <w:rFonts w:ascii="Courier New" w:eastAsia="Courier New" w:hAnsi="Courier New" w:cs="Courier New"/>
-          <w:sz w:val="20"/>
-          <w:szCs w:val="20"/>
-        </w:rPr>
-        <w:t>$t3</w:t>
-      </w:r>
-      <w:r>
-        <w:t xml:space="preserve"> chứa tổng. Chỉ dùng </w:t>
-      </w:r>
-      <w:r>
-        <w:rPr>
-          <w:rFonts w:ascii="Courier New" w:eastAsia="Courier New" w:hAnsi="Courier New" w:cs="Courier New"/>
-          <w:sz w:val="20"/>
-          <w:szCs w:val="20"/>
-        </w:rPr>
-        <w:t>add</w:t>
-      </w:r>
-      <w:r>
-        <w:t xml:space="preserve"> và </w:t>
-      </w:r>
-      <w:r>
-        <w:rPr>
-          <w:rFonts w:ascii="Courier New" w:eastAsia="Courier New" w:hAnsi="Courier New" w:cs="Courier New"/>
-          <w:sz w:val="20"/>
-          <w:szCs w:val="20"/>
-        </w:rPr>
-        <w:t>sub</w:t>
-      </w:r>
-      <w:r>
-        <w:t>.</w:t>
-      </w:r>
-    </w:p>
-    <w:p>
-      <w:pPr>
-        <w:rPr>
-          <w:b/>
-          <w:bCs/>
-          <w:color w:val="0E2841" w:themeColor="text2"/>
-        </w:rPr>
-      </w:pPr>
-      <w:r>
-        <w:rPr>
-          <w:b/>
-          <w:bCs/>
-          <w:color w:val="0E2841" w:themeColor="text2"/>
-        </w:rPr>
-        <w:t>Mã nguồn 3</w:t>
-      </w:r>
-    </w:p>
-    <w:tbl>
-      <w:tblPr>
-        <w:tblW w:w="9638" w:type="dxa"/>
-        <w:tblBorders>
-          <w:top w:val="single" w:sz="4" w:space="0" w:color="auto"/>
-          <w:left w:val="single" w:sz="4" w:space="0" w:color="auto"/>
-          <w:bottom w:val="single" w:sz="4" w:space="0" w:color="auto"/>
-          <w:right w:val="single" w:sz="4" w:space="0" w:color="auto"/>
-          <w:insideH w:val="single" w:sz="4" w:space="0" w:color="auto"/>
-          <w:insideV w:val="single" w:sz="4" w:space="0" w:color="auto"/>
-        </w:tblBorders>
-        <w:tblCellMar>
-          <w:left w:w="10" w:type="dxa"/>
-          <w:right w:w="10" w:type="dxa"/>
-        </w:tblCellMar>
-        <w:tblLook w:val="0000" w:firstRow="0" w:lastRow="0" w:firstColumn="0" w:lastColumn="0" w:noHBand="0" w:noVBand="0"/>
-      </w:tblPr>
-      <w:tblGrid>
-        <w:gridCol w:w="9638"/>
-      </w:tblGrid>
-      <w:tr>
-        <w:trPr>
-          <w:cantSplit/>
-        </w:trPr>
-        <w:tc>
-          <w:tcPr>
-            <w:tcW w:w="9638" w:type="dxa"/>
-            <w:tcBorders>
-              <w:top w:val="single" w:sz="4" w:space="0" w:color="999999"/>
-              <w:left w:val="single" w:sz="4" w:space="0" w:color="999999"/>
-              <w:bottom w:val="single" w:sz="4" w:space="0" w:color="999999"/>
-              <w:right w:val="single" w:sz="4" w:space="0" w:color="999999"/>
-            </w:tcBorders>
-            <w:shd w:val="clear" w:color="auto" w:fill="F3F3F3"/>
-            <w:tcMar>
-              <w:top w:w="100" w:type="dxa"/>
-              <w:left w:w="140" w:type="dxa"/>
-              <w:bottom w:w="100" w:type="dxa"/>
-              <w:right w:w="140" w:type="dxa"/>
-            </w:tcMar>
-          </w:tcPr>
-          <w:p>
-            <w:pPr>
-              <w:spacing w:after="0" w:line="240" w:lineRule="auto"/>
-              <w:rPr>
-                <w:rFonts w:ascii="Courier New" w:hAnsi="Courier New" w:cs="Courier New"/>
-              </w:rPr>
-            </w:pPr>
-            <w:r>
-              <w:rPr>
-                <w:rFonts w:ascii="Consolas" w:eastAsia="Consolas" w:hAnsi="Consolas" w:cs="Courier New"/>
-                <w:sz w:val="18"/>
-              </w:rPr>
-              <w:t># $s0-$s3: reading0-reading3; $t0-$t2: usage1-usage3; $t3: total.</w:t>
-              <w:br/>
-              <w:t>.text</w:t>
-              <w:br/>
-              <w:t>.globl main</w:t>
-              <w:br/>
-              <w:t>main:</w:t>
-              <w:br/>
-              <w:t xml:space="preserve">    addi $s0, $zero, 1200</w:t>
-              <w:br/>
-              <w:t xml:space="preserve">    addi $s1, $zero, 1350</w:t>
-              <w:br/>
-              <w:t xml:space="preserve">    addi $s2, $zero, 1475</w:t>
-              <w:br/>
-              <w:t xml:space="preserve">    addi $s3, $zero, 1640</w:t>
-              <w:br/>
-              <w:t xml:space="preserve">    sub  $t0, $s1, $s0</w:t>
-              <w:br/>
-              <w:t xml:space="preserve">    sub  $t1, $s2, $s1</w:t>
-              <w:br/>
-              <w:t xml:space="preserve">    sub  $t2, $s3, $s2</w:t>
-              <w:br/>
-              <w:t xml:space="preserve">    add  $t3, $t0, $t1</w:t>
-              <w:br/>
-              <w:t xml:space="preserve">    add  $t3, $t3, $t2</w:t>
-              <w:br/>
-              <w:t xml:space="preserve">    li   $v0, 10</w:t>
-              <w:br/>
-              <w:t xml:space="preserve">    syscall</w:t>
-              <w:br/>
-            </w:r>
-          </w:p>
-        </w:tc>
-      </w:tr>
-    </w:tbl>
-    <w:p/>
-    <w:tbl>
-      <w:tblPr>
-        <w:tblW w:w="9638" w:type="dxa"/>
-        <w:tblBorders>
-          <w:top w:val="single" w:sz="4" w:space="0" w:color="auto"/>
-          <w:left w:val="single" w:sz="4" w:space="0" w:color="auto"/>
-          <w:bottom w:val="single" w:sz="4" w:space="0" w:color="auto"/>
-          <w:right w:val="single" w:sz="4" w:space="0" w:color="auto"/>
-          <w:insideH w:val="single" w:sz="4" w:space="0" w:color="auto"/>
-          <w:insideV w:val="single" w:sz="4" w:space="0" w:color="auto"/>
-        </w:tblBorders>
-        <w:tblCellMar>
-          <w:left w:w="10" w:type="dxa"/>
-          <w:right w:w="10" w:type="dxa"/>
-        </w:tblCellMar>
-        <w:tblLook w:val="0000" w:firstRow="0" w:lastRow="0" w:firstColumn="0" w:lastColumn="0" w:noHBand="0" w:noVBand="0"/>
-      </w:tblPr>
-      <w:tblGrid>
-        <w:gridCol w:w="9638"/>
-      </w:tblGrid>
-      <w:tr>
-        <w:tc>
-          <w:tcPr>
-            <w:tcW w:w="9638" w:type="dxa"/>
-            <w:tcBorders>
-              <w:top w:val="none" w:sz="0" w:space="0" w:color="FFFFFF"/>
-              <w:left w:val="single" w:sz="36" w:space="0" w:color="2E75B6"/>
-              <w:bottom w:val="none" w:sz="0" w:space="0" w:color="FFFFFF"/>
-              <w:right w:val="none" w:sz="0" w:space="0" w:color="FFFFFF"/>
-            </w:tcBorders>
-            <w:shd w:val="clear" w:color="auto" w:fill="EAF2FA"/>
-            <w:tcMar>
-              <w:top w:w="100" w:type="dxa"/>
-              <w:left w:w="160" w:type="dxa"/>
-              <w:bottom w:w="100" w:type="dxa"/>
-              <w:right w:w="140" w:type="dxa"/>
-            </w:tcMar>
-          </w:tcPr>
-          <w:p>
-            <w:pPr>
-              <w:rPr>
-                <w:b/>
-                <w:bCs/>
-                <w:color w:val="0E2841" w:themeColor="text2"/>
-              </w:rPr>
-            </w:pPr>
-            <w:r>
-              <w:rPr>
-                <w:b/>
-                <w:bCs/>
-                <w:color w:val="0E2841" w:themeColor="text2"/>
-              </w:rPr>
-              <w:t>Kiểm tra kết quả</w:t>
-            </w:r>
-          </w:p>
-          <w:p>
-            <w:r>
-              <w:t xml:space="preserve">Với các chỉ số này, sau khi chương trình chạy xong, </w:t>
-            </w:r>
-            <w:r>
-              <w:rPr>
-                <w:rFonts w:ascii="Courier New" w:eastAsia="Courier New" w:hAnsi="Courier New" w:cs="Courier New"/>
-                <w:sz w:val="20"/>
-                <w:szCs w:val="20"/>
-              </w:rPr>
-              <w:t>$t0</w:t>
-            </w:r>
-            <w:r>
-              <w:t xml:space="preserve">, </w:t>
-            </w:r>
-            <w:r>
-              <w:rPr>
-                <w:rFonts w:ascii="Courier New" w:eastAsia="Courier New" w:hAnsi="Courier New" w:cs="Courier New"/>
-                <w:sz w:val="20"/>
-                <w:szCs w:val="20"/>
-              </w:rPr>
-              <w:t>$t1</w:t>
-            </w:r>
-            <w:r>
-              <w:t xml:space="preserve">, </w:t>
-            </w:r>
-            <w:r>
-              <w:rPr>
-                <w:rFonts w:ascii="Courier New" w:eastAsia="Courier New" w:hAnsi="Courier New" w:cs="Courier New"/>
-                <w:sz w:val="20"/>
-                <w:szCs w:val="20"/>
-              </w:rPr>
-              <w:t>$t2</w:t>
-            </w:r>
-            <w:r>
-              <w:t xml:space="preserve"> và </w:t>
-            </w:r>
-            <w:r>
-              <w:rPr>
-                <w:rFonts w:ascii="Courier New" w:eastAsia="Courier New" w:hAnsi="Courier New" w:cs="Courier New"/>
-                <w:sz w:val="20"/>
-                <w:szCs w:val="20"/>
-              </w:rPr>
-              <w:t>$t3</w:t>
-            </w:r>
-            <w:r>
-              <w:t xml:space="preserve"> phải chứa lần lượt 150, 125, 165 và 440.</w:t>
-            </w:r>
-          </w:p>
-        </w:tc>
-      </w:tr>
-    </w:tbl>
-    <w:p/>
-    <w:p>
-      <w:r>
-        <w:t>Trạng thái thanh ghi tính theo mã nguồn khi hoàn thành TN2:</w:t>
-      </w:r>
-    </w:p>
-    <w:tbl>
-      <w:tblPr>
-        <w:tblW w:w="9638" w:type="dxa"/>
-        <w:tblBorders>
-          <w:top w:val="single" w:sz="4" w:space="0" w:color="auto"/>
-          <w:left w:val="single" w:sz="4" w:space="0" w:color="auto"/>
-          <w:bottom w:val="single" w:sz="4" w:space="0" w:color="auto"/>
-          <w:right w:val="single" w:sz="4" w:space="0" w:color="auto"/>
-          <w:insideH w:val="single" w:sz="4" w:space="0" w:color="auto"/>
-          <w:insideV w:val="single" w:sz="4" w:space="0" w:color="auto"/>
-        </w:tblBorders>
-        <w:tblCellMar>
-          <w:left w:w="10" w:type="dxa"/>
-          <w:right w:w="10" w:type="dxa"/>
-        </w:tblCellMar>
-        <w:tblLook w:val="0000" w:firstRow="0" w:lastRow="0" w:firstColumn="0" w:lastColumn="0" w:noHBand="0" w:noVBand="0"/>
-      </w:tblPr>
-      <w:tblGrid>
-        <w:gridCol w:w="9638"/>
-      </w:tblGrid>
-      <w:tr>
-        <w:trPr>
-          <w:cantSplit/>
-          <w:trHeight w:val="2000"/>
-        </w:trPr>
-        <w:tc>
-          <w:tcPr>
-            <w:tcW w:w="9638" w:type="dxa"/>
-            <w:tcBorders>
-              <w:top w:val="dashed" w:sz="8" w:space="0" w:color="7F7F7F"/>
-              <w:left w:val="dashed" w:sz="8" w:space="0" w:color="7F7F7F"/>
-              <w:bottom w:val="dashed" w:sz="8" w:space="0" w:color="7F7F7F"/>
-              <w:right w:val="dashed" w:sz="8" w:space="0" w:color="7F7F7F"/>
-            </w:tcBorders>
-            <w:tcMar>
-              <w:top w:w="100" w:type="dxa"/>
-              <w:left w:w="140" w:type="dxa"/>
-              <w:bottom w:w="100" w:type="dxa"/>
-              <w:right w:w="140" w:type="dxa"/>
-            </w:tcMar>
-            <w:vAlign w:val="center"/>
-          </w:tcPr>
-          <w:p>
-            <w:pPr>
-              <w:spacing w:after="0" w:line="240" w:lineRule="auto"/>
-            </w:pPr>
-            <w:r>
-              <w:rPr>
-                <w:rFonts w:ascii="Consolas" w:hAnsi="Consolas" w:eastAsia="Consolas"/>
-                <w:sz w:val="18"/>
-              </w:rPr>
-              <w:t>Thanh ghi   Biến       Thập phân   Hexa</w:t>
-              <w:br/>
-              <w:t>$s0         reading0       1200   0x000004b0</w:t>
-              <w:br/>
-              <w:t>$s1         reading1       1350   0x00000546</w:t>
-              <w:br/>
-              <w:t>$s2         reading2       1475   0x000005c3</w:t>
-              <w:br/>
-              <w:t>$s3         reading3       1640   0x00000668</w:t>
-              <w:br/>
-              <w:t>$t0         usage1          150   0x00000096</w:t>
-              <w:br/>
-              <w:t>$t1         usage2          125   0x0000007d</w:t>
-              <w:br/>
-              <w:t>$t2         usage3          165   0x000000a5</w:t>
-              <w:br/>
-              <w:t>$t3         total           440   0x000001b8</w:t>
+                <w:rFonts w:ascii="Consolas" w:eastAsia="Consolas" w:hAnsi="Consolas"/>
+                <w:sz w:val="18"/>
+              </w:rPr>
+              <w:lastRenderedPageBreak/>
+              <w:drawing>
+                <wp:inline distT="0" distB="0" distL="0" distR="0" wp14:anchorId="63E9DD3C" wp14:editId="1DD92A74">
+                  <wp:extent cx="4858428" cy="5477639"/>
+                  <wp:effectExtent l="0" t="0" r="0" b="8890"/>
+                  <wp:docPr id="708723814" name="Hình ảnh 1"/>
+                  <wp:cNvGraphicFramePr>
+                    <a:graphicFrameLocks xmlns:a="http://schemas.openxmlformats.org/drawingml/2006/main" noChangeAspect="1"/>
+                  </wp:cNvGraphicFramePr>
+                  <a:graphic xmlns:a="http://schemas.openxmlformats.org/drawingml/2006/main">
+                    <a:graphicData uri="http://schemas.openxmlformats.org/drawingml/2006/picture">
+                      <pic:pic xmlns:pic="http://schemas.openxmlformats.org/drawingml/2006/picture">
+                        <pic:nvPicPr>
+                          <pic:cNvPr id="708723814" name=""/>
+                          <pic:cNvPicPr/>
+                        </pic:nvPicPr>
+                        <pic:blipFill>
+                          <a:blip r:embed="rId9"/>
+                          <a:stretch>
+                            <a:fillRect/>
+                          </a:stretch>
+                        </pic:blipFill>
+                        <pic:spPr>
+                          <a:xfrm>
+                            <a:off x="0" y="0"/>
+                            <a:ext cx="4858428" cy="5477639"/>
+                          </a:xfrm>
+                          <a:prstGeom prst="rect">
+                            <a:avLst/>
+                          </a:prstGeom>
+                        </pic:spPr>
+                      </pic:pic>
+                    </a:graphicData>
+                  </a:graphic>
+                </wp:inline>
+              </w:drawing>
             </w:r>
           </w:p>
         </w:tc>
@@ -10611,7 +10711,6 @@
             </w:pPr>
             <w:r>
               <w:rPr>
-                <w:rFonts w:ascii="Times New Roman" w:hAnsi="Times New Roman" w:eastAsia="Times New Roman"/>
                 <w:sz w:val="20"/>
               </w:rPr>
               <w:t>reading3 − reading0 = 1640 − 1200 = 440 kWh, bằng total = 150 + 125 + 165 = 440 kWh. Các chỉ số là điện năng tích lũy, nên hiệu giữa cuối và đầu kỳ bằng tổng điện năng từng tháng. Về đại số: (r1−r0) + (r2−r1) + (r3−r2) = r3−r0; các chỉ số trung gian triệt tiêu.</w:t>
@@ -10790,6 +10889,7 @@
                 <w:b/>
                 <w:bCs/>
               </w:rPr>
+              <w:lastRenderedPageBreak/>
               <w:t>Câu lệnh</w:t>
             </w:r>
           </w:p>
@@ -10942,7 +11042,6 @@
             </w:pPr>
             <w:r>
               <w:rPr>
-                <w:rFonts w:ascii="Times New Roman" w:hAnsi="Times New Roman" w:eastAsia="Times New Roman"/>
                 <w:b/>
                 <w:bCs/>
                 <w:sz w:val="18"/>
@@ -11033,10 +11132,16 @@
             </w:pPr>
             <w:r>
               <w:rPr>
-                <w:rFonts w:ascii="Consolas" w:hAnsi="Consolas" w:eastAsia="Consolas"/>
+                <w:rFonts w:ascii="Consolas" w:eastAsia="Consolas" w:hAnsi="Consolas"/>
                 <w:sz w:val="16"/>
               </w:rPr>
               <w:t>add $t5, $s0, $s1</w:t>
+            </w:r>
+            <w:r>
+              <w:rPr>
+                <w:rFonts w:ascii="Consolas" w:eastAsia="Consolas" w:hAnsi="Consolas"/>
+                <w:sz w:val="16"/>
+              </w:rPr>
               <w:br/>
               <w:t>add $t0, $t5, $s2</w:t>
             </w:r>
@@ -11066,7 +11171,6 @@
             </w:pPr>
             <w:r>
               <w:rPr>
-                <w:rFonts w:ascii="Times New Roman" w:hAnsi="Times New Roman" w:eastAsia="Times New Roman"/>
                 <w:sz w:val="18"/>
               </w:rPr>
               <w:t>16</w:t>
@@ -11097,7 +11201,6 @@
             </w:pPr>
             <w:r>
               <w:rPr>
-                <w:rFonts w:ascii="Times New Roman" w:hAnsi="Times New Roman" w:eastAsia="Times New Roman"/>
                 <w:sz w:val="20"/>
               </w:rPr>
               <w:t>16</w:t>
@@ -11186,12 +11289,24 @@
             </w:pPr>
             <w:r>
               <w:rPr>
-                <w:rFonts w:ascii="Consolas" w:hAnsi="Consolas" w:eastAsia="Consolas"/>
+                <w:rFonts w:ascii="Consolas" w:eastAsia="Consolas" w:hAnsi="Consolas"/>
                 <w:sz w:val="16"/>
               </w:rPr>
               <w:t>add $t1, $s0, $s1</w:t>
+            </w:r>
+            <w:r>
+              <w:rPr>
+                <w:rFonts w:ascii="Consolas" w:eastAsia="Consolas" w:hAnsi="Consolas"/>
+                <w:sz w:val="16"/>
+              </w:rPr>
               <w:br/>
               <w:t>addi $t5, $s2, 5</w:t>
+            </w:r>
+            <w:r>
+              <w:rPr>
+                <w:rFonts w:ascii="Consolas" w:eastAsia="Consolas" w:hAnsi="Consolas"/>
+                <w:sz w:val="16"/>
+              </w:rPr>
               <w:br/>
               <w:t>sub $t1, $t1, $t5</w:t>
             </w:r>
@@ -11221,7 +11336,6 @@
             </w:pPr>
             <w:r>
               <w:rPr>
-                <w:rFonts w:ascii="Times New Roman" w:hAnsi="Times New Roman" w:eastAsia="Times New Roman"/>
                 <w:sz w:val="18"/>
               </w:rPr>
               <w:t>5</w:t>
@@ -11252,7 +11366,6 @@
             </w:pPr>
             <w:r>
               <w:rPr>
-                <w:rFonts w:ascii="Times New Roman" w:hAnsi="Times New Roman" w:eastAsia="Times New Roman"/>
                 <w:sz w:val="20"/>
               </w:rPr>
               <w:t>5</w:t>
@@ -11346,7 +11459,7 @@
             </w:pPr>
             <w:r>
               <w:rPr>
-                <w:rFonts w:ascii="Consolas" w:hAnsi="Consolas" w:eastAsia="Consolas"/>
+                <w:rFonts w:ascii="Consolas" w:eastAsia="Consolas" w:hAnsi="Consolas"/>
                 <w:sz w:val="16"/>
               </w:rPr>
               <w:t>add $t2, $s0, $zero</w:t>
@@ -11377,7 +11490,6 @@
             </w:pPr>
             <w:r>
               <w:rPr>
-                <w:rFonts w:ascii="Times New Roman" w:hAnsi="Times New Roman" w:eastAsia="Times New Roman"/>
                 <w:sz w:val="18"/>
               </w:rPr>
               <w:t>8</w:t>
@@ -11408,7 +11520,6 @@
             </w:pPr>
             <w:r>
               <w:rPr>
-                <w:rFonts w:ascii="Times New Roman" w:hAnsi="Times New Roman" w:eastAsia="Times New Roman"/>
                 <w:sz w:val="20"/>
               </w:rPr>
               <w:t>8</w:t>
@@ -11497,7 +11608,7 @@
             </w:pPr>
             <w:r>
               <w:rPr>
-                <w:rFonts w:ascii="Consolas" w:hAnsi="Consolas" w:eastAsia="Consolas"/>
+                <w:rFonts w:ascii="Consolas" w:eastAsia="Consolas" w:hAnsi="Consolas"/>
                 <w:sz w:val="16"/>
               </w:rPr>
               <w:t>sub $t3, $s1, $s0</w:t>
@@ -11528,7 +11639,6 @@
             </w:pPr>
             <w:r>
               <w:rPr>
-                <w:rFonts w:ascii="Times New Roman" w:hAnsi="Times New Roman" w:eastAsia="Times New Roman"/>
                 <w:sz w:val="18"/>
               </w:rPr>
               <w:t>-3</w:t>
@@ -11559,7 +11669,6 @@
             </w:pPr>
             <w:r>
               <w:rPr>
-                <w:rFonts w:ascii="Times New Roman" w:hAnsi="Times New Roman" w:eastAsia="Times New Roman"/>
                 <w:sz w:val="20"/>
               </w:rPr>
               <w:t>-3</w:t>
@@ -11655,36 +11764,132 @@
                 <w:sz w:val="18"/>
               </w:rPr>
               <w:t># $s0=y, $s1=z, $s2=w; $t0-$t3=x1-x4; $t5: tam.</w:t>
+            </w:r>
+            <w:r>
+              <w:rPr>
+                <w:rFonts w:ascii="Consolas" w:eastAsia="Consolas" w:hAnsi="Consolas" w:cs="Courier New"/>
+                <w:sz w:val="18"/>
+              </w:rPr>
               <w:br/>
               <w:t>.text</w:t>
+            </w:r>
+            <w:r>
+              <w:rPr>
+                <w:rFonts w:ascii="Consolas" w:eastAsia="Consolas" w:hAnsi="Consolas" w:cs="Courier New"/>
+                <w:sz w:val="18"/>
+              </w:rPr>
               <w:br/>
               <w:t>.globl main</w:t>
+            </w:r>
+            <w:r>
+              <w:rPr>
+                <w:rFonts w:ascii="Consolas" w:eastAsia="Consolas" w:hAnsi="Consolas" w:cs="Courier New"/>
+                <w:sz w:val="18"/>
+              </w:rPr>
               <w:br/>
               <w:t>main:</w:t>
+            </w:r>
+            <w:r>
+              <w:rPr>
+                <w:rFonts w:ascii="Consolas" w:eastAsia="Consolas" w:hAnsi="Consolas" w:cs="Courier New"/>
+                <w:sz w:val="18"/>
+              </w:rPr>
               <w:br/>
               <w:t xml:space="preserve">    addi $s0, $zero, 8</w:t>
+            </w:r>
+            <w:r>
+              <w:rPr>
+                <w:rFonts w:ascii="Consolas" w:eastAsia="Consolas" w:hAnsi="Consolas" w:cs="Courier New"/>
+                <w:sz w:val="18"/>
+              </w:rPr>
               <w:br/>
               <w:t xml:space="preserve">    addi $s1, $zero, 5</w:t>
+            </w:r>
+            <w:r>
+              <w:rPr>
+                <w:rFonts w:ascii="Consolas" w:eastAsia="Consolas" w:hAnsi="Consolas" w:cs="Courier New"/>
+                <w:sz w:val="18"/>
+              </w:rPr>
               <w:br/>
               <w:t xml:space="preserve">    addi $s2, $zero, 3</w:t>
+            </w:r>
+            <w:r>
+              <w:rPr>
+                <w:rFonts w:ascii="Consolas" w:eastAsia="Consolas" w:hAnsi="Consolas" w:cs="Courier New"/>
+                <w:sz w:val="18"/>
+              </w:rPr>
               <w:br/>
               <w:t xml:space="preserve">    add  $t5, $s0, $s1</w:t>
+            </w:r>
+            <w:r>
+              <w:rPr>
+                <w:rFonts w:ascii="Consolas" w:eastAsia="Consolas" w:hAnsi="Consolas" w:cs="Courier New"/>
+                <w:sz w:val="18"/>
+              </w:rPr>
               <w:br/>
               <w:t xml:space="preserve">    add  $t0, $t5, $s2</w:t>
+            </w:r>
+            <w:r>
+              <w:rPr>
+                <w:rFonts w:ascii="Consolas" w:eastAsia="Consolas" w:hAnsi="Consolas" w:cs="Courier New"/>
+                <w:sz w:val="18"/>
+              </w:rPr>
               <w:br/>
               <w:t xml:space="preserve">    add  $t1, $s0, $s1</w:t>
+            </w:r>
+            <w:r>
+              <w:rPr>
+                <w:rFonts w:ascii="Consolas" w:eastAsia="Consolas" w:hAnsi="Consolas" w:cs="Courier New"/>
+                <w:sz w:val="18"/>
+              </w:rPr>
               <w:br/>
               <w:t xml:space="preserve">    addi $t5, $s2, 5</w:t>
+            </w:r>
+            <w:r>
+              <w:rPr>
+                <w:rFonts w:ascii="Consolas" w:eastAsia="Consolas" w:hAnsi="Consolas" w:cs="Courier New"/>
+                <w:sz w:val="18"/>
+              </w:rPr>
               <w:br/>
               <w:t xml:space="preserve">    sub  $t1, $t1, $t5</w:t>
+            </w:r>
+            <w:r>
+              <w:rPr>
+                <w:rFonts w:ascii="Consolas" w:eastAsia="Consolas" w:hAnsi="Consolas" w:cs="Courier New"/>
+                <w:sz w:val="18"/>
+              </w:rPr>
               <w:br/>
               <w:t xml:space="preserve">    add  $t2, $s0, $zero</w:t>
+            </w:r>
+            <w:r>
+              <w:rPr>
+                <w:rFonts w:ascii="Consolas" w:eastAsia="Consolas" w:hAnsi="Consolas" w:cs="Courier New"/>
+                <w:sz w:val="18"/>
+              </w:rPr>
               <w:br/>
               <w:t xml:space="preserve">    sub  $t3, $s1, $s0</w:t>
+            </w:r>
+            <w:r>
+              <w:rPr>
+                <w:rFonts w:ascii="Consolas" w:eastAsia="Consolas" w:hAnsi="Consolas" w:cs="Courier New"/>
+                <w:sz w:val="18"/>
+              </w:rPr>
               <w:br/>
               <w:t xml:space="preserve">    li   $v0, 10</w:t>
+            </w:r>
+            <w:r>
+              <w:rPr>
+                <w:rFonts w:ascii="Consolas" w:eastAsia="Consolas" w:hAnsi="Consolas" w:cs="Courier New"/>
+                <w:sz w:val="18"/>
+              </w:rPr>
               <w:br/>
               <w:t xml:space="preserve">    syscall</w:t>
+            </w:r>
+            <w:r>
+              <w:rPr>
+                <w:rFonts w:ascii="Consolas" w:eastAsia="Consolas" w:hAnsi="Consolas" w:cs="Courier New"/>
+                <w:sz w:val="18"/>
+              </w:rPr>
               <w:br/>
             </w:r>
           </w:p>
@@ -11775,7 +11980,6 @@
             </w:pPr>
             <w:r>
               <w:rPr>
-                <w:rFonts w:ascii="Times New Roman" w:hAnsi="Times New Roman" w:eastAsia="Times New Roman"/>
                 <w:sz w:val="20"/>
               </w:rPr>
               <w:t>x4 = z − y = 5 − 8 = −3, nên $t3 = 0xFFFFFFFD khi biểu diễn bù hai 32 bit. Cách tính: đảo các bit của 0x00000003 được 0xFFFFFFFC rồi cộng 1. Số âm có bit dấu (bit 31) bằng 1; số âm có độ lớn nhỏ như −3 thường bắt đầu bằng nhiều chữ F do mở rộng dấu. Không phải mọi số âm 32 bit đều bắt đầu bằng F: chữ hexa đầu có thể là 8 đến F.</w:t>
@@ -13119,10 +13323,14 @@
             </w:pPr>
             <w:r>
               <w:rPr>
-                <w:rFonts w:ascii="Times New Roman" w:hAnsi="Times New Roman" w:eastAsia="Times New Roman"/>
                 <w:sz w:val="20"/>
               </w:rPr>
               <w:t>Dien nang (kWh): 150</w:t>
+            </w:r>
+            <w:r>
+              <w:rPr>
+                <w:sz w:val="20"/>
+              </w:rPr>
               <w:br/>
               <w:t>(kết thúc bằng một ký tự xuống dòng).</w:t>
             </w:r>
@@ -13249,7 +13457,6 @@
             </w:pPr>
             <w:r>
               <w:rPr>
-                <w:rFonts w:ascii="Times New Roman" w:hAnsi="Times New Roman" w:eastAsia="Times New Roman"/>
                 <w:b/>
                 <w:bCs/>
                 <w:sz w:val="18"/>
@@ -13314,7 +13521,7 @@
             </w:pPr>
             <w:r>
               <w:rPr>
-                <w:rFonts w:ascii="Consolas" w:hAnsi="Consolas" w:eastAsia="Consolas"/>
+                <w:rFonts w:ascii="Consolas" w:eastAsia="Consolas" w:hAnsi="Consolas"/>
                 <w:sz w:val="20"/>
               </w:rPr>
               <w:t>0x10010000</w:t>
@@ -13377,7 +13584,7 @@
             </w:pPr>
             <w:r>
               <w:rPr>
-                <w:rFonts w:ascii="Consolas" w:hAnsi="Consolas" w:eastAsia="Consolas"/>
+                <w:rFonts w:ascii="Consolas" w:eastAsia="Consolas" w:hAnsi="Consolas"/>
                 <w:sz w:val="20"/>
               </w:rPr>
               <w:t>0x10010011</w:t>
@@ -13389,6 +13596,7 @@
     <w:p/>
     <w:p>
       <w:r>
+        <w:lastRenderedPageBreak/>
         <w:t>Nội dung đầu ra tính theo Mã nguồn 5:</w:t>
       </w:r>
     </w:p>
@@ -13440,10 +13648,50 @@
             </w:pPr>
             <w:r>
               <w:rPr>
-                <w:rFonts w:ascii="Consolas" w:hAnsi="Consolas" w:eastAsia="Consolas"/>
+                <w:rFonts w:ascii="Consolas" w:eastAsia="Consolas" w:hAnsi="Consolas"/>
                 <w:sz w:val="20"/>
               </w:rPr>
-              <w:t>Dien nang (kWh): 150</w:t>
+              <w:drawing>
+                <wp:inline distT="0" distB="0" distL="0" distR="0" wp14:anchorId="305BC9DE" wp14:editId="4C5C1361">
+                  <wp:extent cx="4525006" cy="1743318"/>
+                  <wp:effectExtent l="0" t="0" r="9525" b="9525"/>
+                  <wp:docPr id="670443287" name="Hình ảnh 1"/>
+                  <wp:cNvGraphicFramePr>
+                    <a:graphicFrameLocks xmlns:a="http://schemas.openxmlformats.org/drawingml/2006/main" noChangeAspect="1"/>
+                  </wp:cNvGraphicFramePr>
+                  <a:graphic xmlns:a="http://schemas.openxmlformats.org/drawingml/2006/main">
+                    <a:graphicData uri="http://schemas.openxmlformats.org/drawingml/2006/picture">
+                      <pic:pic xmlns:pic="http://schemas.openxmlformats.org/drawingml/2006/picture">
+                        <pic:nvPicPr>
+                          <pic:cNvPr id="670443287" name=""/>
+                          <pic:cNvPicPr/>
+                        </pic:nvPicPr>
+                        <pic:blipFill>
+                          <a:blip r:embed="rId10"/>
+                          <a:stretch>
+                            <a:fillRect/>
+                          </a:stretch>
+                        </pic:blipFill>
+                        <pic:spPr>
+                          <a:xfrm>
+                            <a:off x="0" y="0"/>
+                            <a:ext cx="4525006" cy="1743318"/>
+                          </a:xfrm>
+                          <a:prstGeom prst="rect">
+                            <a:avLst/>
+                          </a:prstGeom>
+                        </pic:spPr>
+                      </pic:pic>
+                    </a:graphicData>
+                  </a:graphic>
+                </wp:inline>
+              </w:drawing>
+            </w:r>
+            <w:r>
+              <w:rPr>
+                <w:rFonts w:ascii="Consolas" w:eastAsia="Consolas" w:hAnsi="Consolas"/>
+                <w:sz w:val="20"/>
+              </w:rPr>
               <w:br/>
             </w:r>
           </w:p>
@@ -13543,7 +13791,6 @@
             </w:pPr>
             <w:r>
               <w:rPr>
-                <w:rFonts w:ascii="Times New Roman" w:hAnsi="Times New Roman" w:eastAsia="Times New Roman"/>
                 <w:sz w:val="20"/>
               </w:rPr>
               <w:t>$v0 chứa số hiệu dịch vụ. Với dịch vụ 1, $a0 chứa trực tiếp số nguyên có dấu cần in; với dịch vụ 4, $a0 chứa địa chỉ bắt đầu của chuỗi kết thúc bằng byte 0. Vì vậy cùng một giá trị bit trong $a0 có thể được hiểu là số hoặc địa chỉ, tùy số hiệu trong $v0. Dịch vụ 5 đọc số nguyên và trả về ở $v0; không dùng $a0 làm dữ liệu đầu vào.</w:t>
@@ -13647,7 +13894,6 @@
             </w:pPr>
             <w:r>
               <w:rPr>
-                <w:rFonts w:ascii="Times New Roman" w:hAnsi="Times New Roman" w:eastAsia="Times New Roman"/>
                 <w:sz w:val="20"/>
               </w:rPr>
               <w:t>nl − msg = 0x10010011 − 0x10010000 = 0x11 = 17 byte. Chuỗi "Dien nang (kWh): " có 16 ký tự ASCII, gồm 3 dấu cách. Chỉ thị .asciiz lưu thêm một byte 0 để đánh dấu kết thúc chuỗi, nên nhãn nl bắt đầu sau 17 byte, chênh 1 byte so với số ký tự nhìn thấy.</w:t>
@@ -13791,72 +14037,277 @@
                 <w:rFonts w:ascii="Consolas" w:eastAsia="Consolas" w:hAnsi="Consolas" w:cs="Courier New"/>
                 <w:sz w:val="18"/>
               </w:rPr>
+              <w:lastRenderedPageBreak/>
               <w:t>.data</w:t>
+            </w:r>
+            <w:r>
+              <w:rPr>
+                <w:rFonts w:ascii="Consolas" w:eastAsia="Consolas" w:hAnsi="Consolas" w:cs="Courier New"/>
+                <w:sz w:val="18"/>
+              </w:rPr>
               <w:br/>
               <w:t>prompt1: .asciiz "Nhap chi so cu (kWh): "</w:t>
+            </w:r>
+            <w:r>
+              <w:rPr>
+                <w:rFonts w:ascii="Consolas" w:eastAsia="Consolas" w:hAnsi="Consolas" w:cs="Courier New"/>
+                <w:sz w:val="18"/>
+              </w:rPr>
               <w:br/>
               <w:t>prompt2: .asciiz "Nhap chi so moi (kWh): "</w:t>
+            </w:r>
+            <w:r>
+              <w:rPr>
+                <w:rFonts w:ascii="Consolas" w:eastAsia="Consolas" w:hAnsi="Consolas" w:cs="Courier New"/>
+                <w:sz w:val="18"/>
+              </w:rPr>
               <w:br/>
               <w:t>label:   .asciiz "Dien nang (kWh): "</w:t>
+            </w:r>
+            <w:r>
+              <w:rPr>
+                <w:rFonts w:ascii="Consolas" w:eastAsia="Consolas" w:hAnsi="Consolas" w:cs="Courier New"/>
+                <w:sz w:val="18"/>
+              </w:rPr>
               <w:br/>
               <w:t>newline: .asciiz "\n"</w:t>
+            </w:r>
+            <w:r>
+              <w:rPr>
+                <w:rFonts w:ascii="Consolas" w:eastAsia="Consolas" w:hAnsi="Consolas" w:cs="Courier New"/>
+                <w:sz w:val="18"/>
+              </w:rPr>
               <w:br/>
+            </w:r>
+            <w:r>
+              <w:rPr>
+                <w:rFonts w:ascii="Consolas" w:eastAsia="Consolas" w:hAnsi="Consolas" w:cs="Courier New"/>
+                <w:sz w:val="18"/>
+              </w:rPr>
               <w:br/>
               <w:t># $s0: previous; $s1: current; $t0: usage; $v0/$a0: syscall.</w:t>
+            </w:r>
+            <w:r>
+              <w:rPr>
+                <w:rFonts w:ascii="Consolas" w:eastAsia="Consolas" w:hAnsi="Consolas" w:cs="Courier New"/>
+                <w:sz w:val="18"/>
+              </w:rPr>
               <w:br/>
               <w:t>.text</w:t>
+            </w:r>
+            <w:r>
+              <w:rPr>
+                <w:rFonts w:ascii="Consolas" w:eastAsia="Consolas" w:hAnsi="Consolas" w:cs="Courier New"/>
+                <w:sz w:val="18"/>
+              </w:rPr>
               <w:br/>
               <w:t>.globl main</w:t>
+            </w:r>
+            <w:r>
+              <w:rPr>
+                <w:rFonts w:ascii="Consolas" w:eastAsia="Consolas" w:hAnsi="Consolas" w:cs="Courier New"/>
+                <w:sz w:val="18"/>
+              </w:rPr>
               <w:br/>
               <w:t>main:</w:t>
+            </w:r>
+            <w:r>
+              <w:rPr>
+                <w:rFonts w:ascii="Consolas" w:eastAsia="Consolas" w:hAnsi="Consolas" w:cs="Courier New"/>
+                <w:sz w:val="18"/>
+              </w:rPr>
               <w:br/>
               <w:t xml:space="preserve">    li   $v0, 4</w:t>
+            </w:r>
+            <w:r>
+              <w:rPr>
+                <w:rFonts w:ascii="Consolas" w:eastAsia="Consolas" w:hAnsi="Consolas" w:cs="Courier New"/>
+                <w:sz w:val="18"/>
+              </w:rPr>
               <w:br/>
               <w:t xml:space="preserve">    la   $a0, prompt1</w:t>
+            </w:r>
+            <w:r>
+              <w:rPr>
+                <w:rFonts w:ascii="Consolas" w:eastAsia="Consolas" w:hAnsi="Consolas" w:cs="Courier New"/>
+                <w:sz w:val="18"/>
+              </w:rPr>
               <w:br/>
               <w:t xml:space="preserve">    syscall</w:t>
+            </w:r>
+            <w:r>
+              <w:rPr>
+                <w:rFonts w:ascii="Consolas" w:eastAsia="Consolas" w:hAnsi="Consolas" w:cs="Courier New"/>
+                <w:sz w:val="18"/>
+              </w:rPr>
               <w:br/>
               <w:t xml:space="preserve">    li   $v0, 5</w:t>
+            </w:r>
+            <w:r>
+              <w:rPr>
+                <w:rFonts w:ascii="Consolas" w:eastAsia="Consolas" w:hAnsi="Consolas" w:cs="Courier New"/>
+                <w:sz w:val="18"/>
+              </w:rPr>
               <w:br/>
               <w:t xml:space="preserve">    syscall</w:t>
+            </w:r>
+            <w:r>
+              <w:rPr>
+                <w:rFonts w:ascii="Consolas" w:eastAsia="Consolas" w:hAnsi="Consolas" w:cs="Courier New"/>
+                <w:sz w:val="18"/>
+              </w:rPr>
               <w:br/>
               <w:t xml:space="preserve">    add  $s0, $v0, $zero</w:t>
+            </w:r>
+            <w:r>
+              <w:rPr>
+                <w:rFonts w:ascii="Consolas" w:eastAsia="Consolas" w:hAnsi="Consolas" w:cs="Courier New"/>
+                <w:sz w:val="18"/>
+              </w:rPr>
               <w:br/>
               <w:t xml:space="preserve">    li   $v0, 4</w:t>
+            </w:r>
+            <w:r>
+              <w:rPr>
+                <w:rFonts w:ascii="Consolas" w:eastAsia="Consolas" w:hAnsi="Consolas" w:cs="Courier New"/>
+                <w:sz w:val="18"/>
+              </w:rPr>
               <w:br/>
               <w:t xml:space="preserve">    la   $a0, prompt2</w:t>
+            </w:r>
+            <w:r>
+              <w:rPr>
+                <w:rFonts w:ascii="Consolas" w:eastAsia="Consolas" w:hAnsi="Consolas" w:cs="Courier New"/>
+                <w:sz w:val="18"/>
+              </w:rPr>
               <w:br/>
               <w:t xml:space="preserve">    syscall</w:t>
+            </w:r>
+            <w:r>
+              <w:rPr>
+                <w:rFonts w:ascii="Consolas" w:eastAsia="Consolas" w:hAnsi="Consolas" w:cs="Courier New"/>
+                <w:sz w:val="18"/>
+              </w:rPr>
               <w:br/>
               <w:t xml:space="preserve">    li   $v0, 5</w:t>
+            </w:r>
+            <w:r>
+              <w:rPr>
+                <w:rFonts w:ascii="Consolas" w:eastAsia="Consolas" w:hAnsi="Consolas" w:cs="Courier New"/>
+                <w:sz w:val="18"/>
+              </w:rPr>
               <w:br/>
               <w:t xml:space="preserve">    syscall</w:t>
+            </w:r>
+            <w:r>
+              <w:rPr>
+                <w:rFonts w:ascii="Consolas" w:eastAsia="Consolas" w:hAnsi="Consolas" w:cs="Courier New"/>
+                <w:sz w:val="18"/>
+              </w:rPr>
               <w:br/>
               <w:t xml:space="preserve">    add  $s1, $v0, $zero</w:t>
+            </w:r>
+            <w:r>
+              <w:rPr>
+                <w:rFonts w:ascii="Consolas" w:eastAsia="Consolas" w:hAnsi="Consolas" w:cs="Courier New"/>
+                <w:sz w:val="18"/>
+              </w:rPr>
               <w:br/>
               <w:t xml:space="preserve">    sub  $t0, $s1, $s0</w:t>
+            </w:r>
+            <w:r>
+              <w:rPr>
+                <w:rFonts w:ascii="Consolas" w:eastAsia="Consolas" w:hAnsi="Consolas" w:cs="Courier New"/>
+                <w:sz w:val="18"/>
+              </w:rPr>
               <w:br/>
               <w:t xml:space="preserve">    li   $v0, 4</w:t>
+            </w:r>
+            <w:r>
+              <w:rPr>
+                <w:rFonts w:ascii="Consolas" w:eastAsia="Consolas" w:hAnsi="Consolas" w:cs="Courier New"/>
+                <w:sz w:val="18"/>
+              </w:rPr>
               <w:br/>
               <w:t xml:space="preserve">    la   $a0, label</w:t>
+            </w:r>
+            <w:r>
+              <w:rPr>
+                <w:rFonts w:ascii="Consolas" w:eastAsia="Consolas" w:hAnsi="Consolas" w:cs="Courier New"/>
+                <w:sz w:val="18"/>
+              </w:rPr>
               <w:br/>
               <w:t xml:space="preserve">    syscall</w:t>
+            </w:r>
+            <w:r>
+              <w:rPr>
+                <w:rFonts w:ascii="Consolas" w:eastAsia="Consolas" w:hAnsi="Consolas" w:cs="Courier New"/>
+                <w:sz w:val="18"/>
+              </w:rPr>
               <w:br/>
               <w:t xml:space="preserve">    li   $v0, 1</w:t>
+            </w:r>
+            <w:r>
+              <w:rPr>
+                <w:rFonts w:ascii="Consolas" w:eastAsia="Consolas" w:hAnsi="Consolas" w:cs="Courier New"/>
+                <w:sz w:val="18"/>
+              </w:rPr>
               <w:br/>
               <w:t xml:space="preserve">    add  $a0, $t0, $zero</w:t>
+            </w:r>
+            <w:r>
+              <w:rPr>
+                <w:rFonts w:ascii="Consolas" w:eastAsia="Consolas" w:hAnsi="Consolas" w:cs="Courier New"/>
+                <w:sz w:val="18"/>
+              </w:rPr>
               <w:br/>
               <w:t xml:space="preserve">    syscall</w:t>
+            </w:r>
+            <w:r>
+              <w:rPr>
+                <w:rFonts w:ascii="Consolas" w:eastAsia="Consolas" w:hAnsi="Consolas" w:cs="Courier New"/>
+                <w:sz w:val="18"/>
+              </w:rPr>
               <w:br/>
               <w:t xml:space="preserve">    li   $v0, 4</w:t>
+            </w:r>
+            <w:r>
+              <w:rPr>
+                <w:rFonts w:ascii="Consolas" w:eastAsia="Consolas" w:hAnsi="Consolas" w:cs="Courier New"/>
+                <w:sz w:val="18"/>
+              </w:rPr>
               <w:br/>
               <w:t xml:space="preserve">    la   $a0, newline</w:t>
+            </w:r>
+            <w:r>
+              <w:rPr>
+                <w:rFonts w:ascii="Consolas" w:eastAsia="Consolas" w:hAnsi="Consolas" w:cs="Courier New"/>
+                <w:sz w:val="18"/>
+              </w:rPr>
               <w:br/>
               <w:t xml:space="preserve">    syscall</w:t>
+            </w:r>
+            <w:r>
+              <w:rPr>
+                <w:rFonts w:ascii="Consolas" w:eastAsia="Consolas" w:hAnsi="Consolas" w:cs="Courier New"/>
+                <w:sz w:val="18"/>
+              </w:rPr>
               <w:br/>
               <w:t xml:space="preserve">    li   $v0, 10</w:t>
+            </w:r>
+            <w:r>
+              <w:rPr>
+                <w:rFonts w:ascii="Consolas" w:eastAsia="Consolas" w:hAnsi="Consolas" w:cs="Courier New"/>
+                <w:sz w:val="18"/>
+              </w:rPr>
               <w:br/>
               <w:t xml:space="preserve">    syscall</w:t>
+            </w:r>
+            <w:r>
+              <w:rPr>
+                <w:rFonts w:ascii="Consolas" w:eastAsia="Consolas" w:hAnsi="Consolas" w:cs="Courier New"/>
+                <w:sz w:val="18"/>
+              </w:rPr>
               <w:br/>
             </w:r>
           </w:p>
@@ -14014,16 +14465,40 @@
             </w:pPr>
             <w:r>
               <w:rPr>
-                <w:rFonts w:ascii="Consolas" w:hAnsi="Consolas" w:eastAsia="Consolas"/>
+                <w:rFonts w:ascii="Consolas" w:eastAsia="Consolas" w:hAnsi="Consolas"/>
                 <w:sz w:val="20"/>
               </w:rPr>
               <w:t>Đầu vào: 1200, 1350</w:t>
+            </w:r>
+            <w:r>
+              <w:rPr>
+                <w:rFonts w:ascii="Consolas" w:eastAsia="Consolas" w:hAnsi="Consolas"/>
+                <w:sz w:val="20"/>
+              </w:rPr>
               <w:br/>
               <w:t>Phép tính: 1350 - 1200 = 150</w:t>
+            </w:r>
+            <w:r>
+              <w:rPr>
+                <w:rFonts w:ascii="Consolas" w:eastAsia="Consolas" w:hAnsi="Consolas"/>
+                <w:sz w:val="20"/>
+              </w:rPr>
               <w:br/>
               <w:t>Dòng kết quả:</w:t>
+            </w:r>
+            <w:r>
+              <w:rPr>
+                <w:rFonts w:ascii="Consolas" w:eastAsia="Consolas" w:hAnsi="Consolas"/>
+                <w:sz w:val="20"/>
+              </w:rPr>
               <w:br/>
               <w:t>Dien nang (kWh): 150</w:t>
+            </w:r>
+            <w:r>
+              <w:rPr>
+                <w:rFonts w:ascii="Consolas" w:eastAsia="Consolas" w:hAnsi="Consolas"/>
+                <w:sz w:val="20"/>
+              </w:rPr>
               <w:br/>
             </w:r>
           </w:p>
@@ -14152,6 +14627,7 @@
               <w:rPr>
                 <w:rFonts w:eastAsia="Courier New"/>
               </w:rPr>
+              <w:lastRenderedPageBreak/>
               <w:t>Thang 1: &lt;usage1&gt;</w:t>
             </w:r>
           </w:p>
@@ -14221,7 +14697,6 @@
         <w:gridCol w:w="9638"/>
       </w:tblGrid>
       <w:tr>
-        <w:trPr/>
         <w:tc>
           <w:tcPr>
             <w:tcW w:w="9638" w:type="dxa"/>
@@ -14241,7 +14716,6 @@
           </w:tcPr>
           <w:p>
             <w:pPr>
-              <w:keepNext w:val="0"/>
               <w:keepLines w:val="0"/>
               <w:spacing w:after="0" w:line="240" w:lineRule="auto"/>
               <w:rPr>
@@ -14254,161 +14728,642 @@
                 <w:sz w:val="16"/>
               </w:rPr>
               <w:t>.data</w:t>
+            </w:r>
+            <w:r>
+              <w:rPr>
+                <w:rFonts w:ascii="Consolas" w:eastAsia="Consolas" w:hAnsi="Consolas" w:cs="Courier New"/>
+                <w:sz w:val="16"/>
+              </w:rPr>
               <w:br/>
               <w:t>prompt: .asciiz "Nhap chi so (kWh): "</w:t>
+            </w:r>
+            <w:r>
+              <w:rPr>
+                <w:rFonts w:ascii="Consolas" w:eastAsia="Consolas" w:hAnsi="Consolas" w:cs="Courier New"/>
+                <w:sz w:val="16"/>
+              </w:rPr>
               <w:br/>
               <w:t>m1:     .asciiz "Thang 1: "</w:t>
+            </w:r>
+            <w:r>
+              <w:rPr>
+                <w:rFonts w:ascii="Consolas" w:eastAsia="Consolas" w:hAnsi="Consolas" w:cs="Courier New"/>
+                <w:sz w:val="16"/>
+              </w:rPr>
               <w:br/>
               <w:t>m2:     .asciiz "Thang 2: "</w:t>
+            </w:r>
+            <w:r>
+              <w:rPr>
+                <w:rFonts w:ascii="Consolas" w:eastAsia="Consolas" w:hAnsi="Consolas" w:cs="Courier New"/>
+                <w:sz w:val="16"/>
+              </w:rPr>
               <w:br/>
               <w:t>m3:     .asciiz "Thang 3: "</w:t>
+            </w:r>
+            <w:r>
+              <w:rPr>
+                <w:rFonts w:ascii="Consolas" w:eastAsia="Consolas" w:hAnsi="Consolas" w:cs="Courier New"/>
+                <w:sz w:val="16"/>
+              </w:rPr>
               <w:br/>
               <w:t>tot:    .asciiz "Tong:    "</w:t>
+            </w:r>
+            <w:r>
+              <w:rPr>
+                <w:rFonts w:ascii="Consolas" w:eastAsia="Consolas" w:hAnsi="Consolas" w:cs="Courier New"/>
+                <w:sz w:val="16"/>
+              </w:rPr>
               <w:br/>
               <w:t>nl:     .asciiz "\n"</w:t>
+            </w:r>
+            <w:r>
+              <w:rPr>
+                <w:rFonts w:ascii="Consolas" w:eastAsia="Consolas" w:hAnsi="Consolas" w:cs="Courier New"/>
+                <w:sz w:val="16"/>
+              </w:rPr>
               <w:br/>
+            </w:r>
+            <w:r>
+              <w:rPr>
+                <w:rFonts w:ascii="Consolas" w:eastAsia="Consolas" w:hAnsi="Consolas" w:cs="Courier New"/>
+                <w:sz w:val="16"/>
+              </w:rPr>
               <w:br/>
               <w:t># $s0-$s3: reading0-reading3; $t0-$t3: usage1, usage2, usage3, total.</w:t>
+            </w:r>
+            <w:r>
+              <w:rPr>
+                <w:rFonts w:ascii="Consolas" w:eastAsia="Consolas" w:hAnsi="Consolas" w:cs="Courier New"/>
+                <w:sz w:val="16"/>
+              </w:rPr>
               <w:br/>
               <w:t>.text</w:t>
+            </w:r>
+            <w:r>
+              <w:rPr>
+                <w:rFonts w:ascii="Consolas" w:eastAsia="Consolas" w:hAnsi="Consolas" w:cs="Courier New"/>
+                <w:sz w:val="16"/>
+              </w:rPr>
               <w:br/>
               <w:t>.globl main</w:t>
+            </w:r>
+            <w:r>
+              <w:rPr>
+                <w:rFonts w:ascii="Consolas" w:eastAsia="Consolas" w:hAnsi="Consolas" w:cs="Courier New"/>
+                <w:sz w:val="16"/>
+              </w:rPr>
               <w:br/>
               <w:t>main:</w:t>
+            </w:r>
+            <w:r>
+              <w:rPr>
+                <w:rFonts w:ascii="Consolas" w:eastAsia="Consolas" w:hAnsi="Consolas" w:cs="Courier New"/>
+                <w:sz w:val="16"/>
+              </w:rPr>
               <w:br/>
               <w:t xml:space="preserve">    li   $v0, 4</w:t>
+            </w:r>
+            <w:r>
+              <w:rPr>
+                <w:rFonts w:ascii="Consolas" w:eastAsia="Consolas" w:hAnsi="Consolas" w:cs="Courier New"/>
+                <w:sz w:val="16"/>
+              </w:rPr>
               <w:br/>
               <w:t xml:space="preserve">    la   $a0, prompt</w:t>
+            </w:r>
+            <w:r>
+              <w:rPr>
+                <w:rFonts w:ascii="Consolas" w:eastAsia="Consolas" w:hAnsi="Consolas" w:cs="Courier New"/>
+                <w:sz w:val="16"/>
+              </w:rPr>
               <w:br/>
               <w:t xml:space="preserve">    syscall</w:t>
+            </w:r>
+            <w:r>
+              <w:rPr>
+                <w:rFonts w:ascii="Consolas" w:eastAsia="Consolas" w:hAnsi="Consolas" w:cs="Courier New"/>
+                <w:sz w:val="16"/>
+              </w:rPr>
               <w:br/>
               <w:t xml:space="preserve">    li   $v0, 5</w:t>
+            </w:r>
+            <w:r>
+              <w:rPr>
+                <w:rFonts w:ascii="Consolas" w:eastAsia="Consolas" w:hAnsi="Consolas" w:cs="Courier New"/>
+                <w:sz w:val="16"/>
+              </w:rPr>
               <w:br/>
               <w:t xml:space="preserve">    syscall</w:t>
+            </w:r>
+            <w:r>
+              <w:rPr>
+                <w:rFonts w:ascii="Consolas" w:eastAsia="Consolas" w:hAnsi="Consolas" w:cs="Courier New"/>
+                <w:sz w:val="16"/>
+              </w:rPr>
               <w:br/>
               <w:t xml:space="preserve">    add  $s0, $v0, $zero</w:t>
+            </w:r>
+            <w:r>
+              <w:rPr>
+                <w:rFonts w:ascii="Consolas" w:eastAsia="Consolas" w:hAnsi="Consolas" w:cs="Courier New"/>
+                <w:sz w:val="16"/>
+              </w:rPr>
               <w:br/>
               <w:t xml:space="preserve">    li   $v0, 4</w:t>
+            </w:r>
+            <w:r>
+              <w:rPr>
+                <w:rFonts w:ascii="Consolas" w:eastAsia="Consolas" w:hAnsi="Consolas" w:cs="Courier New"/>
+                <w:sz w:val="16"/>
+              </w:rPr>
               <w:br/>
               <w:t xml:space="preserve">    la   $a0, prompt</w:t>
+            </w:r>
+            <w:r>
+              <w:rPr>
+                <w:rFonts w:ascii="Consolas" w:eastAsia="Consolas" w:hAnsi="Consolas" w:cs="Courier New"/>
+                <w:sz w:val="16"/>
+              </w:rPr>
               <w:br/>
               <w:t xml:space="preserve">    syscall</w:t>
+            </w:r>
+            <w:r>
+              <w:rPr>
+                <w:rFonts w:ascii="Consolas" w:eastAsia="Consolas" w:hAnsi="Consolas" w:cs="Courier New"/>
+                <w:sz w:val="16"/>
+              </w:rPr>
               <w:br/>
               <w:t xml:space="preserve">    li   $v0, 5</w:t>
+            </w:r>
+            <w:r>
+              <w:rPr>
+                <w:rFonts w:ascii="Consolas" w:eastAsia="Consolas" w:hAnsi="Consolas" w:cs="Courier New"/>
+                <w:sz w:val="16"/>
+              </w:rPr>
               <w:br/>
               <w:t xml:space="preserve">    syscall</w:t>
+            </w:r>
+            <w:r>
+              <w:rPr>
+                <w:rFonts w:ascii="Consolas" w:eastAsia="Consolas" w:hAnsi="Consolas" w:cs="Courier New"/>
+                <w:sz w:val="16"/>
+              </w:rPr>
               <w:br/>
               <w:t xml:space="preserve">    add  $s1, $v0, $zero</w:t>
+            </w:r>
+            <w:r>
+              <w:rPr>
+                <w:rFonts w:ascii="Consolas" w:eastAsia="Consolas" w:hAnsi="Consolas" w:cs="Courier New"/>
+                <w:sz w:val="16"/>
+              </w:rPr>
               <w:br/>
               <w:t xml:space="preserve">    li   $v0, 4</w:t>
+            </w:r>
+            <w:r>
+              <w:rPr>
+                <w:rFonts w:ascii="Consolas" w:eastAsia="Consolas" w:hAnsi="Consolas" w:cs="Courier New"/>
+                <w:sz w:val="16"/>
+              </w:rPr>
               <w:br/>
               <w:t xml:space="preserve">    la   $a0, prompt</w:t>
+            </w:r>
+            <w:r>
+              <w:rPr>
+                <w:rFonts w:ascii="Consolas" w:eastAsia="Consolas" w:hAnsi="Consolas" w:cs="Courier New"/>
+                <w:sz w:val="16"/>
+              </w:rPr>
               <w:br/>
               <w:t xml:space="preserve">    syscall</w:t>
+            </w:r>
+            <w:r>
+              <w:rPr>
+                <w:rFonts w:ascii="Consolas" w:eastAsia="Consolas" w:hAnsi="Consolas" w:cs="Courier New"/>
+                <w:sz w:val="16"/>
+              </w:rPr>
               <w:br/>
               <w:t xml:space="preserve">    li   $v0, 5</w:t>
+            </w:r>
+            <w:r>
+              <w:rPr>
+                <w:rFonts w:ascii="Consolas" w:eastAsia="Consolas" w:hAnsi="Consolas" w:cs="Courier New"/>
+                <w:sz w:val="16"/>
+              </w:rPr>
               <w:br/>
               <w:t xml:space="preserve">    syscall</w:t>
+            </w:r>
+            <w:r>
+              <w:rPr>
+                <w:rFonts w:ascii="Consolas" w:eastAsia="Consolas" w:hAnsi="Consolas" w:cs="Courier New"/>
+                <w:sz w:val="16"/>
+              </w:rPr>
               <w:br/>
               <w:t xml:space="preserve">    add  $s2, $v0, $zero</w:t>
+            </w:r>
+            <w:r>
+              <w:rPr>
+                <w:rFonts w:ascii="Consolas" w:eastAsia="Consolas" w:hAnsi="Consolas" w:cs="Courier New"/>
+                <w:sz w:val="16"/>
+              </w:rPr>
               <w:br/>
               <w:t xml:space="preserve">    li   $v0, 4</w:t>
+            </w:r>
+            <w:r>
+              <w:rPr>
+                <w:rFonts w:ascii="Consolas" w:eastAsia="Consolas" w:hAnsi="Consolas" w:cs="Courier New"/>
+                <w:sz w:val="16"/>
+              </w:rPr>
               <w:br/>
               <w:t xml:space="preserve">    la   $a0, prompt</w:t>
+            </w:r>
+            <w:r>
+              <w:rPr>
+                <w:rFonts w:ascii="Consolas" w:eastAsia="Consolas" w:hAnsi="Consolas" w:cs="Courier New"/>
+                <w:sz w:val="16"/>
+              </w:rPr>
               <w:br/>
               <w:t xml:space="preserve">    syscall</w:t>
+            </w:r>
+            <w:r>
+              <w:rPr>
+                <w:rFonts w:ascii="Consolas" w:eastAsia="Consolas" w:hAnsi="Consolas" w:cs="Courier New"/>
+                <w:sz w:val="16"/>
+              </w:rPr>
               <w:br/>
               <w:t xml:space="preserve">    li   $v0, 5</w:t>
+            </w:r>
+            <w:r>
+              <w:rPr>
+                <w:rFonts w:ascii="Consolas" w:eastAsia="Consolas" w:hAnsi="Consolas" w:cs="Courier New"/>
+                <w:sz w:val="16"/>
+              </w:rPr>
               <w:br/>
               <w:t xml:space="preserve">    syscall</w:t>
+            </w:r>
+            <w:r>
+              <w:rPr>
+                <w:rFonts w:ascii="Consolas" w:eastAsia="Consolas" w:hAnsi="Consolas" w:cs="Courier New"/>
+                <w:sz w:val="16"/>
+              </w:rPr>
               <w:br/>
               <w:t xml:space="preserve">    add  $s3, $v0, $zero</w:t>
+            </w:r>
+            <w:r>
+              <w:rPr>
+                <w:rFonts w:ascii="Consolas" w:eastAsia="Consolas" w:hAnsi="Consolas" w:cs="Courier New"/>
+                <w:sz w:val="16"/>
+              </w:rPr>
               <w:br/>
               <w:t xml:space="preserve">    sub  $t0, $s1, $s0</w:t>
+            </w:r>
+            <w:r>
+              <w:rPr>
+                <w:rFonts w:ascii="Consolas" w:eastAsia="Consolas" w:hAnsi="Consolas" w:cs="Courier New"/>
+                <w:sz w:val="16"/>
+              </w:rPr>
               <w:br/>
               <w:t xml:space="preserve">    sub  $t1, $s2, $s1</w:t>
+            </w:r>
+            <w:r>
+              <w:rPr>
+                <w:rFonts w:ascii="Consolas" w:eastAsia="Consolas" w:hAnsi="Consolas" w:cs="Courier New"/>
+                <w:sz w:val="16"/>
+              </w:rPr>
               <w:br/>
               <w:t xml:space="preserve">    sub  $t2, $s3, $s2</w:t>
+            </w:r>
+            <w:r>
+              <w:rPr>
+                <w:rFonts w:ascii="Consolas" w:eastAsia="Consolas" w:hAnsi="Consolas" w:cs="Courier New"/>
+                <w:sz w:val="16"/>
+              </w:rPr>
               <w:br/>
               <w:t xml:space="preserve">    add  $t3, $t0, $t1</w:t>
+            </w:r>
+            <w:r>
+              <w:rPr>
+                <w:rFonts w:ascii="Consolas" w:eastAsia="Consolas" w:hAnsi="Consolas" w:cs="Courier New"/>
+                <w:sz w:val="16"/>
+              </w:rPr>
               <w:br/>
               <w:t xml:space="preserve">    add  $t3, $t3, $t2</w:t>
+            </w:r>
+            <w:r>
+              <w:rPr>
+                <w:rFonts w:ascii="Consolas" w:eastAsia="Consolas" w:hAnsi="Consolas" w:cs="Courier New"/>
+                <w:sz w:val="16"/>
+              </w:rPr>
               <w:br/>
               <w:t xml:space="preserve">    li   $v0, 4</w:t>
+            </w:r>
+            <w:r>
+              <w:rPr>
+                <w:rFonts w:ascii="Consolas" w:eastAsia="Consolas" w:hAnsi="Consolas" w:cs="Courier New"/>
+                <w:sz w:val="16"/>
+              </w:rPr>
               <w:br/>
               <w:t xml:space="preserve">    la   $a0, m1</w:t>
+            </w:r>
+            <w:r>
+              <w:rPr>
+                <w:rFonts w:ascii="Consolas" w:eastAsia="Consolas" w:hAnsi="Consolas" w:cs="Courier New"/>
+                <w:sz w:val="16"/>
+              </w:rPr>
               <w:br/>
               <w:t xml:space="preserve">    syscall</w:t>
+            </w:r>
+            <w:r>
+              <w:rPr>
+                <w:rFonts w:ascii="Consolas" w:eastAsia="Consolas" w:hAnsi="Consolas" w:cs="Courier New"/>
+                <w:sz w:val="16"/>
+              </w:rPr>
               <w:br/>
               <w:t xml:space="preserve">    li   $v0, 1</w:t>
+            </w:r>
+            <w:r>
+              <w:rPr>
+                <w:rFonts w:ascii="Consolas" w:eastAsia="Consolas" w:hAnsi="Consolas" w:cs="Courier New"/>
+                <w:sz w:val="16"/>
+              </w:rPr>
               <w:br/>
               <w:t xml:space="preserve">    add  $a0, $t0, $zero</w:t>
+            </w:r>
+            <w:r>
+              <w:rPr>
+                <w:rFonts w:ascii="Consolas" w:eastAsia="Consolas" w:hAnsi="Consolas" w:cs="Courier New"/>
+                <w:sz w:val="16"/>
+              </w:rPr>
               <w:br/>
               <w:t xml:space="preserve">    syscall</w:t>
+            </w:r>
+            <w:r>
+              <w:rPr>
+                <w:rFonts w:ascii="Consolas" w:eastAsia="Consolas" w:hAnsi="Consolas" w:cs="Courier New"/>
+                <w:sz w:val="16"/>
+              </w:rPr>
               <w:br/>
               <w:t xml:space="preserve">    li   $v0, 4</w:t>
+            </w:r>
+            <w:r>
+              <w:rPr>
+                <w:rFonts w:ascii="Consolas" w:eastAsia="Consolas" w:hAnsi="Consolas" w:cs="Courier New"/>
+                <w:sz w:val="16"/>
+              </w:rPr>
               <w:br/>
               <w:t xml:space="preserve">    la   $a0, nl</w:t>
+            </w:r>
+            <w:r>
+              <w:rPr>
+                <w:rFonts w:ascii="Consolas" w:eastAsia="Consolas" w:hAnsi="Consolas" w:cs="Courier New"/>
+                <w:sz w:val="16"/>
+              </w:rPr>
               <w:br/>
               <w:t xml:space="preserve">    syscall</w:t>
+            </w:r>
+            <w:r>
+              <w:rPr>
+                <w:rFonts w:ascii="Consolas" w:eastAsia="Consolas" w:hAnsi="Consolas" w:cs="Courier New"/>
+                <w:sz w:val="16"/>
+              </w:rPr>
               <w:br/>
               <w:t xml:space="preserve">    li   $v0, 4</w:t>
+            </w:r>
+            <w:r>
+              <w:rPr>
+                <w:rFonts w:ascii="Consolas" w:eastAsia="Consolas" w:hAnsi="Consolas" w:cs="Courier New"/>
+                <w:sz w:val="16"/>
+              </w:rPr>
               <w:br/>
               <w:t xml:space="preserve">    la   $a0, m2</w:t>
+            </w:r>
+            <w:r>
+              <w:rPr>
+                <w:rFonts w:ascii="Consolas" w:eastAsia="Consolas" w:hAnsi="Consolas" w:cs="Courier New"/>
+                <w:sz w:val="16"/>
+              </w:rPr>
               <w:br/>
               <w:t xml:space="preserve">    syscall</w:t>
+            </w:r>
+            <w:r>
+              <w:rPr>
+                <w:rFonts w:ascii="Consolas" w:eastAsia="Consolas" w:hAnsi="Consolas" w:cs="Courier New"/>
+                <w:sz w:val="16"/>
+              </w:rPr>
               <w:br/>
               <w:t xml:space="preserve">    li   $v0, 1</w:t>
+            </w:r>
+            <w:r>
+              <w:rPr>
+                <w:rFonts w:ascii="Consolas" w:eastAsia="Consolas" w:hAnsi="Consolas" w:cs="Courier New"/>
+                <w:sz w:val="16"/>
+              </w:rPr>
               <w:br/>
               <w:t xml:space="preserve">    add  $a0, $t1, $zero</w:t>
+            </w:r>
+            <w:r>
+              <w:rPr>
+                <w:rFonts w:ascii="Consolas" w:eastAsia="Consolas" w:hAnsi="Consolas" w:cs="Courier New"/>
+                <w:sz w:val="16"/>
+              </w:rPr>
               <w:br/>
               <w:t xml:space="preserve">    syscall</w:t>
+            </w:r>
+            <w:r>
+              <w:rPr>
+                <w:rFonts w:ascii="Consolas" w:eastAsia="Consolas" w:hAnsi="Consolas" w:cs="Courier New"/>
+                <w:sz w:val="16"/>
+              </w:rPr>
               <w:br/>
               <w:t xml:space="preserve">    li   $v0, 4</w:t>
+            </w:r>
+            <w:r>
+              <w:rPr>
+                <w:rFonts w:ascii="Consolas" w:eastAsia="Consolas" w:hAnsi="Consolas" w:cs="Courier New"/>
+                <w:sz w:val="16"/>
+              </w:rPr>
               <w:br/>
               <w:t xml:space="preserve">    la   $a0, nl</w:t>
+            </w:r>
+            <w:r>
+              <w:rPr>
+                <w:rFonts w:ascii="Consolas" w:eastAsia="Consolas" w:hAnsi="Consolas" w:cs="Courier New"/>
+                <w:sz w:val="16"/>
+              </w:rPr>
               <w:br/>
               <w:t xml:space="preserve">    syscall</w:t>
+            </w:r>
+            <w:r>
+              <w:rPr>
+                <w:rFonts w:ascii="Consolas" w:eastAsia="Consolas" w:hAnsi="Consolas" w:cs="Courier New"/>
+                <w:sz w:val="16"/>
+              </w:rPr>
               <w:br/>
               <w:t xml:space="preserve">    li   $v0, 4</w:t>
+            </w:r>
+            <w:r>
+              <w:rPr>
+                <w:rFonts w:ascii="Consolas" w:eastAsia="Consolas" w:hAnsi="Consolas" w:cs="Courier New"/>
+                <w:sz w:val="16"/>
+              </w:rPr>
               <w:br/>
+            </w:r>
+            <w:r>
+              <w:rPr>
+                <w:rFonts w:ascii="Consolas" w:eastAsia="Consolas" w:hAnsi="Consolas" w:cs="Courier New"/>
+                <w:sz w:val="16"/>
+              </w:rPr>
+              <w:lastRenderedPageBreak/>
               <w:t xml:space="preserve">    la   $a0, m3</w:t>
+            </w:r>
+            <w:r>
+              <w:rPr>
+                <w:rFonts w:ascii="Consolas" w:eastAsia="Consolas" w:hAnsi="Consolas" w:cs="Courier New"/>
+                <w:sz w:val="16"/>
+              </w:rPr>
               <w:br/>
               <w:t xml:space="preserve">    syscall</w:t>
+            </w:r>
+            <w:r>
+              <w:rPr>
+                <w:rFonts w:ascii="Consolas" w:eastAsia="Consolas" w:hAnsi="Consolas" w:cs="Courier New"/>
+                <w:sz w:val="16"/>
+              </w:rPr>
               <w:br/>
               <w:t xml:space="preserve">    li   $v0, 1</w:t>
+            </w:r>
+            <w:r>
+              <w:rPr>
+                <w:rFonts w:ascii="Consolas" w:eastAsia="Consolas" w:hAnsi="Consolas" w:cs="Courier New"/>
+                <w:sz w:val="16"/>
+              </w:rPr>
               <w:br/>
               <w:t xml:space="preserve">    add  $a0, $t2, $zero</w:t>
+            </w:r>
+            <w:r>
+              <w:rPr>
+                <w:rFonts w:ascii="Consolas" w:eastAsia="Consolas" w:hAnsi="Consolas" w:cs="Courier New"/>
+                <w:sz w:val="16"/>
+              </w:rPr>
               <w:br/>
               <w:t xml:space="preserve">    syscall</w:t>
+            </w:r>
+            <w:r>
+              <w:rPr>
+                <w:rFonts w:ascii="Consolas" w:eastAsia="Consolas" w:hAnsi="Consolas" w:cs="Courier New"/>
+                <w:sz w:val="16"/>
+              </w:rPr>
               <w:br/>
               <w:t xml:space="preserve">    li   $v0, 4</w:t>
+            </w:r>
+            <w:r>
+              <w:rPr>
+                <w:rFonts w:ascii="Consolas" w:eastAsia="Consolas" w:hAnsi="Consolas" w:cs="Courier New"/>
+                <w:sz w:val="16"/>
+              </w:rPr>
               <w:br/>
               <w:t xml:space="preserve">    la   $a0, nl</w:t>
+            </w:r>
+            <w:r>
+              <w:rPr>
+                <w:rFonts w:ascii="Consolas" w:eastAsia="Consolas" w:hAnsi="Consolas" w:cs="Courier New"/>
+                <w:sz w:val="16"/>
+              </w:rPr>
               <w:br/>
               <w:t xml:space="preserve">    syscall</w:t>
+            </w:r>
+            <w:r>
+              <w:rPr>
+                <w:rFonts w:ascii="Consolas" w:eastAsia="Consolas" w:hAnsi="Consolas" w:cs="Courier New"/>
+                <w:sz w:val="16"/>
+              </w:rPr>
               <w:br/>
               <w:t xml:space="preserve">    li   $v0, 4</w:t>
+            </w:r>
+            <w:r>
+              <w:rPr>
+                <w:rFonts w:ascii="Consolas" w:eastAsia="Consolas" w:hAnsi="Consolas" w:cs="Courier New"/>
+                <w:sz w:val="16"/>
+              </w:rPr>
               <w:br/>
               <w:t xml:space="preserve">    la   $a0, tot</w:t>
+            </w:r>
+            <w:r>
+              <w:rPr>
+                <w:rFonts w:ascii="Consolas" w:eastAsia="Consolas" w:hAnsi="Consolas" w:cs="Courier New"/>
+                <w:sz w:val="16"/>
+              </w:rPr>
               <w:br/>
               <w:t xml:space="preserve">    syscall</w:t>
+            </w:r>
+            <w:r>
+              <w:rPr>
+                <w:rFonts w:ascii="Consolas" w:eastAsia="Consolas" w:hAnsi="Consolas" w:cs="Courier New"/>
+                <w:sz w:val="16"/>
+              </w:rPr>
               <w:br/>
               <w:t xml:space="preserve">    li   $v0, 1</w:t>
+            </w:r>
+            <w:r>
+              <w:rPr>
+                <w:rFonts w:ascii="Consolas" w:eastAsia="Consolas" w:hAnsi="Consolas" w:cs="Courier New"/>
+                <w:sz w:val="16"/>
+              </w:rPr>
               <w:br/>
               <w:t xml:space="preserve">    add  $a0, $t3, $zero</w:t>
+            </w:r>
+            <w:r>
+              <w:rPr>
+                <w:rFonts w:ascii="Consolas" w:eastAsia="Consolas" w:hAnsi="Consolas" w:cs="Courier New"/>
+                <w:sz w:val="16"/>
+              </w:rPr>
               <w:br/>
               <w:t xml:space="preserve">    syscall</w:t>
+            </w:r>
+            <w:r>
+              <w:rPr>
+                <w:rFonts w:ascii="Consolas" w:eastAsia="Consolas" w:hAnsi="Consolas" w:cs="Courier New"/>
+                <w:sz w:val="16"/>
+              </w:rPr>
               <w:br/>
               <w:t xml:space="preserve">    li   $v0, 4</w:t>
+            </w:r>
+            <w:r>
+              <w:rPr>
+                <w:rFonts w:ascii="Consolas" w:eastAsia="Consolas" w:hAnsi="Consolas" w:cs="Courier New"/>
+                <w:sz w:val="16"/>
+              </w:rPr>
               <w:br/>
               <w:t xml:space="preserve">    la   $a0, nl</w:t>
+            </w:r>
+            <w:r>
+              <w:rPr>
+                <w:rFonts w:ascii="Consolas" w:eastAsia="Consolas" w:hAnsi="Consolas" w:cs="Courier New"/>
+                <w:sz w:val="16"/>
+              </w:rPr>
               <w:br/>
               <w:t xml:space="preserve">    syscall</w:t>
+            </w:r>
+            <w:r>
+              <w:rPr>
+                <w:rFonts w:ascii="Consolas" w:eastAsia="Consolas" w:hAnsi="Consolas" w:cs="Courier New"/>
+                <w:sz w:val="16"/>
+              </w:rPr>
               <w:br/>
               <w:t xml:space="preserve">    li   $v0, 10</w:t>
+            </w:r>
+            <w:r>
+              <w:rPr>
+                <w:rFonts w:ascii="Consolas" w:eastAsia="Consolas" w:hAnsi="Consolas" w:cs="Courier New"/>
+                <w:sz w:val="16"/>
+              </w:rPr>
               <w:br/>
               <w:t xml:space="preserve">    syscall</w:t>
+            </w:r>
+            <w:r>
+              <w:rPr>
+                <w:rFonts w:ascii="Consolas" w:eastAsia="Consolas" w:hAnsi="Consolas" w:cs="Courier New"/>
+                <w:sz w:val="16"/>
+              </w:rPr>
               <w:br/>
             </w:r>
           </w:p>
@@ -15141,7 +16096,6 @@
           </w:tcPr>
           <w:p>
             <w:r>
-              <w:lastRenderedPageBreak/>
               <w:t>4</w:t>
             </w:r>
           </w:p>
@@ -15849,7 +16803,6 @@
         </w:rPr>
         <w:t>Bảng 13. Kết quả tính theo chữ số cuối MSSV</w:t>
       </w:r>
-      <w:r/>
     </w:p>
     <w:tbl>
       <w:tblPr>
@@ -16121,7 +17074,6 @@
             </w:pPr>
             <w:r>
               <w:rPr>
-                <w:rFonts w:ascii="Times New Roman" w:hAnsi="Times New Roman" w:eastAsia="Times New Roman"/>
                 <w:sz w:val="18"/>
               </w:rPr>
               <w:t>D = [cuối MSSV]</w:t>
@@ -16151,7 +17103,6 @@
             </w:pPr>
             <w:r>
               <w:rPr>
-                <w:rFonts w:ascii="Times New Roman" w:hAnsi="Times New Roman" w:eastAsia="Times New Roman"/>
                 <w:sz w:val="18"/>
               </w:rPr>
               <w:t>DỰ ĐOÁN</w:t>
@@ -16182,7 +17133,6 @@
             </w:pPr>
             <w:r>
               <w:rPr>
-                <w:rFonts w:ascii="Times New Roman" w:hAnsi="Times New Roman" w:eastAsia="Times New Roman"/>
                 <w:sz w:val="18"/>
               </w:rPr>
               <w:t>120 + 3D</w:t>
@@ -16213,7 +17163,6 @@
             </w:pPr>
             <w:r>
               <w:rPr>
-                <w:rFonts w:ascii="Times New Roman" w:hAnsi="Times New Roman" w:eastAsia="Times New Roman"/>
                 <w:sz w:val="18"/>
               </w:rPr>
               <w:t>100 + 5D</w:t>
@@ -16244,7 +17193,6 @@
             </w:pPr>
             <w:r>
               <w:rPr>
-                <w:rFonts w:ascii="Times New Roman" w:hAnsi="Times New Roman" w:eastAsia="Times New Roman"/>
                 <w:sz w:val="18"/>
               </w:rPr>
               <w:t>140 + 2D</w:t>
@@ -16275,7 +17223,6 @@
             </w:pPr>
             <w:r>
               <w:rPr>
-                <w:rFonts w:ascii="Times New Roman" w:hAnsi="Times New Roman" w:eastAsia="Times New Roman"/>
                 <w:sz w:val="18"/>
               </w:rPr>
               <w:t>360 + 10D</w:t>
@@ -16312,9 +17259,9 @@
             </w:pPr>
             <w:r>
               <w:rPr>
-                <w:rFonts w:ascii="Times New Roman" w:hAnsi="Times New Roman" w:eastAsia="Times New Roman"/>
-                <w:sz w:val="18"/>
-              </w:rPr>
+                <w:sz w:val="18"/>
+              </w:rPr>
+              <w:lastRenderedPageBreak/>
               <w:t>D = [cuối MSSV]</w:t>
             </w:r>
           </w:p>
@@ -16342,7 +17289,6 @@
             </w:pPr>
             <w:r>
               <w:rPr>
-                <w:rFonts w:ascii="Times New Roman" w:hAnsi="Times New Roman" w:eastAsia="Times New Roman"/>
                 <w:sz w:val="18"/>
               </w:rPr>
               <w:t>TÍNH THEO MÃ</w:t>
@@ -16373,7 +17319,6 @@
             </w:pPr>
             <w:r>
               <w:rPr>
-                <w:rFonts w:ascii="Times New Roman" w:hAnsi="Times New Roman" w:eastAsia="Times New Roman"/>
                 <w:sz w:val="18"/>
               </w:rPr>
               <w:t>120 + 3D</w:t>
@@ -16404,7 +17349,6 @@
             </w:pPr>
             <w:r>
               <w:rPr>
-                <w:rFonts w:ascii="Times New Roman" w:hAnsi="Times New Roman" w:eastAsia="Times New Roman"/>
                 <w:sz w:val="18"/>
               </w:rPr>
               <w:t>100 + 5D</w:t>
@@ -16435,7 +17379,6 @@
             </w:pPr>
             <w:r>
               <w:rPr>
-                <w:rFonts w:ascii="Times New Roman" w:hAnsi="Times New Roman" w:eastAsia="Times New Roman"/>
                 <w:sz w:val="18"/>
               </w:rPr>
               <w:t>140 + 2D</w:t>
@@ -16466,7 +17409,6 @@
             </w:pPr>
             <w:r>
               <w:rPr>
-                <w:rFonts w:ascii="Times New Roman" w:hAnsi="Times New Roman" w:eastAsia="Times New Roman"/>
                 <w:sz w:val="18"/>
               </w:rPr>
               <w:t>360 + 10D</w:t>
@@ -16501,8 +17443,8 @@
         <w:tblLook w:val="0000" w:firstRow="0" w:lastRow="0" w:firstColumn="0" w:lastColumn="0" w:noHBand="0" w:noVBand="0"/>
       </w:tblPr>
       <w:tblGrid>
-        <w:gridCol w:w="1928"/>
-        <w:gridCol w:w="1928"/>
+        <w:gridCol w:w="1927"/>
+        <w:gridCol w:w="1927"/>
         <w:gridCol w:w="1928"/>
         <w:gridCol w:w="1928"/>
         <w:gridCol w:w="1928"/>
@@ -16510,7 +17452,7 @@
       <w:tr>
         <w:tc>
           <w:tcPr>
-            <w:tcW w:type="dxa" w:w="1928"/>
+            <w:tcW w:w="1928" w:type="dxa"/>
           </w:tcPr>
           <w:p>
             <w:pPr>
@@ -16518,7 +17460,6 @@
             </w:pPr>
             <w:r>
               <w:rPr>
-                <w:rFonts w:ascii="Times New Roman" w:hAnsi="Times New Roman"/>
                 <w:sz w:val="18"/>
               </w:rPr>
               <w:t>D</w:t>
@@ -16527,7 +17468,7 @@
         </w:tc>
         <w:tc>
           <w:tcPr>
-            <w:tcW w:type="dxa" w:w="1928"/>
+            <w:tcW w:w="1928" w:type="dxa"/>
           </w:tcPr>
           <w:p>
             <w:pPr>
@@ -16535,7 +17476,6 @@
             </w:pPr>
             <w:r>
               <w:rPr>
-                <w:rFonts w:ascii="Times New Roman" w:hAnsi="Times New Roman"/>
                 <w:sz w:val="18"/>
               </w:rPr>
               <w:t>Tháng 1</w:t>
@@ -16544,7 +17484,7 @@
         </w:tc>
         <w:tc>
           <w:tcPr>
-            <w:tcW w:type="dxa" w:w="1928"/>
+            <w:tcW w:w="1928" w:type="dxa"/>
           </w:tcPr>
           <w:p>
             <w:pPr>
@@ -16552,7 +17492,6 @@
             </w:pPr>
             <w:r>
               <w:rPr>
-                <w:rFonts w:ascii="Times New Roman" w:hAnsi="Times New Roman"/>
                 <w:sz w:val="18"/>
               </w:rPr>
               <w:t>Tháng 2</w:t>
@@ -16561,7 +17500,7 @@
         </w:tc>
         <w:tc>
           <w:tcPr>
-            <w:tcW w:type="dxa" w:w="1928"/>
+            <w:tcW w:w="1928" w:type="dxa"/>
           </w:tcPr>
           <w:p>
             <w:pPr>
@@ -16569,7 +17508,6 @@
             </w:pPr>
             <w:r>
               <w:rPr>
-                <w:rFonts w:ascii="Times New Roman" w:hAnsi="Times New Roman"/>
                 <w:sz w:val="18"/>
               </w:rPr>
               <w:t>Tháng 3</w:t>
@@ -16578,7 +17516,7 @@
         </w:tc>
         <w:tc>
           <w:tcPr>
-            <w:tcW w:type="dxa" w:w="1928"/>
+            <w:tcW w:w="1928" w:type="dxa"/>
           </w:tcPr>
           <w:p>
             <w:pPr>
@@ -16586,7 +17524,6 @@
             </w:pPr>
             <w:r>
               <w:rPr>
-                <w:rFonts w:ascii="Times New Roman" w:hAnsi="Times New Roman"/>
                 <w:sz w:val="18"/>
               </w:rPr>
               <w:t>Tổng</w:t>
@@ -16597,7 +17534,7 @@
       <w:tr>
         <w:tc>
           <w:tcPr>
-            <w:tcW w:type="dxa" w:w="1928"/>
+            <w:tcW w:w="1928" w:type="dxa"/>
           </w:tcPr>
           <w:p>
             <w:pPr>
@@ -16605,7 +17542,6 @@
             </w:pPr>
             <w:r>
               <w:rPr>
-                <w:rFonts w:ascii="Times New Roman" w:hAnsi="Times New Roman"/>
                 <w:sz w:val="18"/>
               </w:rPr>
               <w:t>0</w:t>
@@ -16614,7 +17550,7 @@
         </w:tc>
         <w:tc>
           <w:tcPr>
-            <w:tcW w:type="dxa" w:w="1928"/>
+            <w:tcW w:w="1928" w:type="dxa"/>
           </w:tcPr>
           <w:p>
             <w:pPr>
@@ -16622,7 +17558,6 @@
             </w:pPr>
             <w:r>
               <w:rPr>
-                <w:rFonts w:ascii="Times New Roman" w:hAnsi="Times New Roman"/>
                 <w:sz w:val="18"/>
               </w:rPr>
               <w:t>120</w:t>
@@ -16631,7 +17566,7 @@
         </w:tc>
         <w:tc>
           <w:tcPr>
-            <w:tcW w:type="dxa" w:w="1928"/>
+            <w:tcW w:w="1928" w:type="dxa"/>
           </w:tcPr>
           <w:p>
             <w:pPr>
@@ -16639,7 +17574,6 @@
             </w:pPr>
             <w:r>
               <w:rPr>
-                <w:rFonts w:ascii="Times New Roman" w:hAnsi="Times New Roman"/>
                 <w:sz w:val="18"/>
               </w:rPr>
               <w:t>100</w:t>
@@ -16648,7 +17582,7 @@
         </w:tc>
         <w:tc>
           <w:tcPr>
-            <w:tcW w:type="dxa" w:w="1928"/>
+            <w:tcW w:w="1928" w:type="dxa"/>
           </w:tcPr>
           <w:p>
             <w:pPr>
@@ -16656,7 +17590,6 @@
             </w:pPr>
             <w:r>
               <w:rPr>
-                <w:rFonts w:ascii="Times New Roman" w:hAnsi="Times New Roman"/>
                 <w:sz w:val="18"/>
               </w:rPr>
               <w:t>140</w:t>
@@ -16665,7 +17598,7 @@
         </w:tc>
         <w:tc>
           <w:tcPr>
-            <w:tcW w:type="dxa" w:w="1928"/>
+            <w:tcW w:w="1928" w:type="dxa"/>
           </w:tcPr>
           <w:p>
             <w:pPr>
@@ -16673,7 +17606,6 @@
             </w:pPr>
             <w:r>
               <w:rPr>
-                <w:rFonts w:ascii="Times New Roman" w:hAnsi="Times New Roman"/>
                 <w:sz w:val="18"/>
               </w:rPr>
               <w:t>360</w:t>
@@ -16684,7 +17616,7 @@
       <w:tr>
         <w:tc>
           <w:tcPr>
-            <w:tcW w:type="dxa" w:w="1928"/>
+            <w:tcW w:w="1928" w:type="dxa"/>
           </w:tcPr>
           <w:p>
             <w:pPr>
@@ -16692,7 +17624,6 @@
             </w:pPr>
             <w:r>
               <w:rPr>
-                <w:rFonts w:ascii="Times New Roman" w:hAnsi="Times New Roman"/>
                 <w:sz w:val="18"/>
               </w:rPr>
               <w:t>1</w:t>
@@ -16701,7 +17632,7 @@
         </w:tc>
         <w:tc>
           <w:tcPr>
-            <w:tcW w:type="dxa" w:w="1928"/>
+            <w:tcW w:w="1928" w:type="dxa"/>
           </w:tcPr>
           <w:p>
             <w:pPr>
@@ -16709,7 +17640,6 @@
             </w:pPr>
             <w:r>
               <w:rPr>
-                <w:rFonts w:ascii="Times New Roman" w:hAnsi="Times New Roman"/>
                 <w:sz w:val="18"/>
               </w:rPr>
               <w:t>123</w:t>
@@ -16718,7 +17648,7 @@
         </w:tc>
         <w:tc>
           <w:tcPr>
-            <w:tcW w:type="dxa" w:w="1928"/>
+            <w:tcW w:w="1928" w:type="dxa"/>
           </w:tcPr>
           <w:p>
             <w:pPr>
@@ -16726,7 +17656,6 @@
             </w:pPr>
             <w:r>
               <w:rPr>
-                <w:rFonts w:ascii="Times New Roman" w:hAnsi="Times New Roman"/>
                 <w:sz w:val="18"/>
               </w:rPr>
               <w:t>105</w:t>
@@ -16735,7 +17664,7 @@
         </w:tc>
         <w:tc>
           <w:tcPr>
-            <w:tcW w:type="dxa" w:w="1928"/>
+            <w:tcW w:w="1928" w:type="dxa"/>
           </w:tcPr>
           <w:p>
             <w:pPr>
@@ -16743,7 +17672,6 @@
             </w:pPr>
             <w:r>
               <w:rPr>
-                <w:rFonts w:ascii="Times New Roman" w:hAnsi="Times New Roman"/>
                 <w:sz w:val="18"/>
               </w:rPr>
               <w:t>142</w:t>
@@ -16752,7 +17680,7 @@
         </w:tc>
         <w:tc>
           <w:tcPr>
-            <w:tcW w:type="dxa" w:w="1928"/>
+            <w:tcW w:w="1928" w:type="dxa"/>
           </w:tcPr>
           <w:p>
             <w:pPr>
@@ -16760,7 +17688,6 @@
             </w:pPr>
             <w:r>
               <w:rPr>
-                <w:rFonts w:ascii="Times New Roman" w:hAnsi="Times New Roman"/>
                 <w:sz w:val="18"/>
               </w:rPr>
               <w:t>370</w:t>
@@ -16771,7 +17698,7 @@
       <w:tr>
         <w:tc>
           <w:tcPr>
-            <w:tcW w:type="dxa" w:w="1928"/>
+            <w:tcW w:w="1928" w:type="dxa"/>
           </w:tcPr>
           <w:p>
             <w:pPr>
@@ -16779,7 +17706,6 @@
             </w:pPr>
             <w:r>
               <w:rPr>
-                <w:rFonts w:ascii="Times New Roman" w:hAnsi="Times New Roman"/>
                 <w:sz w:val="18"/>
               </w:rPr>
               <w:t>2</w:t>
@@ -16788,7 +17714,7 @@
         </w:tc>
         <w:tc>
           <w:tcPr>
-            <w:tcW w:type="dxa" w:w="1928"/>
+            <w:tcW w:w="1928" w:type="dxa"/>
           </w:tcPr>
           <w:p>
             <w:pPr>
@@ -16796,7 +17722,6 @@
             </w:pPr>
             <w:r>
               <w:rPr>
-                <w:rFonts w:ascii="Times New Roman" w:hAnsi="Times New Roman"/>
                 <w:sz w:val="18"/>
               </w:rPr>
               <w:t>126</w:t>
@@ -16805,7 +17730,7 @@
         </w:tc>
         <w:tc>
           <w:tcPr>
-            <w:tcW w:type="dxa" w:w="1928"/>
+            <w:tcW w:w="1928" w:type="dxa"/>
           </w:tcPr>
           <w:p>
             <w:pPr>
@@ -16813,7 +17738,6 @@
             </w:pPr>
             <w:r>
               <w:rPr>
-                <w:rFonts w:ascii="Times New Roman" w:hAnsi="Times New Roman"/>
                 <w:sz w:val="18"/>
               </w:rPr>
               <w:t>110</w:t>
@@ -16822,7 +17746,7 @@
         </w:tc>
         <w:tc>
           <w:tcPr>
-            <w:tcW w:type="dxa" w:w="1928"/>
+            <w:tcW w:w="1928" w:type="dxa"/>
           </w:tcPr>
           <w:p>
             <w:pPr>
@@ -16830,7 +17754,6 @@
             </w:pPr>
             <w:r>
               <w:rPr>
-                <w:rFonts w:ascii="Times New Roman" w:hAnsi="Times New Roman"/>
                 <w:sz w:val="18"/>
               </w:rPr>
               <w:t>144</w:t>
@@ -16839,7 +17762,7 @@
         </w:tc>
         <w:tc>
           <w:tcPr>
-            <w:tcW w:type="dxa" w:w="1928"/>
+            <w:tcW w:w="1928" w:type="dxa"/>
           </w:tcPr>
           <w:p>
             <w:pPr>
@@ -16847,7 +17770,6 @@
             </w:pPr>
             <w:r>
               <w:rPr>
-                <w:rFonts w:ascii="Times New Roman" w:hAnsi="Times New Roman"/>
                 <w:sz w:val="18"/>
               </w:rPr>
               <w:t>380</w:t>
@@ -16858,7 +17780,7 @@
       <w:tr>
         <w:tc>
           <w:tcPr>
-            <w:tcW w:type="dxa" w:w="1928"/>
+            <w:tcW w:w="1928" w:type="dxa"/>
           </w:tcPr>
           <w:p>
             <w:pPr>
@@ -16866,7 +17788,6 @@
             </w:pPr>
             <w:r>
               <w:rPr>
-                <w:rFonts w:ascii="Times New Roman" w:hAnsi="Times New Roman"/>
                 <w:sz w:val="18"/>
               </w:rPr>
               <w:t>3</w:t>
@@ -16875,7 +17796,7 @@
         </w:tc>
         <w:tc>
           <w:tcPr>
-            <w:tcW w:type="dxa" w:w="1928"/>
+            <w:tcW w:w="1928" w:type="dxa"/>
           </w:tcPr>
           <w:p>
             <w:pPr>
@@ -16883,7 +17804,6 @@
             </w:pPr>
             <w:r>
               <w:rPr>
-                <w:rFonts w:ascii="Times New Roman" w:hAnsi="Times New Roman"/>
                 <w:sz w:val="18"/>
               </w:rPr>
               <w:t>129</w:t>
@@ -16892,7 +17812,7 @@
         </w:tc>
         <w:tc>
           <w:tcPr>
-            <w:tcW w:type="dxa" w:w="1928"/>
+            <w:tcW w:w="1928" w:type="dxa"/>
           </w:tcPr>
           <w:p>
             <w:pPr>
@@ -16900,7 +17820,6 @@
             </w:pPr>
             <w:r>
               <w:rPr>
-                <w:rFonts w:ascii="Times New Roman" w:hAnsi="Times New Roman"/>
                 <w:sz w:val="18"/>
               </w:rPr>
               <w:t>115</w:t>
@@ -16909,7 +17828,7 @@
         </w:tc>
         <w:tc>
           <w:tcPr>
-            <w:tcW w:type="dxa" w:w="1928"/>
+            <w:tcW w:w="1928" w:type="dxa"/>
           </w:tcPr>
           <w:p>
             <w:pPr>
@@ -16917,7 +17836,6 @@
             </w:pPr>
             <w:r>
               <w:rPr>
-                <w:rFonts w:ascii="Times New Roman" w:hAnsi="Times New Roman"/>
                 <w:sz w:val="18"/>
               </w:rPr>
               <w:t>146</w:t>
@@ -16926,7 +17844,7 @@
         </w:tc>
         <w:tc>
           <w:tcPr>
-            <w:tcW w:type="dxa" w:w="1928"/>
+            <w:tcW w:w="1928" w:type="dxa"/>
           </w:tcPr>
           <w:p>
             <w:pPr>
@@ -16934,7 +17852,6 @@
             </w:pPr>
             <w:r>
               <w:rPr>
-                <w:rFonts w:ascii="Times New Roman" w:hAnsi="Times New Roman"/>
                 <w:sz w:val="18"/>
               </w:rPr>
               <w:t>390</w:t>
@@ -16945,7 +17862,7 @@
       <w:tr>
         <w:tc>
           <w:tcPr>
-            <w:tcW w:type="dxa" w:w="1928"/>
+            <w:tcW w:w="1928" w:type="dxa"/>
           </w:tcPr>
           <w:p>
             <w:pPr>
@@ -16953,7 +17870,6 @@
             </w:pPr>
             <w:r>
               <w:rPr>
-                <w:rFonts w:ascii="Times New Roman" w:hAnsi="Times New Roman"/>
                 <w:sz w:val="18"/>
               </w:rPr>
               <w:t>4</w:t>
@@ -16962,7 +17878,7 @@
         </w:tc>
         <w:tc>
           <w:tcPr>
-            <w:tcW w:type="dxa" w:w="1928"/>
+            <w:tcW w:w="1928" w:type="dxa"/>
           </w:tcPr>
           <w:p>
             <w:pPr>
@@ -16970,7 +17886,6 @@
             </w:pPr>
             <w:r>
               <w:rPr>
-                <w:rFonts w:ascii="Times New Roman" w:hAnsi="Times New Roman"/>
                 <w:sz w:val="18"/>
               </w:rPr>
               <w:t>132</w:t>
@@ -16979,7 +17894,7 @@
         </w:tc>
         <w:tc>
           <w:tcPr>
-            <w:tcW w:type="dxa" w:w="1928"/>
+            <w:tcW w:w="1928" w:type="dxa"/>
           </w:tcPr>
           <w:p>
             <w:pPr>
@@ -16987,7 +17902,6 @@
             </w:pPr>
             <w:r>
               <w:rPr>
-                <w:rFonts w:ascii="Times New Roman" w:hAnsi="Times New Roman"/>
                 <w:sz w:val="18"/>
               </w:rPr>
               <w:t>120</w:t>
@@ -16996,7 +17910,7 @@
         </w:tc>
         <w:tc>
           <w:tcPr>
-            <w:tcW w:type="dxa" w:w="1928"/>
+            <w:tcW w:w="1928" w:type="dxa"/>
           </w:tcPr>
           <w:p>
             <w:pPr>
@@ -17004,7 +17918,6 @@
             </w:pPr>
             <w:r>
               <w:rPr>
-                <w:rFonts w:ascii="Times New Roman" w:hAnsi="Times New Roman"/>
                 <w:sz w:val="18"/>
               </w:rPr>
               <w:t>148</w:t>
@@ -17013,7 +17926,7 @@
         </w:tc>
         <w:tc>
           <w:tcPr>
-            <w:tcW w:type="dxa" w:w="1928"/>
+            <w:tcW w:w="1928" w:type="dxa"/>
           </w:tcPr>
           <w:p>
             <w:pPr>
@@ -17021,7 +17934,6 @@
             </w:pPr>
             <w:r>
               <w:rPr>
-                <w:rFonts w:ascii="Times New Roman" w:hAnsi="Times New Roman"/>
                 <w:sz w:val="18"/>
               </w:rPr>
               <w:t>400</w:t>
@@ -17032,7 +17944,7 @@
       <w:tr>
         <w:tc>
           <w:tcPr>
-            <w:tcW w:type="dxa" w:w="1928"/>
+            <w:tcW w:w="1928" w:type="dxa"/>
           </w:tcPr>
           <w:p>
             <w:pPr>
@@ -17040,7 +17952,6 @@
             </w:pPr>
             <w:r>
               <w:rPr>
-                <w:rFonts w:ascii="Times New Roman" w:hAnsi="Times New Roman"/>
                 <w:sz w:val="18"/>
               </w:rPr>
               <w:t>5</w:t>
@@ -17049,7 +17960,7 @@
         </w:tc>
         <w:tc>
           <w:tcPr>
-            <w:tcW w:type="dxa" w:w="1928"/>
+            <w:tcW w:w="1928" w:type="dxa"/>
           </w:tcPr>
           <w:p>
             <w:pPr>
@@ -17057,7 +17968,6 @@
             </w:pPr>
             <w:r>
               <w:rPr>
-                <w:rFonts w:ascii="Times New Roman" w:hAnsi="Times New Roman"/>
                 <w:sz w:val="18"/>
               </w:rPr>
               <w:t>135</w:t>
@@ -17066,7 +17976,7 @@
         </w:tc>
         <w:tc>
           <w:tcPr>
-            <w:tcW w:type="dxa" w:w="1928"/>
+            <w:tcW w:w="1928" w:type="dxa"/>
           </w:tcPr>
           <w:p>
             <w:pPr>
@@ -17074,7 +17984,6 @@
             </w:pPr>
             <w:r>
               <w:rPr>
-                <w:rFonts w:ascii="Times New Roman" w:hAnsi="Times New Roman"/>
                 <w:sz w:val="18"/>
               </w:rPr>
               <w:t>125</w:t>
@@ -17083,7 +17992,7 @@
         </w:tc>
         <w:tc>
           <w:tcPr>
-            <w:tcW w:type="dxa" w:w="1928"/>
+            <w:tcW w:w="1928" w:type="dxa"/>
           </w:tcPr>
           <w:p>
             <w:pPr>
@@ -17091,7 +18000,6 @@
             </w:pPr>
             <w:r>
               <w:rPr>
-                <w:rFonts w:ascii="Times New Roman" w:hAnsi="Times New Roman"/>
                 <w:sz w:val="18"/>
               </w:rPr>
               <w:t>150</w:t>
@@ -17100,7 +18008,7 @@
         </w:tc>
         <w:tc>
           <w:tcPr>
-            <w:tcW w:type="dxa" w:w="1928"/>
+            <w:tcW w:w="1928" w:type="dxa"/>
           </w:tcPr>
           <w:p>
             <w:pPr>
@@ -17108,7 +18016,6 @@
             </w:pPr>
             <w:r>
               <w:rPr>
-                <w:rFonts w:ascii="Times New Roman" w:hAnsi="Times New Roman"/>
                 <w:sz w:val="18"/>
               </w:rPr>
               <w:t>410</w:t>
@@ -17119,7 +18026,7 @@
       <w:tr>
         <w:tc>
           <w:tcPr>
-            <w:tcW w:type="dxa" w:w="1928"/>
+            <w:tcW w:w="1928" w:type="dxa"/>
           </w:tcPr>
           <w:p>
             <w:pPr>
@@ -17127,7 +18034,6 @@
             </w:pPr>
             <w:r>
               <w:rPr>
-                <w:rFonts w:ascii="Times New Roman" w:hAnsi="Times New Roman"/>
                 <w:sz w:val="18"/>
               </w:rPr>
               <w:t>6</w:t>
@@ -17136,7 +18042,7 @@
         </w:tc>
         <w:tc>
           <w:tcPr>
-            <w:tcW w:type="dxa" w:w="1928"/>
+            <w:tcW w:w="1928" w:type="dxa"/>
           </w:tcPr>
           <w:p>
             <w:pPr>
@@ -17144,7 +18050,6 @@
             </w:pPr>
             <w:r>
               <w:rPr>
-                <w:rFonts w:ascii="Times New Roman" w:hAnsi="Times New Roman"/>
                 <w:sz w:val="18"/>
               </w:rPr>
               <w:t>138</w:t>
@@ -17153,7 +18058,7 @@
         </w:tc>
         <w:tc>
           <w:tcPr>
-            <w:tcW w:type="dxa" w:w="1928"/>
+            <w:tcW w:w="1928" w:type="dxa"/>
           </w:tcPr>
           <w:p>
             <w:pPr>
@@ -17161,7 +18066,6 @@
             </w:pPr>
             <w:r>
               <w:rPr>
-                <w:rFonts w:ascii="Times New Roman" w:hAnsi="Times New Roman"/>
                 <w:sz w:val="18"/>
               </w:rPr>
               <w:t>130</w:t>
@@ -17170,7 +18074,7 @@
         </w:tc>
         <w:tc>
           <w:tcPr>
-            <w:tcW w:type="dxa" w:w="1928"/>
+            <w:tcW w:w="1928" w:type="dxa"/>
           </w:tcPr>
           <w:p>
             <w:pPr>
@@ -17178,7 +18082,6 @@
             </w:pPr>
             <w:r>
               <w:rPr>
-                <w:rFonts w:ascii="Times New Roman" w:hAnsi="Times New Roman"/>
                 <w:sz w:val="18"/>
               </w:rPr>
               <w:t>152</w:t>
@@ -17187,7 +18090,7 @@
         </w:tc>
         <w:tc>
           <w:tcPr>
-            <w:tcW w:type="dxa" w:w="1928"/>
+            <w:tcW w:w="1928" w:type="dxa"/>
           </w:tcPr>
           <w:p>
             <w:pPr>
@@ -17195,7 +18098,6 @@
             </w:pPr>
             <w:r>
               <w:rPr>
-                <w:rFonts w:ascii="Times New Roman" w:hAnsi="Times New Roman"/>
                 <w:sz w:val="18"/>
               </w:rPr>
               <w:t>420</w:t>
@@ -17206,7 +18108,7 @@
       <w:tr>
         <w:tc>
           <w:tcPr>
-            <w:tcW w:type="dxa" w:w="1928"/>
+            <w:tcW w:w="1928" w:type="dxa"/>
           </w:tcPr>
           <w:p>
             <w:pPr>
@@ -17214,7 +18116,6 @@
             </w:pPr>
             <w:r>
               <w:rPr>
-                <w:rFonts w:ascii="Times New Roman" w:hAnsi="Times New Roman"/>
                 <w:sz w:val="18"/>
               </w:rPr>
               <w:t>7</w:t>
@@ -17223,7 +18124,7 @@
         </w:tc>
         <w:tc>
           <w:tcPr>
-            <w:tcW w:type="dxa" w:w="1928"/>
+            <w:tcW w:w="1928" w:type="dxa"/>
           </w:tcPr>
           <w:p>
             <w:pPr>
@@ -17231,7 +18132,6 @@
             </w:pPr>
             <w:r>
               <w:rPr>
-                <w:rFonts w:ascii="Times New Roman" w:hAnsi="Times New Roman"/>
                 <w:sz w:val="18"/>
               </w:rPr>
               <w:t>141</w:t>
@@ -17240,7 +18140,7 @@
         </w:tc>
         <w:tc>
           <w:tcPr>
-            <w:tcW w:type="dxa" w:w="1928"/>
+            <w:tcW w:w="1928" w:type="dxa"/>
           </w:tcPr>
           <w:p>
             <w:pPr>
@@ -17248,7 +18148,6 @@
             </w:pPr>
             <w:r>
               <w:rPr>
-                <w:rFonts w:ascii="Times New Roman" w:hAnsi="Times New Roman"/>
                 <w:sz w:val="18"/>
               </w:rPr>
               <w:t>135</w:t>
@@ -17257,7 +18156,7 @@
         </w:tc>
         <w:tc>
           <w:tcPr>
-            <w:tcW w:type="dxa" w:w="1928"/>
+            <w:tcW w:w="1928" w:type="dxa"/>
           </w:tcPr>
           <w:p>
             <w:pPr>
@@ -17265,7 +18164,6 @@
             </w:pPr>
             <w:r>
               <w:rPr>
-                <w:rFonts w:ascii="Times New Roman" w:hAnsi="Times New Roman"/>
                 <w:sz w:val="18"/>
               </w:rPr>
               <w:t>154</w:t>
@@ -17274,7 +18172,7 @@
         </w:tc>
         <w:tc>
           <w:tcPr>
-            <w:tcW w:type="dxa" w:w="1928"/>
+            <w:tcW w:w="1928" w:type="dxa"/>
           </w:tcPr>
           <w:p>
             <w:pPr>
@@ -17282,7 +18180,6 @@
             </w:pPr>
             <w:r>
               <w:rPr>
-                <w:rFonts w:ascii="Times New Roman" w:hAnsi="Times New Roman"/>
                 <w:sz w:val="18"/>
               </w:rPr>
               <w:t>430</w:t>
@@ -17293,7 +18190,7 @@
       <w:tr>
         <w:tc>
           <w:tcPr>
-            <w:tcW w:type="dxa" w:w="1928"/>
+            <w:tcW w:w="1928" w:type="dxa"/>
           </w:tcPr>
           <w:p>
             <w:pPr>
@@ -17301,7 +18198,6 @@
             </w:pPr>
             <w:r>
               <w:rPr>
-                <w:rFonts w:ascii="Times New Roman" w:hAnsi="Times New Roman"/>
                 <w:sz w:val="18"/>
               </w:rPr>
               <w:t>8</w:t>
@@ -17310,7 +18206,7 @@
         </w:tc>
         <w:tc>
           <w:tcPr>
-            <w:tcW w:type="dxa" w:w="1928"/>
+            <w:tcW w:w="1928" w:type="dxa"/>
           </w:tcPr>
           <w:p>
             <w:pPr>
@@ -17318,7 +18214,6 @@
             </w:pPr>
             <w:r>
               <w:rPr>
-                <w:rFonts w:ascii="Times New Roman" w:hAnsi="Times New Roman"/>
                 <w:sz w:val="18"/>
               </w:rPr>
               <w:t>144</w:t>
@@ -17327,7 +18222,7 @@
         </w:tc>
         <w:tc>
           <w:tcPr>
-            <w:tcW w:type="dxa" w:w="1928"/>
+            <w:tcW w:w="1928" w:type="dxa"/>
           </w:tcPr>
           <w:p>
             <w:pPr>
@@ -17335,7 +18230,6 @@
             </w:pPr>
             <w:r>
               <w:rPr>
-                <w:rFonts w:ascii="Times New Roman" w:hAnsi="Times New Roman"/>
                 <w:sz w:val="18"/>
               </w:rPr>
               <w:t>140</w:t>
@@ -17344,7 +18238,7 @@
         </w:tc>
         <w:tc>
           <w:tcPr>
-            <w:tcW w:type="dxa" w:w="1928"/>
+            <w:tcW w:w="1928" w:type="dxa"/>
           </w:tcPr>
           <w:p>
             <w:pPr>
@@ -17352,7 +18246,6 @@
             </w:pPr>
             <w:r>
               <w:rPr>
-                <w:rFonts w:ascii="Times New Roman" w:hAnsi="Times New Roman"/>
                 <w:sz w:val="18"/>
               </w:rPr>
               <w:t>156</w:t>
@@ -17361,7 +18254,7 @@
         </w:tc>
         <w:tc>
           <w:tcPr>
-            <w:tcW w:type="dxa" w:w="1928"/>
+            <w:tcW w:w="1928" w:type="dxa"/>
           </w:tcPr>
           <w:p>
             <w:pPr>
@@ -17369,7 +18262,6 @@
             </w:pPr>
             <w:r>
               <w:rPr>
-                <w:rFonts w:ascii="Times New Roman" w:hAnsi="Times New Roman"/>
                 <w:sz w:val="18"/>
               </w:rPr>
               <w:t>440</w:t>
@@ -17380,7 +18272,7 @@
       <w:tr>
         <w:tc>
           <w:tcPr>
-            <w:tcW w:type="dxa" w:w="1928"/>
+            <w:tcW w:w="1928" w:type="dxa"/>
           </w:tcPr>
           <w:p>
             <w:pPr>
@@ -17388,7 +18280,6 @@
             </w:pPr>
             <w:r>
               <w:rPr>
-                <w:rFonts w:ascii="Times New Roman" w:hAnsi="Times New Roman"/>
                 <w:sz w:val="18"/>
               </w:rPr>
               <w:t>9</w:t>
@@ -17397,7 +18288,7 @@
         </w:tc>
         <w:tc>
           <w:tcPr>
-            <w:tcW w:type="dxa" w:w="1928"/>
+            <w:tcW w:w="1928" w:type="dxa"/>
           </w:tcPr>
           <w:p>
             <w:pPr>
@@ -17405,7 +18296,6 @@
             </w:pPr>
             <w:r>
               <w:rPr>
-                <w:rFonts w:ascii="Times New Roman" w:hAnsi="Times New Roman"/>
                 <w:sz w:val="18"/>
               </w:rPr>
               <w:t>147</w:t>
@@ -17414,7 +18304,7 @@
         </w:tc>
         <w:tc>
           <w:tcPr>
-            <w:tcW w:type="dxa" w:w="1928"/>
+            <w:tcW w:w="1928" w:type="dxa"/>
           </w:tcPr>
           <w:p>
             <w:pPr>
@@ -17422,7 +18312,6 @@
             </w:pPr>
             <w:r>
               <w:rPr>
-                <w:rFonts w:ascii="Times New Roman" w:hAnsi="Times New Roman"/>
                 <w:sz w:val="18"/>
               </w:rPr>
               <w:t>145</w:t>
@@ -17431,7 +18320,7 @@
         </w:tc>
         <w:tc>
           <w:tcPr>
-            <w:tcW w:type="dxa" w:w="1928"/>
+            <w:tcW w:w="1928" w:type="dxa"/>
           </w:tcPr>
           <w:p>
             <w:pPr>
@@ -17439,7 +18328,6 @@
             </w:pPr>
             <w:r>
               <w:rPr>
-                <w:rFonts w:ascii="Times New Roman" w:hAnsi="Times New Roman"/>
                 <w:sz w:val="18"/>
               </w:rPr>
               <w:t>158</w:t>
@@ -17448,7 +18336,7 @@
         </w:tc>
         <w:tc>
           <w:tcPr>
-            <w:tcW w:type="dxa" w:w="1928"/>
+            <w:tcW w:w="1928" w:type="dxa"/>
           </w:tcPr>
           <w:p>
             <w:pPr>
@@ -17456,7 +18344,6 @@
             </w:pPr>
             <w:r>
               <w:rPr>
-                <w:rFonts w:ascii="Times New Roman" w:hAnsi="Times New Roman"/>
                 <w:sz w:val="18"/>
               </w:rPr>
               <w:t>450</w:t>
@@ -17519,29 +18406,95 @@
             </w:pPr>
             <w:r>
               <w:rPr>
-                <w:rFonts w:ascii="Consolas" w:hAnsi="Consolas" w:eastAsia="Consolas"/>
+                <w:rFonts w:ascii="Consolas" w:eastAsia="Consolas" w:hAnsi="Consolas"/>
                 <w:sz w:val="18"/>
               </w:rPr>
               <w:t>Với bộ mẫu 1200, 1350, 1475, 1640:</w:t>
+            </w:r>
+            <w:r>
+              <w:rPr>
+                <w:rFonts w:ascii="Consolas" w:eastAsia="Consolas" w:hAnsi="Consolas"/>
+                <w:sz w:val="18"/>
+              </w:rPr>
               <w:br/>
               <w:t>Thang 1: 150</w:t>
+            </w:r>
+            <w:r>
+              <w:rPr>
+                <w:rFonts w:ascii="Consolas" w:eastAsia="Consolas" w:hAnsi="Consolas"/>
+                <w:sz w:val="18"/>
+              </w:rPr>
               <w:br/>
               <w:t>Thang 2: 125</w:t>
+            </w:r>
+            <w:r>
+              <w:rPr>
+                <w:rFonts w:ascii="Consolas" w:eastAsia="Consolas" w:hAnsi="Consolas"/>
+                <w:sz w:val="18"/>
+              </w:rPr>
               <w:br/>
               <w:t>Thang 3: 165</w:t>
+            </w:r>
+            <w:r>
+              <w:rPr>
+                <w:rFonts w:ascii="Consolas" w:eastAsia="Consolas" w:hAnsi="Consolas"/>
+                <w:sz w:val="18"/>
+              </w:rPr>
               <w:br/>
               <w:t>Tong:    440</w:t>
+            </w:r>
+            <w:r>
+              <w:rPr>
+                <w:rFonts w:ascii="Consolas" w:eastAsia="Consolas" w:hAnsi="Consolas"/>
+                <w:sz w:val="18"/>
+              </w:rPr>
               <w:br/>
+            </w:r>
+            <w:r>
+              <w:rPr>
+                <w:rFonts w:ascii="Consolas" w:eastAsia="Consolas" w:hAnsi="Consolas"/>
+                <w:sz w:val="18"/>
+              </w:rPr>
               <w:br/>
               <w:t>Với dữ liệu theo MSSV:</w:t>
+            </w:r>
+            <w:r>
+              <w:rPr>
+                <w:rFonts w:ascii="Consolas" w:eastAsia="Consolas" w:hAnsi="Consolas"/>
+                <w:sz w:val="18"/>
+              </w:rPr>
               <w:br/>
               <w:t>Thang 1: 120 + 3D</w:t>
+            </w:r>
+            <w:r>
+              <w:rPr>
+                <w:rFonts w:ascii="Consolas" w:eastAsia="Consolas" w:hAnsi="Consolas"/>
+                <w:sz w:val="18"/>
+              </w:rPr>
               <w:br/>
               <w:t>Thang 2: 100 + 5D</w:t>
+            </w:r>
+            <w:r>
+              <w:rPr>
+                <w:rFonts w:ascii="Consolas" w:eastAsia="Consolas" w:hAnsi="Consolas"/>
+                <w:sz w:val="18"/>
+              </w:rPr>
               <w:br/>
               <w:t>Thang 3: 140 + 2D</w:t>
+            </w:r>
+            <w:r>
+              <w:rPr>
+                <w:rFonts w:ascii="Consolas" w:eastAsia="Consolas" w:hAnsi="Consolas"/>
+                <w:sz w:val="18"/>
+              </w:rPr>
               <w:br/>
               <w:t>Tong:    360 + 10D</w:t>
+            </w:r>
+            <w:r>
+              <w:rPr>
+                <w:rFonts w:ascii="Consolas" w:eastAsia="Consolas" w:hAnsi="Consolas"/>
+                <w:sz w:val="18"/>
+              </w:rPr>
               <w:br/>
               <w:t>(D là chữ số cuối MSSV; thay các biểu thức bằng giá trị ở bảng tra.)</w:t>
             </w:r>
@@ -17578,7 +18531,6 @@
         </w:rPr>
         <w:t>Bảng 14. Phân tích các thí nghiệm có kiểm soát</w:t>
       </w:r>
-      <w:r/>
     </w:p>
     <w:tbl>
       <w:tblPr>
@@ -17706,7 +18658,6 @@
             </w:pPr>
             <w:r>
               <w:rPr>
-                <w:rFonts w:ascii="Times New Roman" w:hAnsi="Times New Roman" w:eastAsia="Times New Roman"/>
                 <w:b/>
                 <w:bCs/>
                 <w:sz w:val="18"/>
@@ -17790,7 +18741,6 @@
             </w:pPr>
             <w:r>
               <w:rPr>
-                <w:rFonts w:ascii="Times New Roman" w:hAnsi="Times New Roman" w:eastAsia="Times New Roman"/>
                 <w:sz w:val="18"/>
               </w:rPr>
               <w:t>Dien nang (kWh): -150, vì 1200 − 1350 = −150. Chương trình hiện tại không kiểm tra thứ tự hoặc tính hợp lệ của đầu vào.</w:t>
@@ -17821,7 +18771,6 @@
             </w:pPr>
             <w:r>
               <w:rPr>
-                <w:rFonts w:ascii="Times New Roman" w:hAnsi="Times New Roman" w:eastAsia="Times New Roman"/>
                 <w:sz w:val="18"/>
               </w:rPr>
               <w:t>Dien nang (kWh): -150. Giá trị $t0 = -150 = 0xFFFFFF6A; chương trình vẫn kết thúc bình thường vì phép trừ không bị tràn số.</w:t>
@@ -17903,7 +18852,6 @@
             </w:pPr>
             <w:r>
               <w:rPr>
-                <w:rFonts w:ascii="Times New Roman" w:hAnsi="Times New Roman" w:eastAsia="Times New Roman"/>
                 <w:sz w:val="18"/>
               </w:rPr>
               <w:t>Chuỗi nhãn, số 150 và ký tự xuống dòng vẫn được in; sau đó chương trình đi tới cuối vùng mã mà không gọi dịch vụ 10.</w:t>
@@ -17934,7 +18882,6 @@
             </w:pPr>
             <w:r>
               <w:rPr>
-                <w:rFonts w:ascii="Times New Roman" w:hAnsi="Times New Roman" w:eastAsia="Times New Roman"/>
                 <w:sz w:val="18"/>
               </w:rPr>
               <w:t>MARS kết thúc khi luồng lệnh đi qua cuối đoạn mã (dropped off bottom). Đây là kết thúc do hết mã, khác với kết thúc chủ động bằng syscall 10.</w:t>
@@ -18017,7 +18964,6 @@
             </w:pPr>
             <w:r>
               <w:rPr>
-                <w:rFonts w:ascii="Times New Roman" w:hAnsi="Times New Roman" w:eastAsia="Times New Roman"/>
                 <w:sz w:val="18"/>
               </w:rPr>
               <w:t>Sau khi in nhãn, syscall 4 cố đọc chuỗi tại địa chỉ 150 = 0x00000096. Địa chỉ này không hợp lệ trong cấu hình bộ nhớ mặc định, nên dự kiến phát sinh lỗi truy cập địa chỉ; số 150 và dòng sau không được in bình thường.</w:t>
@@ -18048,7 +18994,6 @@
             </w:pPr>
             <w:r>
               <w:rPr>
-                <w:rFonts w:ascii="Times New Roman" w:hAnsi="Times New Roman" w:eastAsia="Times New Roman"/>
                 <w:sz w:val="18"/>
               </w:rPr>
               <w:t>Sau nhãn Dien nang (kWh): , dịch vụ 4 đọc từ địa chỉ 0x00000096 và gây lỗi địa chỉ ngoài phạm vi trong cấu hình mặc định. Chương trình không tiếp tục in số và xuống dòng như bản đúng.</w:t>
@@ -18119,7 +19064,6 @@
             </w:pPr>
             <w:r>
               <w:rPr>
-                <w:rFonts w:ascii="Times New Roman" w:hAnsi="Times New Roman" w:eastAsia="Times New Roman"/>
                 <w:sz w:val="20"/>
               </w:rPr>
               <w:t>Dịch vụ 1 hiểu $a0 là số nguyên, còn dịch vụ 4 hiểu $a0 là địa chỉ chuỗi. Trong thí nghiệm (c), $a0 = 150 = 0x00000096 nhưng $v0 bị đổi thành 4, nên hệ thống cố coi 0x00000096 là địa chỉ đầu chuỗi. Địa chỉ này nằm ngoài vùng dữ liệu hợp lệ của cấu hình mặc định; lỗi xuất hiện khi hệ thống truy cập bộ nhớ để đọc chuỗi.</w:t>
@@ -18260,7 +19204,6 @@
             </w:pPr>
             <w:r>
               <w:rPr>
-                <w:rFonts w:ascii="Times New Roman" w:hAnsi="Times New Roman" w:eastAsia="Times New Roman"/>
                 <w:sz w:val="20"/>
               </w:rPr>
               <w:t>Ta quy ước thanh ghi cho các biến, chẳng hạn a ở $t0, b ở $t1 và c ở $t2, rồi nạp giá trị b và c vào các thanh ghi nguồn. Câu a = b + c được viết thành lệnh hợp ngữ add $t0, $t1, $t2. Assembler mã hóa lệnh thành từ mã máy 32 bit chứa mã phép toán và số hiệu ba thanh ghi. Bộ xử lý lấy lệnh theo pc, giải mã, cộng hai giá trị nguồn và ghi kết quả vào thanh ghi đích.</w:t>
@@ -18364,18 +19307,48 @@
             </w:pPr>
             <w:r>
               <w:rPr>
-                <w:rFonts w:ascii="Consolas" w:hAnsi="Consolas" w:eastAsia="Consolas"/>
+                <w:rFonts w:ascii="Consolas" w:eastAsia="Consolas" w:hAnsi="Consolas"/>
                 <w:sz w:val="20"/>
               </w:rPr>
               <w:t>li   $v0, 1</w:t>
+            </w:r>
+            <w:r>
+              <w:rPr>
+                <w:rFonts w:ascii="Consolas" w:eastAsia="Consolas" w:hAnsi="Consolas"/>
+                <w:sz w:val="20"/>
+              </w:rPr>
               <w:br/>
               <w:t>add  $a0, $t5, $zero</w:t>
+            </w:r>
+            <w:r>
+              <w:rPr>
+                <w:rFonts w:ascii="Consolas" w:eastAsia="Consolas" w:hAnsi="Consolas"/>
+                <w:sz w:val="20"/>
+              </w:rPr>
               <w:br/>
               <w:t>syscall</w:t>
+            </w:r>
+            <w:r>
+              <w:rPr>
+                <w:rFonts w:ascii="Consolas" w:eastAsia="Consolas" w:hAnsi="Consolas"/>
+                <w:sz w:val="20"/>
+              </w:rPr>
               <w:br/>
               <w:t>li   $v0, 4</w:t>
+            </w:r>
+            <w:r>
+              <w:rPr>
+                <w:rFonts w:ascii="Consolas" w:eastAsia="Consolas" w:hAnsi="Consolas"/>
+                <w:sz w:val="20"/>
+              </w:rPr>
               <w:br/>
               <w:t>la   $a0, nl</w:t>
+            </w:r>
+            <w:r>
+              <w:rPr>
+                <w:rFonts w:ascii="Consolas" w:eastAsia="Consolas" w:hAnsi="Consolas"/>
+                <w:sz w:val="20"/>
+              </w:rPr>
               <w:br/>
               <w:t>syscall</w:t>
             </w:r>
@@ -18445,7 +19418,6 @@
             </w:pPr>
             <w:r>
               <w:rPr>
-                <w:rFonts w:ascii="Times New Roman" w:hAnsi="Times New Roman" w:eastAsia="Times New Roman"/>
                 <w:sz w:val="20"/>
               </w:rPr>
               <w:t>Có thể dùng vòng lặp để lặp lại việc đọc chỉ số và in kết quả, kết hợp chương trình con cho các khối nhập/xuất dùng chung. Bộ xử lý cần lệnh rẽ nhánh hoặc nhảy để thay đổi pc, và các lệnh truy cập bộ nhớ để duyệt dữ liệu; lời gọi chương trình con cần cơ chế lưu địa chỉ trở về.</w:t>
@@ -18583,7 +19555,7 @@
             </w:pPr>
             <w:r>
               <w:rPr>
-                <w:rFonts w:ascii="Times New Roman" w:hAnsi="Times New Roman" w:cs="Segoe UI Symbol" w:eastAsia="Times New Roman"/>
+                <w:rFonts w:cs="Segoe UI Symbol"/>
                 <w:sz w:val="20"/>
               </w:rPr>
               <w:t>☐</w:t>
@@ -18671,7 +19643,7 @@
             </w:pPr>
             <w:r>
               <w:rPr>
-                <w:rFonts w:ascii="Times New Roman" w:hAnsi="Times New Roman" w:cs="Segoe UI Symbol" w:eastAsia="Times New Roman"/>
+                <w:rFonts w:cs="Segoe UI Symbol"/>
                 <w:sz w:val="20"/>
               </w:rPr>
               <w:t>☐</w:t>
@@ -18729,7 +19701,7 @@
             </w:pPr>
             <w:r>
               <w:rPr>
-                <w:rFonts w:ascii="Times New Roman" w:hAnsi="Times New Roman" w:cs="Segoe UI Symbol" w:eastAsia="Times New Roman"/>
+                <w:rFonts w:cs="Segoe UI Symbol"/>
                 <w:sz w:val="20"/>
               </w:rPr>
               <w:t>☑</w:t>
@@ -18798,7 +19770,7 @@
             </w:pPr>
             <w:r>
               <w:rPr>
-                <w:rFonts w:ascii="Times New Roman" w:hAnsi="Times New Roman" w:cs="Segoe UI Symbol" w:eastAsia="Times New Roman"/>
+                <w:rFonts w:cs="Segoe UI Symbol"/>
                 <w:sz w:val="20"/>
               </w:rPr>
               <w:t>☐</w:t>
@@ -18856,9 +19828,10 @@
             </w:pPr>
             <w:r>
               <w:rPr>
-                <w:rFonts w:ascii="Times New Roman" w:hAnsi="Times New Roman" w:cs="Segoe UI Symbol" w:eastAsia="Times New Roman"/>
+                <w:rFonts w:cs="Segoe UI Symbol"/>
                 <w:sz w:val="20"/>
               </w:rPr>
+              <w:lastRenderedPageBreak/>
               <w:t>☐</w:t>
             </w:r>
           </w:p>
@@ -18925,7 +19898,7 @@
             </w:pPr>
             <w:r>
               <w:rPr>
-                <w:rFonts w:ascii="Times New Roman" w:hAnsi="Times New Roman" w:cs="Segoe UI Symbol" w:eastAsia="Times New Roman"/>
+                <w:rFonts w:cs="Segoe UI Symbol"/>
                 <w:sz w:val="20"/>
               </w:rPr>
               <w:t>☐</w:t>
@@ -19659,8 +20632,8 @@
     </w:tbl>
     <w:p/>
     <w:sectPr>
-      <w:headerReference w:type="default" r:id="rId7"/>
-      <w:footerReference w:type="default" r:id="rId8"/>
+      <w:headerReference w:type="default" r:id="rId11"/>
+      <w:footerReference w:type="default" r:id="rId12"/>
       <w:pgSz w:w="11906" w:h="16838"/>
       <w:pgMar w:top="1134" w:right="1134" w:bottom="1134" w:left="1134" w:header="560" w:footer="560" w:gutter="0"/>
       <w:cols w:space="720"/>
@@ -20006,7 +20979,7 @@
         <w:rFonts w:ascii="Times New Roman" w:eastAsia="Times New Roman" w:hAnsi="Times New Roman" w:cs="Times New Roman"/>
         <w:sz w:val="22"/>
         <w:szCs w:val="22"/>
-        <w:lang w:eastAsia="en-US" w:bidi="ar-SA"/>
+        <w:lang w:val="vi-VN" w:eastAsia="en-US" w:bidi="ar-SA"/>
       </w:rPr>
     </w:rPrDefault>
     <w:pPrDefault/>

--- a/IT012_Lab03_BaiLam.docx
+++ b/IT012_Lab03_BaiLam.docx
@@ -14468,38 +14468,41 @@
                 <w:rFonts w:ascii="Consolas" w:eastAsia="Consolas" w:hAnsi="Consolas"/>
                 <w:sz w:val="20"/>
               </w:rPr>
-              <w:t>Đầu vào: 1200, 1350</w:t>
-            </w:r>
-            <w:r>
-              <w:rPr>
-                <w:rFonts w:ascii="Consolas" w:eastAsia="Consolas" w:hAnsi="Consolas"/>
-                <w:sz w:val="20"/>
-              </w:rPr>
-              <w:br/>
-              <w:t>Phép tính: 1350 - 1200 = 150</w:t>
-            </w:r>
-            <w:r>
-              <w:rPr>
-                <w:rFonts w:ascii="Consolas" w:eastAsia="Consolas" w:hAnsi="Consolas"/>
-                <w:sz w:val="20"/>
-              </w:rPr>
-              <w:br/>
-              <w:t>Dòng kết quả:</w:t>
-            </w:r>
-            <w:r>
-              <w:rPr>
-                <w:rFonts w:ascii="Consolas" w:eastAsia="Consolas" w:hAnsi="Consolas"/>
-                <w:sz w:val="20"/>
-              </w:rPr>
-              <w:br/>
-              <w:t>Dien nang (kWh): 150</w:t>
-            </w:r>
-            <w:r>
-              <w:rPr>
-                <w:rFonts w:ascii="Consolas" w:eastAsia="Consolas" w:hAnsi="Consolas"/>
-                <w:sz w:val="20"/>
-              </w:rPr>
-              <w:br/>
+              <w:drawing>
+                <wp:inline distT="0" distB="0" distL="0" distR="0" wp14:anchorId="0643DF70" wp14:editId="74DF7904">
+                  <wp:extent cx="3410426" cy="800212"/>
+                  <wp:effectExtent l="0" t="0" r="0" b="0"/>
+                  <wp:docPr id="317656132" name="Hình ảnh 1"/>
+                  <wp:cNvGraphicFramePr>
+                    <a:graphicFrameLocks xmlns:a="http://schemas.openxmlformats.org/drawingml/2006/main" noChangeAspect="1"/>
+                  </wp:cNvGraphicFramePr>
+                  <a:graphic xmlns:a="http://schemas.openxmlformats.org/drawingml/2006/main">
+                    <a:graphicData uri="http://schemas.openxmlformats.org/drawingml/2006/picture">
+                      <pic:pic xmlns:pic="http://schemas.openxmlformats.org/drawingml/2006/picture">
+                        <pic:nvPicPr>
+                          <pic:cNvPr id="317656132" name=""/>
+                          <pic:cNvPicPr/>
+                        </pic:nvPicPr>
+                        <pic:blipFill>
+                          <a:blip r:embed="rId11"/>
+                          <a:stretch>
+                            <a:fillRect/>
+                          </a:stretch>
+                        </pic:blipFill>
+                        <pic:spPr>
+                          <a:xfrm>
+                            <a:off x="0" y="0"/>
+                            <a:ext cx="3410426" cy="800212"/>
+                          </a:xfrm>
+                          <a:prstGeom prst="rect">
+                            <a:avLst/>
+                          </a:prstGeom>
+                        </pic:spPr>
+                      </pic:pic>
+                    </a:graphicData>
+                  </a:graphic>
+                </wp:inline>
+              </w:drawing>
             </w:r>
           </w:p>
         </w:tc>
@@ -17555,13 +17558,10 @@
           <w:p>
             <w:pPr>
               <w:spacing w:after="0"/>
-            </w:pPr>
-            <w:r>
-              <w:rPr>
-                <w:sz w:val="18"/>
-              </w:rPr>
-              <w:t>120</w:t>
-            </w:r>
+              <w:rPr>
+                <w:lang w:val="en-US"/>
+              </w:rPr>
+            </w:pPr>
           </w:p>
         </w:tc>
         <w:tc>
@@ -17571,13 +17571,10 @@
           <w:p>
             <w:pPr>
               <w:spacing w:after="0"/>
-            </w:pPr>
-            <w:r>
-              <w:rPr>
-                <w:sz w:val="18"/>
-              </w:rPr>
-              <w:t>100</w:t>
-            </w:r>
+              <w:rPr>
+                <w:lang w:val="en-US"/>
+              </w:rPr>
+            </w:pPr>
           </w:p>
         </w:tc>
         <w:tc>
@@ -17587,13 +17584,10 @@
           <w:p>
             <w:pPr>
               <w:spacing w:after="0"/>
-            </w:pPr>
-            <w:r>
-              <w:rPr>
-                <w:sz w:val="18"/>
-              </w:rPr>
-              <w:t>140</w:t>
-            </w:r>
+              <w:rPr>
+                <w:lang w:val="en-US"/>
+              </w:rPr>
+            </w:pPr>
           </w:p>
         </w:tc>
         <w:tc>
@@ -17603,13 +17597,10 @@
           <w:p>
             <w:pPr>
               <w:spacing w:after="0"/>
-            </w:pPr>
-            <w:r>
-              <w:rPr>
-                <w:sz w:val="18"/>
-              </w:rPr>
-              <w:t>360</w:t>
-            </w:r>
+              <w:rPr>
+                <w:lang w:val="en-US"/>
+              </w:rPr>
+            </w:pPr>
           </w:p>
         </w:tc>
       </w:tr>
@@ -17637,13 +17628,10 @@
           <w:p>
             <w:pPr>
               <w:spacing w:after="0"/>
-            </w:pPr>
-            <w:r>
-              <w:rPr>
-                <w:sz w:val="18"/>
-              </w:rPr>
-              <w:t>123</w:t>
-            </w:r>
+              <w:rPr>
+                <w:lang w:val="en-US"/>
+              </w:rPr>
+            </w:pPr>
           </w:p>
         </w:tc>
         <w:tc>
@@ -17653,13 +17641,10 @@
           <w:p>
             <w:pPr>
               <w:spacing w:after="0"/>
-            </w:pPr>
-            <w:r>
-              <w:rPr>
-                <w:sz w:val="18"/>
-              </w:rPr>
-              <w:t>105</w:t>
-            </w:r>
+              <w:rPr>
+                <w:lang w:val="en-US"/>
+              </w:rPr>
+            </w:pPr>
           </w:p>
         </w:tc>
         <w:tc>
@@ -17669,13 +17654,10 @@
           <w:p>
             <w:pPr>
               <w:spacing w:after="0"/>
-            </w:pPr>
-            <w:r>
-              <w:rPr>
-                <w:sz w:val="18"/>
-              </w:rPr>
-              <w:t>142</w:t>
-            </w:r>
+              <w:rPr>
+                <w:lang w:val="en-US"/>
+              </w:rPr>
+            </w:pPr>
           </w:p>
         </w:tc>
         <w:tc>
@@ -17685,13 +17667,10 @@
           <w:p>
             <w:pPr>
               <w:spacing w:after="0"/>
-            </w:pPr>
-            <w:r>
-              <w:rPr>
-                <w:sz w:val="18"/>
-              </w:rPr>
-              <w:t>370</w:t>
-            </w:r>
+              <w:rPr>
+                <w:lang w:val="en-US"/>
+              </w:rPr>
+            </w:pPr>
           </w:p>
         </w:tc>
       </w:tr>
@@ -17719,13 +17698,10 @@
           <w:p>
             <w:pPr>
               <w:spacing w:after="0"/>
-            </w:pPr>
-            <w:r>
-              <w:rPr>
-                <w:sz w:val="18"/>
-              </w:rPr>
-              <w:t>126</w:t>
-            </w:r>
+              <w:rPr>
+                <w:lang w:val="en-US"/>
+              </w:rPr>
+            </w:pPr>
           </w:p>
         </w:tc>
         <w:tc>
@@ -17735,13 +17711,10 @@
           <w:p>
             <w:pPr>
               <w:spacing w:after="0"/>
-            </w:pPr>
-            <w:r>
-              <w:rPr>
-                <w:sz w:val="18"/>
-              </w:rPr>
-              <w:t>110</w:t>
-            </w:r>
+              <w:rPr>
+                <w:lang w:val="en-US"/>
+              </w:rPr>
+            </w:pPr>
           </w:p>
         </w:tc>
         <w:tc>
@@ -17751,13 +17724,10 @@
           <w:p>
             <w:pPr>
               <w:spacing w:after="0"/>
-            </w:pPr>
-            <w:r>
-              <w:rPr>
-                <w:sz w:val="18"/>
-              </w:rPr>
-              <w:t>144</w:t>
-            </w:r>
+              <w:rPr>
+                <w:lang w:val="en-US"/>
+              </w:rPr>
+            </w:pPr>
           </w:p>
         </w:tc>
         <w:tc>
@@ -17767,13 +17737,10 @@
           <w:p>
             <w:pPr>
               <w:spacing w:after="0"/>
-            </w:pPr>
-            <w:r>
-              <w:rPr>
-                <w:sz w:val="18"/>
-              </w:rPr>
-              <w:t>380</w:t>
-            </w:r>
+              <w:rPr>
+                <w:lang w:val="en-US"/>
+              </w:rPr>
+            </w:pPr>
           </w:p>
         </w:tc>
       </w:tr>
@@ -17801,13 +17768,10 @@
           <w:p>
             <w:pPr>
               <w:spacing w:after="0"/>
-            </w:pPr>
-            <w:r>
-              <w:rPr>
-                <w:sz w:val="18"/>
-              </w:rPr>
-              <w:t>129</w:t>
-            </w:r>
+              <w:rPr>
+                <w:lang w:val="en-US"/>
+              </w:rPr>
+            </w:pPr>
           </w:p>
         </w:tc>
         <w:tc>
@@ -17817,13 +17781,10 @@
           <w:p>
             <w:pPr>
               <w:spacing w:after="0"/>
-            </w:pPr>
-            <w:r>
-              <w:rPr>
-                <w:sz w:val="18"/>
-              </w:rPr>
-              <w:t>115</w:t>
-            </w:r>
+              <w:rPr>
+                <w:lang w:val="en-US"/>
+              </w:rPr>
+            </w:pPr>
           </w:p>
         </w:tc>
         <w:tc>
@@ -17833,13 +17794,10 @@
           <w:p>
             <w:pPr>
               <w:spacing w:after="0"/>
-            </w:pPr>
-            <w:r>
-              <w:rPr>
-                <w:sz w:val="18"/>
-              </w:rPr>
-              <w:t>146</w:t>
-            </w:r>
+              <w:rPr>
+                <w:lang w:val="en-US"/>
+              </w:rPr>
+            </w:pPr>
           </w:p>
         </w:tc>
         <w:tc>
@@ -17849,13 +17807,10 @@
           <w:p>
             <w:pPr>
               <w:spacing w:after="0"/>
-            </w:pPr>
-            <w:r>
-              <w:rPr>
-                <w:sz w:val="18"/>
-              </w:rPr>
-              <w:t>390</w:t>
-            </w:r>
+              <w:rPr>
+                <w:lang w:val="en-US"/>
+              </w:rPr>
+            </w:pPr>
           </w:p>
         </w:tc>
       </w:tr>
@@ -17965,13 +17920,10 @@
           <w:p>
             <w:pPr>
               <w:spacing w:after="0"/>
-            </w:pPr>
-            <w:r>
-              <w:rPr>
-                <w:sz w:val="18"/>
-              </w:rPr>
-              <w:t>135</w:t>
-            </w:r>
+              <w:rPr>
+                <w:lang w:val="en-US"/>
+              </w:rPr>
+            </w:pPr>
           </w:p>
         </w:tc>
         <w:tc>
@@ -17981,13 +17933,10 @@
           <w:p>
             <w:pPr>
               <w:spacing w:after="0"/>
-            </w:pPr>
-            <w:r>
-              <w:rPr>
-                <w:sz w:val="18"/>
-              </w:rPr>
-              <w:t>125</w:t>
-            </w:r>
+              <w:rPr>
+                <w:lang w:val="en-US"/>
+              </w:rPr>
+            </w:pPr>
           </w:p>
         </w:tc>
         <w:tc>
@@ -17997,13 +17946,10 @@
           <w:p>
             <w:pPr>
               <w:spacing w:after="0"/>
-            </w:pPr>
-            <w:r>
-              <w:rPr>
-                <w:sz w:val="18"/>
-              </w:rPr>
-              <w:t>150</w:t>
-            </w:r>
+              <w:rPr>
+                <w:lang w:val="en-US"/>
+              </w:rPr>
+            </w:pPr>
           </w:p>
         </w:tc>
         <w:tc>
@@ -18013,13 +17959,10 @@
           <w:p>
             <w:pPr>
               <w:spacing w:after="0"/>
-            </w:pPr>
-            <w:r>
-              <w:rPr>
-                <w:sz w:val="18"/>
-              </w:rPr>
-              <w:t>410</w:t>
-            </w:r>
+              <w:rPr>
+                <w:lang w:val="en-US"/>
+              </w:rPr>
+            </w:pPr>
           </w:p>
         </w:tc>
       </w:tr>
@@ -18047,13 +17990,10 @@
           <w:p>
             <w:pPr>
               <w:spacing w:after="0"/>
-            </w:pPr>
-            <w:r>
-              <w:rPr>
-                <w:sz w:val="18"/>
-              </w:rPr>
-              <w:t>138</w:t>
-            </w:r>
+              <w:rPr>
+                <w:lang w:val="en-US"/>
+              </w:rPr>
+            </w:pPr>
           </w:p>
         </w:tc>
         <w:tc>
@@ -18063,13 +18003,10 @@
           <w:p>
             <w:pPr>
               <w:spacing w:after="0"/>
-            </w:pPr>
-            <w:r>
-              <w:rPr>
-                <w:sz w:val="18"/>
-              </w:rPr>
-              <w:t>130</w:t>
-            </w:r>
+              <w:rPr>
+                <w:lang w:val="en-US"/>
+              </w:rPr>
+            </w:pPr>
           </w:p>
         </w:tc>
         <w:tc>
@@ -18079,13 +18016,10 @@
           <w:p>
             <w:pPr>
               <w:spacing w:after="0"/>
-            </w:pPr>
-            <w:r>
-              <w:rPr>
-                <w:sz w:val="18"/>
-              </w:rPr>
-              <w:t>152</w:t>
-            </w:r>
+              <w:rPr>
+                <w:lang w:val="en-US"/>
+              </w:rPr>
+            </w:pPr>
           </w:p>
         </w:tc>
         <w:tc>
@@ -18095,13 +18029,10 @@
           <w:p>
             <w:pPr>
               <w:spacing w:after="0"/>
-            </w:pPr>
-            <w:r>
-              <w:rPr>
-                <w:sz w:val="18"/>
-              </w:rPr>
-              <w:t>420</w:t>
-            </w:r>
+              <w:rPr>
+                <w:lang w:val="en-US"/>
+              </w:rPr>
+            </w:pPr>
           </w:p>
         </w:tc>
       </w:tr>
@@ -18129,13 +18060,10 @@
           <w:p>
             <w:pPr>
               <w:spacing w:after="0"/>
-            </w:pPr>
-            <w:r>
-              <w:rPr>
-                <w:sz w:val="18"/>
-              </w:rPr>
-              <w:t>141</w:t>
-            </w:r>
+              <w:rPr>
+                <w:lang w:val="en-US"/>
+              </w:rPr>
+            </w:pPr>
           </w:p>
         </w:tc>
         <w:tc>
@@ -18145,13 +18073,10 @@
           <w:p>
             <w:pPr>
               <w:spacing w:after="0"/>
-            </w:pPr>
-            <w:r>
-              <w:rPr>
-                <w:sz w:val="18"/>
-              </w:rPr>
-              <w:t>135</w:t>
-            </w:r>
+              <w:rPr>
+                <w:lang w:val="en-US"/>
+              </w:rPr>
+            </w:pPr>
           </w:p>
         </w:tc>
         <w:tc>
@@ -18161,13 +18086,10 @@
           <w:p>
             <w:pPr>
               <w:spacing w:after="0"/>
-            </w:pPr>
-            <w:r>
-              <w:rPr>
-                <w:sz w:val="18"/>
-              </w:rPr>
-              <w:t>154</w:t>
-            </w:r>
+              <w:rPr>
+                <w:lang w:val="en-US"/>
+              </w:rPr>
+            </w:pPr>
           </w:p>
         </w:tc>
         <w:tc>
@@ -18177,13 +18099,10 @@
           <w:p>
             <w:pPr>
               <w:spacing w:after="0"/>
-            </w:pPr>
-            <w:r>
-              <w:rPr>
-                <w:sz w:val="18"/>
-              </w:rPr>
-              <w:t>430</w:t>
-            </w:r>
+              <w:rPr>
+                <w:lang w:val="en-US"/>
+              </w:rPr>
+            </w:pPr>
           </w:p>
         </w:tc>
       </w:tr>
@@ -18211,13 +18130,10 @@
           <w:p>
             <w:pPr>
               <w:spacing w:after="0"/>
-            </w:pPr>
-            <w:r>
-              <w:rPr>
-                <w:sz w:val="18"/>
-              </w:rPr>
-              <w:t>144</w:t>
-            </w:r>
+              <w:rPr>
+                <w:lang w:val="en-US"/>
+              </w:rPr>
+            </w:pPr>
           </w:p>
         </w:tc>
         <w:tc>
@@ -18227,13 +18143,10 @@
           <w:p>
             <w:pPr>
               <w:spacing w:after="0"/>
-            </w:pPr>
-            <w:r>
-              <w:rPr>
-                <w:sz w:val="18"/>
-              </w:rPr>
-              <w:t>140</w:t>
-            </w:r>
+              <w:rPr>
+                <w:lang w:val="en-US"/>
+              </w:rPr>
+            </w:pPr>
           </w:p>
         </w:tc>
         <w:tc>
@@ -18243,13 +18156,10 @@
           <w:p>
             <w:pPr>
               <w:spacing w:after="0"/>
-            </w:pPr>
-            <w:r>
-              <w:rPr>
-                <w:sz w:val="18"/>
-              </w:rPr>
-              <w:t>156</w:t>
-            </w:r>
+              <w:rPr>
+                <w:lang w:val="en-US"/>
+              </w:rPr>
+            </w:pPr>
           </w:p>
         </w:tc>
         <w:tc>
@@ -18259,13 +18169,10 @@
           <w:p>
             <w:pPr>
               <w:spacing w:after="0"/>
-            </w:pPr>
-            <w:r>
-              <w:rPr>
-                <w:sz w:val="18"/>
-              </w:rPr>
-              <w:t>440</w:t>
-            </w:r>
+              <w:rPr>
+                <w:lang w:val="en-US"/>
+              </w:rPr>
+            </w:pPr>
           </w:p>
         </w:tc>
       </w:tr>
@@ -18293,13 +18200,10 @@
           <w:p>
             <w:pPr>
               <w:spacing w:after="0"/>
-            </w:pPr>
-            <w:r>
-              <w:rPr>
-                <w:sz w:val="18"/>
-              </w:rPr>
-              <w:t>147</w:t>
-            </w:r>
+              <w:rPr>
+                <w:lang w:val="en-US"/>
+              </w:rPr>
+            </w:pPr>
           </w:p>
         </w:tc>
         <w:tc>
@@ -18309,13 +18213,10 @@
           <w:p>
             <w:pPr>
               <w:spacing w:after="0"/>
-            </w:pPr>
-            <w:r>
-              <w:rPr>
-                <w:sz w:val="18"/>
-              </w:rPr>
-              <w:t>145</w:t>
-            </w:r>
+              <w:rPr>
+                <w:lang w:val="en-US"/>
+              </w:rPr>
+            </w:pPr>
           </w:p>
         </w:tc>
         <w:tc>
@@ -18324,14 +18225,14 @@
           </w:tcPr>
           <w:p>
             <w:pPr>
+              <w:tabs>
+                <w:tab w:val="center" w:pos="954"/>
+              </w:tabs>
               <w:spacing w:after="0"/>
-            </w:pPr>
-            <w:r>
-              <w:rPr>
-                <w:sz w:val="18"/>
-              </w:rPr>
-              <w:t>158</w:t>
-            </w:r>
+              <w:rPr>
+                <w:lang w:val="en-US"/>
+              </w:rPr>
+            </w:pPr>
           </w:p>
         </w:tc>
         <w:tc>
@@ -18341,13 +18242,10 @@
           <w:p>
             <w:pPr>
               <w:spacing w:after="0"/>
-            </w:pPr>
-            <w:r>
-              <w:rPr>
-                <w:sz w:val="18"/>
-              </w:rPr>
-              <w:t>450</w:t>
-            </w:r>
+              <w:rPr>
+                <w:lang w:val="en-US"/>
+              </w:rPr>
+            </w:pPr>
           </w:p>
         </w:tc>
       </w:tr>
@@ -18409,94 +18307,41 @@
                 <w:rFonts w:ascii="Consolas" w:eastAsia="Consolas" w:hAnsi="Consolas"/>
                 <w:sz w:val="18"/>
               </w:rPr>
-              <w:t>Với bộ mẫu 1200, 1350, 1475, 1640:</w:t>
-            </w:r>
-            <w:r>
-              <w:rPr>
-                <w:rFonts w:ascii="Consolas" w:eastAsia="Consolas" w:hAnsi="Consolas"/>
-                <w:sz w:val="18"/>
-              </w:rPr>
-              <w:br/>
-              <w:t>Thang 1: 150</w:t>
-            </w:r>
-            <w:r>
-              <w:rPr>
-                <w:rFonts w:ascii="Consolas" w:eastAsia="Consolas" w:hAnsi="Consolas"/>
-                <w:sz w:val="18"/>
-              </w:rPr>
-              <w:br/>
-              <w:t>Thang 2: 125</w:t>
-            </w:r>
-            <w:r>
-              <w:rPr>
-                <w:rFonts w:ascii="Consolas" w:eastAsia="Consolas" w:hAnsi="Consolas"/>
-                <w:sz w:val="18"/>
-              </w:rPr>
-              <w:br/>
-              <w:t>Thang 3: 165</w:t>
-            </w:r>
-            <w:r>
-              <w:rPr>
-                <w:rFonts w:ascii="Consolas" w:eastAsia="Consolas" w:hAnsi="Consolas"/>
-                <w:sz w:val="18"/>
-              </w:rPr>
-              <w:br/>
-              <w:t>Tong:    440</w:t>
-            </w:r>
-            <w:r>
-              <w:rPr>
-                <w:rFonts w:ascii="Consolas" w:eastAsia="Consolas" w:hAnsi="Consolas"/>
-                <w:sz w:val="18"/>
-              </w:rPr>
-              <w:br/>
-            </w:r>
-            <w:r>
-              <w:rPr>
-                <w:rFonts w:ascii="Consolas" w:eastAsia="Consolas" w:hAnsi="Consolas"/>
-                <w:sz w:val="18"/>
-              </w:rPr>
-              <w:br/>
-              <w:t>Với dữ liệu theo MSSV:</w:t>
-            </w:r>
-            <w:r>
-              <w:rPr>
-                <w:rFonts w:ascii="Consolas" w:eastAsia="Consolas" w:hAnsi="Consolas"/>
-                <w:sz w:val="18"/>
-              </w:rPr>
-              <w:br/>
-              <w:t>Thang 1: 120 + 3D</w:t>
-            </w:r>
-            <w:r>
-              <w:rPr>
-                <w:rFonts w:ascii="Consolas" w:eastAsia="Consolas" w:hAnsi="Consolas"/>
-                <w:sz w:val="18"/>
-              </w:rPr>
-              <w:br/>
-              <w:t>Thang 2: 100 + 5D</w:t>
-            </w:r>
-            <w:r>
-              <w:rPr>
-                <w:rFonts w:ascii="Consolas" w:eastAsia="Consolas" w:hAnsi="Consolas"/>
-                <w:sz w:val="18"/>
-              </w:rPr>
-              <w:br/>
-              <w:t>Thang 3: 140 + 2D</w:t>
-            </w:r>
-            <w:r>
-              <w:rPr>
-                <w:rFonts w:ascii="Consolas" w:eastAsia="Consolas" w:hAnsi="Consolas"/>
-                <w:sz w:val="18"/>
-              </w:rPr>
-              <w:br/>
-              <w:t>Tong:    360 + 10D</w:t>
-            </w:r>
-            <w:r>
-              <w:rPr>
-                <w:rFonts w:ascii="Consolas" w:eastAsia="Consolas" w:hAnsi="Consolas"/>
-                <w:sz w:val="18"/>
-              </w:rPr>
-              <w:br/>
-              <w:t>(D là chữ số cuối MSSV; thay các biểu thức bằng giá trị ở bảng tra.)</w:t>
+              <w:drawing>
+                <wp:inline distT="0" distB="0" distL="0" distR="0" wp14:anchorId="33584475" wp14:editId="5C47002A">
+                  <wp:extent cx="3820058" cy="1781424"/>
+                  <wp:effectExtent l="0" t="0" r="0" b="9525"/>
+                  <wp:docPr id="1645757166" name="Hình ảnh 1"/>
+                  <wp:cNvGraphicFramePr>
+                    <a:graphicFrameLocks xmlns:a="http://schemas.openxmlformats.org/drawingml/2006/main" noChangeAspect="1"/>
+                  </wp:cNvGraphicFramePr>
+                  <a:graphic xmlns:a="http://schemas.openxmlformats.org/drawingml/2006/main">
+                    <a:graphicData uri="http://schemas.openxmlformats.org/drawingml/2006/picture">
+                      <pic:pic xmlns:pic="http://schemas.openxmlformats.org/drawingml/2006/picture">
+                        <pic:nvPicPr>
+                          <pic:cNvPr id="1645757166" name=""/>
+                          <pic:cNvPicPr/>
+                        </pic:nvPicPr>
+                        <pic:blipFill>
+                          <a:blip r:embed="rId12"/>
+                          <a:stretch>
+                            <a:fillRect/>
+                          </a:stretch>
+                        </pic:blipFill>
+                        <pic:spPr>
+                          <a:xfrm>
+                            <a:off x="0" y="0"/>
+                            <a:ext cx="3820058" cy="1781424"/>
+                          </a:xfrm>
+                          <a:prstGeom prst="rect">
+                            <a:avLst/>
+                          </a:prstGeom>
+                        </pic:spPr>
+                      </pic:pic>
+                    </a:graphicData>
+                  </a:graphic>
+                </wp:inline>
+              </w:drawing>
             </w:r>
           </w:p>
         </w:tc>
@@ -20632,8 +20477,8 @@
     </w:tbl>
     <w:p/>
     <w:sectPr>
-      <w:headerReference w:type="default" r:id="rId11"/>
-      <w:footerReference w:type="default" r:id="rId12"/>
+      <w:headerReference w:type="default" r:id="rId13"/>
+      <w:footerReference w:type="default" r:id="rId14"/>
       <w:pgSz w:w="11906" w:h="16838"/>
       <w:pgMar w:top="1134" w:right="1134" w:bottom="1134" w:left="1134" w:header="560" w:footer="560" w:gutter="0"/>
       <w:cols w:space="720"/>
@@ -20745,7 +20590,25 @@
         <w:sz w:val="18"/>
         <w:szCs w:val="18"/>
       </w:rPr>
-      <w:t>IT012 – Tổ chức và Cấu trúc Máy tính II  ·  Lab 03: Làm quen với MARS</w:t>
+      <w:t xml:space="preserve">IT012 – Tổ chức và Cấu trúc Máy tính II  ·  </w:t>
+    </w:r>
+    <w:proofErr w:type="spellStart"/>
+    <w:r>
+      <w:rPr>
+        <w:color w:val="7F7F7F"/>
+        <w:sz w:val="18"/>
+        <w:szCs w:val="18"/>
+      </w:rPr>
+      <w:t>Lab</w:t>
+    </w:r>
+    <w:proofErr w:type="spellEnd"/>
+    <w:r>
+      <w:rPr>
+        <w:color w:val="7F7F7F"/>
+        <w:sz w:val="18"/>
+        <w:szCs w:val="18"/>
+      </w:rPr>
+      <w:t xml:space="preserve"> 03: Làm quen với MARS</w:t>
     </w:r>
   </w:p>
   <w:p>
